--- a/docs/uni-submission/mid-semeter report.docx
+++ b/docs/uni-submission/mid-semeter report.docx
@@ -294,7 +294,12 @@
     <w:p>
       <w:pPr>
         <w:pStyle w:val="Heading1"/>
+        <w:numPr>
+          <w:ilvl w:val="0"/>
+          <w:numId w:val="2"/>
+        </w:numPr>
         <w:bidi w:val="0"/>
+        <w:spacing w:before="0" w:after="120"/>
         <w:ind w:hanging="0" w:start="0"/>
         <w:rPr/>
       </w:pPr>
@@ -320,8 +325,6 @@
               <w:tab w:val="clear" w:pos="9638"/>
               <w:tab w:val="right" w:pos="9637" w:leader="dot"/>
             </w:tabs>
-            <w:bidi w:val="0"/>
-            <w:jc w:val="start"/>
             <w:rPr/>
           </w:pPr>
           <w:r>
@@ -344,9 +347,329 @@
               <w:rPr>
                 <w:rStyle w:val="IndexLink"/>
               </w:rPr>
-              <w:t>TABLE OF CONTENTS</w:t>
+              <w:t>1. TABLE OF CONTENTS</w:t>
               <w:tab/>
               <w:t>ii</w:t>
+            </w:r>
+          </w:hyperlink>
+        </w:p>
+        <w:p>
+          <w:pPr>
+            <w:pStyle w:val="TOC1"/>
+            <w:tabs>
+              <w:tab w:val="clear" w:pos="9638"/>
+              <w:tab w:val="right" w:pos="9637" w:leader="dot"/>
+            </w:tabs>
+            <w:rPr/>
+          </w:pPr>
+          <w:hyperlink w:anchor="__RefHeading___Toc2229_3810426074" w:tooltip="LIST OF ABBREVIATION">
+            <w:r>
+              <w:rPr>
+                <w:rStyle w:val="IndexLink"/>
+              </w:rPr>
+              <w:t>2. LIST OF ABBREVIATION</w:t>
+              <w:tab/>
+              <w:t>iii</w:t>
+            </w:r>
+          </w:hyperlink>
+        </w:p>
+        <w:p>
+          <w:pPr>
+            <w:pStyle w:val="TOC1"/>
+            <w:tabs>
+              <w:tab w:val="clear" w:pos="9638"/>
+              <w:tab w:val="right" w:pos="9637" w:leader="dot"/>
+            </w:tabs>
+            <w:rPr/>
+          </w:pPr>
+          <w:hyperlink w:anchor="__RefHeading___Toc2325_3810426074" w:tooltip="CHAPTER ONE: INTRODUCTION">
+            <w:r>
+              <w:rPr>
+                <w:rStyle w:val="IndexLink"/>
+              </w:rPr>
+              <w:t>CHAPTER ONE: INTRODUCTION</w:t>
+              <w:tab/>
+              <w:t>1</w:t>
+            </w:r>
+          </w:hyperlink>
+        </w:p>
+        <w:p>
+          <w:pPr>
+            <w:pStyle w:val="TOC2"/>
+            <w:tabs>
+              <w:tab w:val="clear" w:pos="9355"/>
+              <w:tab w:val="right" w:pos="9637" w:leader="dot"/>
+            </w:tabs>
+            <w:rPr/>
+          </w:pPr>
+          <w:hyperlink w:anchor="__RefHeading___Toc2354_3810426074" w:tooltip="1.1 BACKGROUND">
+            <w:r>
+              <w:rPr>
+                <w:rStyle w:val="IndexLink"/>
+              </w:rPr>
+              <w:t>1.1 BACKGROUND</w:t>
+              <w:tab/>
+              <w:t>1</w:t>
+            </w:r>
+          </w:hyperlink>
+        </w:p>
+        <w:p>
+          <w:pPr>
+            <w:pStyle w:val="TOC2"/>
+            <w:tabs>
+              <w:tab w:val="clear" w:pos="9355"/>
+              <w:tab w:val="right" w:pos="9637" w:leader="dot"/>
+            </w:tabs>
+            <w:rPr/>
+          </w:pPr>
+          <w:hyperlink w:anchor="__RefHeading___Toc2948_3810426074" w:tooltip="1.2 PROBLEM STATEMENT">
+            <w:r>
+              <w:rPr>
+                <w:rStyle w:val="IndexLink"/>
+              </w:rPr>
+              <w:t>1.2 PROBLEM STATEMENT</w:t>
+              <w:tab/>
+              <w:t>1</w:t>
+            </w:r>
+          </w:hyperlink>
+        </w:p>
+        <w:p>
+          <w:pPr>
+            <w:pStyle w:val="TOC2"/>
+            <w:tabs>
+              <w:tab w:val="clear" w:pos="9355"/>
+              <w:tab w:val="right" w:pos="9637" w:leader="dot"/>
+            </w:tabs>
+            <w:rPr/>
+          </w:pPr>
+          <w:hyperlink w:anchor="__RefHeading___Toc2946_3810426074" w:tooltip="1.3 MAIN OBJECTIVE">
+            <w:r>
+              <w:rPr>
+                <w:rStyle w:val="IndexLink"/>
+              </w:rPr>
+              <w:t>1.3 MAIN OBJECTIVE</w:t>
+              <w:tab/>
+              <w:t>1</w:t>
+            </w:r>
+          </w:hyperlink>
+        </w:p>
+        <w:p>
+          <w:pPr>
+            <w:pStyle w:val="TOC2"/>
+            <w:tabs>
+              <w:tab w:val="clear" w:pos="9355"/>
+              <w:tab w:val="right" w:pos="9637" w:leader="dot"/>
+            </w:tabs>
+            <w:rPr/>
+          </w:pPr>
+          <w:hyperlink w:anchor="__RefHeading___Toc2944_3810426074" w:tooltip="1.4 SPECIFIC OBJECTIVE">
+            <w:r>
+              <w:rPr>
+                <w:rStyle w:val="IndexLink"/>
+              </w:rPr>
+              <w:t>1.4 SPECIFIC OBJECTIVE</w:t>
+              <w:tab/>
+              <w:t>1</w:t>
+            </w:r>
+          </w:hyperlink>
+        </w:p>
+        <w:p>
+          <w:pPr>
+            <w:pStyle w:val="TOC2"/>
+            <w:tabs>
+              <w:tab w:val="clear" w:pos="9355"/>
+              <w:tab w:val="right" w:pos="9637" w:leader="dot"/>
+            </w:tabs>
+            <w:rPr/>
+          </w:pPr>
+          <w:hyperlink w:anchor="__RefHeading___Toc2942_3810426074" w:tooltip="1.5 SCOPE AND LIMITATIONS">
+            <w:r>
+              <w:rPr>
+                <w:rStyle w:val="IndexLink"/>
+              </w:rPr>
+              <w:t>1.5 SCOPE AND LIMITATIONS</w:t>
+              <w:tab/>
+              <w:t>2</w:t>
+            </w:r>
+          </w:hyperlink>
+        </w:p>
+        <w:p>
+          <w:pPr>
+            <w:pStyle w:val="TOC1"/>
+            <w:tabs>
+              <w:tab w:val="clear" w:pos="9638"/>
+              <w:tab w:val="right" w:pos="9637" w:leader="dot"/>
+            </w:tabs>
+            <w:rPr/>
+          </w:pPr>
+          <w:hyperlink w:anchor="__RefHeading___Toc2936_3810426074" w:tooltip="CHAPTER TWO: LITERATURE REVIEW">
+            <w:r>
+              <w:rPr>
+                <w:rStyle w:val="IndexLink"/>
+              </w:rPr>
+              <w:t>CHAPTER TWO: LITERATURE REVIEW</w:t>
+              <w:tab/>
+              <w:t>3</w:t>
+            </w:r>
+          </w:hyperlink>
+        </w:p>
+        <w:p>
+          <w:pPr>
+            <w:pStyle w:val="TOC2"/>
+            <w:tabs>
+              <w:tab w:val="clear" w:pos="9355"/>
+              <w:tab w:val="right" w:pos="9637" w:leader="dot"/>
+            </w:tabs>
+            <w:rPr/>
+          </w:pPr>
+          <w:hyperlink w:anchor="__RefHeading___Toc2940_3810426074" w:tooltip="2.1 RELATED TECHNOLOGIES">
+            <w:r>
+              <w:rPr>
+                <w:rStyle w:val="IndexLink"/>
+              </w:rPr>
+              <w:t>2.1 RELATED TECHNOLOGIES</w:t>
+              <w:tab/>
+              <w:t>3</w:t>
+            </w:r>
+          </w:hyperlink>
+        </w:p>
+        <w:p>
+          <w:pPr>
+            <w:pStyle w:val="TOC2"/>
+            <w:tabs>
+              <w:tab w:val="clear" w:pos="9355"/>
+              <w:tab w:val="right" w:pos="9637" w:leader="dot"/>
+            </w:tabs>
+            <w:rPr/>
+          </w:pPr>
+          <w:hyperlink w:anchor="__RefHeading___Toc2938_3810426074" w:tooltip="2.2 RESEARCH GAP">
+            <w:r>
+              <w:rPr>
+                <w:rStyle w:val="IndexLink"/>
+              </w:rPr>
+              <w:t>2.2 RESEARCH GAP</w:t>
+              <w:tab/>
+              <w:t>3</w:t>
+            </w:r>
+          </w:hyperlink>
+        </w:p>
+        <w:p>
+          <w:pPr>
+            <w:pStyle w:val="TOC1"/>
+            <w:tabs>
+              <w:tab w:val="clear" w:pos="9638"/>
+              <w:tab w:val="right" w:pos="9637" w:leader="dot"/>
+            </w:tabs>
+            <w:rPr/>
+          </w:pPr>
+          <w:hyperlink w:anchor="__RefHeading___Toc3054_3810426074" w:tooltip="CHAPTER THREE: METHODOLOGY">
+            <w:r>
+              <w:rPr>
+                <w:rStyle w:val="IndexLink"/>
+              </w:rPr>
+              <w:t>CHAPTER THREE: METHODOLOGY</w:t>
+              <w:tab/>
+              <w:t>4</w:t>
+            </w:r>
+          </w:hyperlink>
+        </w:p>
+        <w:p>
+          <w:pPr>
+            <w:pStyle w:val="TOC2"/>
+            <w:tabs>
+              <w:tab w:val="clear" w:pos="9355"/>
+              <w:tab w:val="right" w:pos="9637" w:leader="dot"/>
+            </w:tabs>
+            <w:rPr/>
+          </w:pPr>
+          <w:hyperlink w:anchor="__RefHeading___Toc3062_3810426074" w:tooltip="3.1 SYSTEM ARCHITECTURE">
+            <w:r>
+              <w:rPr>
+                <w:rStyle w:val="IndexLink"/>
+              </w:rPr>
+              <w:t>3.1 SYSTEM ARCHITECTURE</w:t>
+              <w:tab/>
+              <w:t>4</w:t>
+            </w:r>
+          </w:hyperlink>
+        </w:p>
+        <w:p>
+          <w:pPr>
+            <w:pStyle w:val="TOC2"/>
+            <w:tabs>
+              <w:tab w:val="clear" w:pos="9355"/>
+              <w:tab w:val="right" w:pos="9637" w:leader="dot"/>
+            </w:tabs>
+            <w:rPr/>
+          </w:pPr>
+          <w:hyperlink w:anchor="__RefHeading___Toc3060_3810426074" w:tooltip="3.2 FUNCTIONAL WORKFLOW">
+            <w:r>
+              <w:rPr>
+                <w:rStyle w:val="IndexLink"/>
+              </w:rPr>
+              <w:t>3.2 FUNCTIONAL WORKFLOW</w:t>
+              <w:tab/>
+              <w:t>4</w:t>
+            </w:r>
+          </w:hyperlink>
+        </w:p>
+        <w:p>
+          <w:pPr>
+            <w:pStyle w:val="TOC2"/>
+            <w:tabs>
+              <w:tab w:val="clear" w:pos="9355"/>
+              <w:tab w:val="right" w:pos="9637" w:leader="dot"/>
+            </w:tabs>
+            <w:rPr/>
+          </w:pPr>
+          <w:hyperlink w:anchor="__RefHeading___Toc3058_3810426074" w:tooltip="3.3 COMMUNICATION PROTOCOL">
+            <w:r>
+              <w:rPr>
+                <w:rStyle w:val="IndexLink"/>
+              </w:rPr>
+              <w:t>3.3 COMMUNICATION PROTOCOL</w:t>
+              <w:tab/>
+              <w:t>5</w:t>
+            </w:r>
+          </w:hyperlink>
+        </w:p>
+        <w:p>
+          <w:pPr>
+            <w:pStyle w:val="TOC2"/>
+            <w:tabs>
+              <w:tab w:val="clear" w:pos="9355"/>
+              <w:tab w:val="right" w:pos="9637" w:leader="dot"/>
+            </w:tabs>
+            <w:rPr/>
+          </w:pPr>
+          <w:hyperlink w:anchor="__RefHeading___Toc3056_3810426074" w:tooltip="3.4 HARDWARE AND TOOLS USED">
+            <w:r>
+              <w:rPr>
+                <w:rStyle w:val="IndexLink"/>
+              </w:rPr>
+              <w:t>3.4 HARDWARE AND TOOLS USED</w:t>
+              <w:tab/>
+              <w:t>5</w:t>
+            </w:r>
+          </w:hyperlink>
+        </w:p>
+        <w:p>
+          <w:pPr>
+            <w:pStyle w:val="TOC1"/>
+            <w:tabs>
+              <w:tab w:val="clear" w:pos="9638"/>
+              <w:tab w:val="right" w:pos="9637" w:leader="dot"/>
+            </w:tabs>
+            <w:rPr/>
+          </w:pPr>
+          <w:hyperlink w:anchor="__RefHeading___Toc2934_3810426074" w:tooltip="REFERENCES">
+            <w:r>
+              <w:rPr>
+                <w:rStyle w:val="IndexLink"/>
+              </w:rPr>
+              <w:t>REFERENCES</w:t>
+              <w:tab/>
+              <w:t>6</w:t>
             </w:r>
           </w:hyperlink>
           <w:r>
@@ -367,33 +690,1883 @@
       <w:r>
         <w:rPr/>
       </w:r>
-    </w:p>
-    <w:p>
-      <w:pPr>
-        <w:pStyle w:val="Normal"/>
-        <w:bidi w:val="0"/>
-        <w:spacing w:lineRule="auto" w:line="480"/>
-        <w:jc w:val="center"/>
+      <w:r>
+        <w:br w:type="page"/>
+      </w:r>
+    </w:p>
+    <w:p>
+      <w:pPr>
+        <w:pStyle w:val="Heading1"/>
+        <w:numPr>
+          <w:ilvl w:val="0"/>
+          <w:numId w:val="2"/>
+        </w:numPr>
+        <w:ind w:hanging="0" w:start="0"/>
+        <w:rPr/>
+      </w:pPr>
+      <w:bookmarkStart w:id="1" w:name="__RefHeading___Toc2229_3810426074"/>
+      <w:bookmarkEnd w:id="1"/>
+      <w:r>
+        <w:rPr/>
+        <w:t>LIST OF ABBREVIATION</w:t>
+      </w:r>
+    </w:p>
+    <w:tbl>
+      <w:tblPr>
+        <w:tblW w:w="9635" w:type="dxa"/>
+        <w:jc w:val="start"/>
+        <w:tblInd w:w="-5" w:type="dxa"/>
+        <w:tblLayout w:type="fixed"/>
+        <w:tblCellMar>
+          <w:top w:w="55" w:type="dxa"/>
+          <w:start w:w="55" w:type="dxa"/>
+          <w:bottom w:w="55" w:type="dxa"/>
+          <w:end w:w="55" w:type="dxa"/>
+        </w:tblCellMar>
+      </w:tblPr>
+      <w:tblGrid>
+        <w:gridCol w:w="2850"/>
+        <w:gridCol w:w="6785"/>
+      </w:tblGrid>
+      <w:tr>
+        <w:trPr/>
+        <w:tc>
+          <w:tcPr>
+            <w:tcW w:w="2850" w:type="dxa"/>
+            <w:tcBorders>
+              <w:top w:val="single" w:sz="4" w:space="0" w:color="000000"/>
+              <w:start w:val="single" w:sz="4" w:space="0" w:color="000000"/>
+              <w:bottom w:val="single" w:sz="4" w:space="0" w:color="000000"/>
+            </w:tcBorders>
+          </w:tcPr>
+          <w:p>
+            <w:pPr>
+              <w:pStyle w:val="TableContents"/>
+              <w:jc w:val="center"/>
+              <w:rPr>
+                <w:rFonts w:ascii="Liberation Serif" w:hAnsi="Liberation Serif"/>
+                <w:b/>
+                <w:bCs/>
+                <w:i w:val="false"/>
+                <w:iCs w:val="false"/>
+                <w:strike w:val="false"/>
+                <w:dstrike w:val="false"/>
+                <w:outline w:val="false"/>
+                <w:shadow w:val="false"/>
+                <w:color w:val="000000"/>
+                <w:sz w:val="24"/>
+                <w:szCs w:val="24"/>
+                <w:u w:val="none"/>
+              </w:rPr>
+            </w:pPr>
+            <w:r>
+              <w:rPr>
+                <w:b/>
+                <w:bCs/>
+                <w:i w:val="false"/>
+                <w:iCs w:val="false"/>
+                <w:strike w:val="false"/>
+                <w:dstrike w:val="false"/>
+                <w:outline w:val="false"/>
+                <w:shadow w:val="false"/>
+                <w:color w:val="000000"/>
+                <w:sz w:val="24"/>
+                <w:szCs w:val="24"/>
+                <w:u w:val="none"/>
+              </w:rPr>
+              <w:t>ABBREVIATION</w:t>
+            </w:r>
+          </w:p>
+        </w:tc>
+        <w:tc>
+          <w:tcPr>
+            <w:tcW w:w="6785" w:type="dxa"/>
+            <w:tcBorders>
+              <w:top w:val="single" w:sz="4" w:space="0" w:color="000000"/>
+              <w:start w:val="single" w:sz="4" w:space="0" w:color="000000"/>
+              <w:bottom w:val="single" w:sz="4" w:space="0" w:color="000000"/>
+              <w:end w:val="single" w:sz="4" w:space="0" w:color="000000"/>
+            </w:tcBorders>
+          </w:tcPr>
+          <w:p>
+            <w:pPr>
+              <w:pStyle w:val="TableContents"/>
+              <w:jc w:val="center"/>
+              <w:rPr>
+                <w:rFonts w:ascii="Liberation Serif" w:hAnsi="Liberation Serif"/>
+                <w:b/>
+                <w:bCs/>
+                <w:i w:val="false"/>
+                <w:iCs w:val="false"/>
+                <w:strike w:val="false"/>
+                <w:dstrike w:val="false"/>
+                <w:outline w:val="false"/>
+                <w:shadow w:val="false"/>
+                <w:color w:val="000000"/>
+                <w:sz w:val="24"/>
+                <w:szCs w:val="24"/>
+                <w:u w:val="none"/>
+              </w:rPr>
+            </w:pPr>
+            <w:r>
+              <w:rPr>
+                <w:b/>
+                <w:bCs/>
+                <w:i w:val="false"/>
+                <w:iCs w:val="false"/>
+                <w:strike w:val="false"/>
+                <w:dstrike w:val="false"/>
+                <w:outline w:val="false"/>
+                <w:shadow w:val="false"/>
+                <w:color w:val="000000"/>
+                <w:sz w:val="24"/>
+                <w:szCs w:val="24"/>
+                <w:u w:val="none"/>
+              </w:rPr>
+              <w:t>LONG FORM</w:t>
+            </w:r>
+          </w:p>
+        </w:tc>
+      </w:tr>
+      <w:tr>
+        <w:trPr/>
+        <w:tc>
+          <w:tcPr>
+            <w:tcW w:w="2850" w:type="dxa"/>
+            <w:tcBorders>
+              <w:start w:val="single" w:sz="4" w:space="0" w:color="000000"/>
+              <w:bottom w:val="single" w:sz="4" w:space="0" w:color="000000"/>
+            </w:tcBorders>
+          </w:tcPr>
+          <w:p>
+            <w:pPr>
+              <w:pStyle w:val="TableContents"/>
+              <w:jc w:val="center"/>
+              <w:rPr>
+                <w:rFonts w:ascii="Liberation Serif" w:hAnsi="Liberation Serif"/>
+                <w:b w:val="false"/>
+                <w:bCs w:val="false"/>
+                <w:i w:val="false"/>
+                <w:iCs w:val="false"/>
+                <w:strike w:val="false"/>
+                <w:dstrike w:val="false"/>
+                <w:outline w:val="false"/>
+                <w:shadow w:val="false"/>
+                <w:color w:val="000000"/>
+                <w:sz w:val="24"/>
+                <w:szCs w:val="24"/>
+                <w:u w:val="none"/>
+              </w:rPr>
+            </w:pPr>
+            <w:r>
+              <w:rPr>
+                <w:b w:val="false"/>
+                <w:bCs w:val="false"/>
+                <w:i w:val="false"/>
+                <w:iCs w:val="false"/>
+                <w:strike w:val="false"/>
+                <w:dstrike w:val="false"/>
+                <w:outline w:val="false"/>
+                <w:shadow w:val="false"/>
+                <w:color w:val="000000"/>
+                <w:sz w:val="24"/>
+                <w:szCs w:val="24"/>
+                <w:u w:val="none"/>
+              </w:rPr>
+              <w:t>API</w:t>
+            </w:r>
+          </w:p>
+        </w:tc>
+        <w:tc>
+          <w:tcPr>
+            <w:tcW w:w="6785" w:type="dxa"/>
+            <w:tcBorders>
+              <w:start w:val="single" w:sz="4" w:space="0" w:color="000000"/>
+              <w:bottom w:val="single" w:sz="4" w:space="0" w:color="000000"/>
+              <w:end w:val="single" w:sz="4" w:space="0" w:color="000000"/>
+            </w:tcBorders>
+          </w:tcPr>
+          <w:p>
+            <w:pPr>
+              <w:pStyle w:val="TableContents"/>
+              <w:jc w:val="center"/>
+              <w:rPr>
+                <w:rFonts w:ascii="Liberation Serif" w:hAnsi="Liberation Serif"/>
+                <w:b w:val="false"/>
+                <w:bCs w:val="false"/>
+                <w:i w:val="false"/>
+                <w:iCs w:val="false"/>
+                <w:strike w:val="false"/>
+                <w:dstrike w:val="false"/>
+                <w:outline w:val="false"/>
+                <w:shadow w:val="false"/>
+                <w:color w:val="000000"/>
+                <w:sz w:val="24"/>
+                <w:szCs w:val="24"/>
+                <w:u w:val="none"/>
+              </w:rPr>
+            </w:pPr>
+            <w:r>
+              <w:rPr>
+                <w:b w:val="false"/>
+                <w:bCs w:val="false"/>
+                <w:i w:val="false"/>
+                <w:iCs w:val="false"/>
+                <w:strike w:val="false"/>
+                <w:dstrike w:val="false"/>
+                <w:outline w:val="false"/>
+                <w:shadow w:val="false"/>
+                <w:color w:val="000000"/>
+                <w:sz w:val="24"/>
+                <w:szCs w:val="24"/>
+                <w:u w:val="none"/>
+              </w:rPr>
+              <w:t>Application Program Interface</w:t>
+            </w:r>
+          </w:p>
+        </w:tc>
+      </w:tr>
+      <w:tr>
+        <w:trPr/>
+        <w:tc>
+          <w:tcPr>
+            <w:tcW w:w="2850" w:type="dxa"/>
+            <w:tcBorders>
+              <w:start w:val="single" w:sz="4" w:space="0" w:color="000000"/>
+              <w:bottom w:val="single" w:sz="4" w:space="0" w:color="000000"/>
+            </w:tcBorders>
+          </w:tcPr>
+          <w:p>
+            <w:pPr>
+              <w:pStyle w:val="TableContents"/>
+              <w:jc w:val="center"/>
+              <w:rPr>
+                <w:rFonts w:ascii="Liberation Serif" w:hAnsi="Liberation Serif"/>
+                <w:b w:val="false"/>
+                <w:bCs w:val="false"/>
+                <w:i w:val="false"/>
+                <w:iCs w:val="false"/>
+                <w:strike w:val="false"/>
+                <w:dstrike w:val="false"/>
+                <w:outline w:val="false"/>
+                <w:shadow w:val="false"/>
+                <w:color w:val="000000"/>
+                <w:sz w:val="24"/>
+                <w:szCs w:val="24"/>
+                <w:u w:val="none"/>
+              </w:rPr>
+            </w:pPr>
+            <w:r>
+              <w:rPr>
+                <w:b w:val="false"/>
+                <w:bCs w:val="false"/>
+                <w:i w:val="false"/>
+                <w:iCs w:val="false"/>
+                <w:strike w:val="false"/>
+                <w:dstrike w:val="false"/>
+                <w:outline w:val="false"/>
+                <w:shadow w:val="false"/>
+                <w:color w:val="000000"/>
+                <w:sz w:val="24"/>
+                <w:szCs w:val="24"/>
+                <w:u w:val="none"/>
+              </w:rPr>
+              <w:t>DB</w:t>
+            </w:r>
+          </w:p>
+        </w:tc>
+        <w:tc>
+          <w:tcPr>
+            <w:tcW w:w="6785" w:type="dxa"/>
+            <w:tcBorders>
+              <w:start w:val="single" w:sz="4" w:space="0" w:color="000000"/>
+              <w:bottom w:val="single" w:sz="4" w:space="0" w:color="000000"/>
+              <w:end w:val="single" w:sz="4" w:space="0" w:color="000000"/>
+            </w:tcBorders>
+          </w:tcPr>
+          <w:p>
+            <w:pPr>
+              <w:pStyle w:val="TableContents"/>
+              <w:jc w:val="center"/>
+              <w:rPr>
+                <w:rFonts w:ascii="Liberation Serif" w:hAnsi="Liberation Serif"/>
+                <w:b w:val="false"/>
+                <w:bCs w:val="false"/>
+                <w:i w:val="false"/>
+                <w:iCs w:val="false"/>
+                <w:strike w:val="false"/>
+                <w:dstrike w:val="false"/>
+                <w:outline w:val="false"/>
+                <w:shadow w:val="false"/>
+                <w:color w:val="000000"/>
+                <w:sz w:val="24"/>
+                <w:szCs w:val="24"/>
+                <w:u w:val="none"/>
+              </w:rPr>
+            </w:pPr>
+            <w:r>
+              <w:rPr>
+                <w:b w:val="false"/>
+                <w:bCs w:val="false"/>
+                <w:i w:val="false"/>
+                <w:iCs w:val="false"/>
+                <w:strike w:val="false"/>
+                <w:dstrike w:val="false"/>
+                <w:outline w:val="false"/>
+                <w:shadow w:val="false"/>
+                <w:color w:val="000000"/>
+                <w:sz w:val="24"/>
+                <w:szCs w:val="24"/>
+                <w:u w:val="none"/>
+              </w:rPr>
+              <w:t>Database</w:t>
+            </w:r>
+          </w:p>
+        </w:tc>
+      </w:tr>
+      <w:tr>
+        <w:trPr/>
+        <w:tc>
+          <w:tcPr>
+            <w:tcW w:w="2850" w:type="dxa"/>
+            <w:tcBorders>
+              <w:start w:val="single" w:sz="4" w:space="0" w:color="000000"/>
+              <w:bottom w:val="single" w:sz="4" w:space="0" w:color="000000"/>
+            </w:tcBorders>
+          </w:tcPr>
+          <w:p>
+            <w:pPr>
+              <w:pStyle w:val="TableContents"/>
+              <w:jc w:val="center"/>
+              <w:rPr>
+                <w:rFonts w:ascii="Liberation Serif" w:hAnsi="Liberation Serif"/>
+                <w:b w:val="false"/>
+                <w:bCs w:val="false"/>
+                <w:i w:val="false"/>
+                <w:iCs w:val="false"/>
+                <w:strike w:val="false"/>
+                <w:dstrike w:val="false"/>
+                <w:outline w:val="false"/>
+                <w:shadow w:val="false"/>
+                <w:color w:val="000000"/>
+                <w:sz w:val="24"/>
+                <w:szCs w:val="24"/>
+                <w:u w:val="none"/>
+              </w:rPr>
+            </w:pPr>
+            <w:r>
+              <w:rPr>
+                <w:b w:val="false"/>
+                <w:bCs w:val="false"/>
+                <w:i w:val="false"/>
+                <w:iCs w:val="false"/>
+                <w:strike w:val="false"/>
+                <w:dstrike w:val="false"/>
+                <w:outline w:val="false"/>
+                <w:shadow w:val="false"/>
+                <w:color w:val="000000"/>
+                <w:sz w:val="24"/>
+                <w:szCs w:val="24"/>
+                <w:u w:val="none"/>
+              </w:rPr>
+              <w:t>ID</w:t>
+            </w:r>
+          </w:p>
+        </w:tc>
+        <w:tc>
+          <w:tcPr>
+            <w:tcW w:w="6785" w:type="dxa"/>
+            <w:tcBorders>
+              <w:start w:val="single" w:sz="4" w:space="0" w:color="000000"/>
+              <w:bottom w:val="single" w:sz="4" w:space="0" w:color="000000"/>
+              <w:end w:val="single" w:sz="4" w:space="0" w:color="000000"/>
+            </w:tcBorders>
+          </w:tcPr>
+          <w:p>
+            <w:pPr>
+              <w:pStyle w:val="TableContents"/>
+              <w:jc w:val="center"/>
+              <w:rPr>
+                <w:rFonts w:ascii="Liberation Serif" w:hAnsi="Liberation Serif"/>
+                <w:b w:val="false"/>
+                <w:bCs w:val="false"/>
+                <w:i w:val="false"/>
+                <w:iCs w:val="false"/>
+                <w:strike w:val="false"/>
+                <w:dstrike w:val="false"/>
+                <w:outline w:val="false"/>
+                <w:shadow w:val="false"/>
+                <w:color w:val="000000"/>
+                <w:sz w:val="24"/>
+                <w:szCs w:val="24"/>
+                <w:u w:val="none"/>
+              </w:rPr>
+            </w:pPr>
+            <w:r>
+              <w:rPr>
+                <w:b w:val="false"/>
+                <w:bCs w:val="false"/>
+                <w:i w:val="false"/>
+                <w:iCs w:val="false"/>
+                <w:strike w:val="false"/>
+                <w:dstrike w:val="false"/>
+                <w:outline w:val="false"/>
+                <w:shadow w:val="false"/>
+                <w:color w:val="000000"/>
+                <w:sz w:val="24"/>
+                <w:szCs w:val="24"/>
+                <w:u w:val="none"/>
+              </w:rPr>
+              <w:t>Identification</w:t>
+            </w:r>
+          </w:p>
+        </w:tc>
+      </w:tr>
+      <w:tr>
+        <w:trPr/>
+        <w:tc>
+          <w:tcPr>
+            <w:tcW w:w="2850" w:type="dxa"/>
+            <w:tcBorders>
+              <w:start w:val="single" w:sz="4" w:space="0" w:color="000000"/>
+              <w:bottom w:val="single" w:sz="4" w:space="0" w:color="000000"/>
+            </w:tcBorders>
+          </w:tcPr>
+          <w:p>
+            <w:pPr>
+              <w:pStyle w:val="TableContents"/>
+              <w:jc w:val="center"/>
+              <w:rPr>
+                <w:rFonts w:ascii="Liberation Serif" w:hAnsi="Liberation Serif"/>
+                <w:b w:val="false"/>
+                <w:bCs w:val="false"/>
+                <w:i w:val="false"/>
+                <w:iCs w:val="false"/>
+                <w:strike w:val="false"/>
+                <w:dstrike w:val="false"/>
+                <w:outline w:val="false"/>
+                <w:shadow w:val="false"/>
+                <w:color w:val="000000"/>
+                <w:sz w:val="24"/>
+                <w:szCs w:val="24"/>
+                <w:u w:val="none"/>
+              </w:rPr>
+            </w:pPr>
+            <w:r>
+              <w:rPr>
+                <w:b w:val="false"/>
+                <w:bCs w:val="false"/>
+                <w:i w:val="false"/>
+                <w:iCs w:val="false"/>
+                <w:strike w:val="false"/>
+                <w:dstrike w:val="false"/>
+                <w:outline w:val="false"/>
+                <w:shadow w:val="false"/>
+                <w:color w:val="000000"/>
+                <w:sz w:val="24"/>
+                <w:szCs w:val="24"/>
+                <w:u w:val="none"/>
+              </w:rPr>
+              <w:t>IoT</w:t>
+            </w:r>
+          </w:p>
+        </w:tc>
+        <w:tc>
+          <w:tcPr>
+            <w:tcW w:w="6785" w:type="dxa"/>
+            <w:tcBorders>
+              <w:start w:val="single" w:sz="4" w:space="0" w:color="000000"/>
+              <w:bottom w:val="single" w:sz="4" w:space="0" w:color="000000"/>
+              <w:end w:val="single" w:sz="4" w:space="0" w:color="000000"/>
+            </w:tcBorders>
+          </w:tcPr>
+          <w:p>
+            <w:pPr>
+              <w:pStyle w:val="TableContents"/>
+              <w:jc w:val="center"/>
+              <w:rPr>
+                <w:rFonts w:ascii="Liberation Serif" w:hAnsi="Liberation Serif"/>
+                <w:b w:val="false"/>
+                <w:bCs w:val="false"/>
+                <w:i w:val="false"/>
+                <w:iCs w:val="false"/>
+                <w:strike w:val="false"/>
+                <w:dstrike w:val="false"/>
+                <w:outline w:val="false"/>
+                <w:shadow w:val="false"/>
+                <w:color w:val="000000"/>
+                <w:sz w:val="24"/>
+                <w:szCs w:val="24"/>
+                <w:u w:val="none"/>
+              </w:rPr>
+            </w:pPr>
+            <w:r>
+              <w:rPr>
+                <w:b w:val="false"/>
+                <w:bCs w:val="false"/>
+                <w:i w:val="false"/>
+                <w:iCs w:val="false"/>
+                <w:strike w:val="false"/>
+                <w:dstrike w:val="false"/>
+                <w:outline w:val="false"/>
+                <w:shadow w:val="false"/>
+                <w:color w:val="000000"/>
+                <w:sz w:val="24"/>
+                <w:szCs w:val="24"/>
+                <w:u w:val="none"/>
+              </w:rPr>
+              <w:t>Internet of Things</w:t>
+            </w:r>
+          </w:p>
+        </w:tc>
+      </w:tr>
+      <w:tr>
+        <w:trPr/>
+        <w:tc>
+          <w:tcPr>
+            <w:tcW w:w="2850" w:type="dxa"/>
+            <w:tcBorders>
+              <w:start w:val="single" w:sz="4" w:space="0" w:color="000000"/>
+              <w:bottom w:val="single" w:sz="4" w:space="0" w:color="000000"/>
+            </w:tcBorders>
+          </w:tcPr>
+          <w:p>
+            <w:pPr>
+              <w:pStyle w:val="TableContents"/>
+              <w:jc w:val="center"/>
+              <w:rPr>
+                <w:rFonts w:ascii="Liberation Serif" w:hAnsi="Liberation Serif"/>
+                <w:b w:val="false"/>
+                <w:bCs w:val="false"/>
+                <w:i w:val="false"/>
+                <w:iCs w:val="false"/>
+                <w:strike w:val="false"/>
+                <w:dstrike w:val="false"/>
+                <w:outline w:val="false"/>
+                <w:shadow w:val="false"/>
+                <w:color w:val="000000"/>
+                <w:sz w:val="24"/>
+                <w:szCs w:val="24"/>
+                <w:u w:val="none"/>
+              </w:rPr>
+            </w:pPr>
+            <w:r>
+              <w:rPr>
+                <w:b w:val="false"/>
+                <w:bCs w:val="false"/>
+                <w:i w:val="false"/>
+                <w:iCs w:val="false"/>
+                <w:strike w:val="false"/>
+                <w:dstrike w:val="false"/>
+                <w:outline w:val="false"/>
+                <w:shadow w:val="false"/>
+                <w:color w:val="000000"/>
+                <w:sz w:val="24"/>
+                <w:szCs w:val="24"/>
+                <w:u w:val="none"/>
+              </w:rPr>
+              <w:t>OTP</w:t>
+            </w:r>
+          </w:p>
+        </w:tc>
+        <w:tc>
+          <w:tcPr>
+            <w:tcW w:w="6785" w:type="dxa"/>
+            <w:tcBorders>
+              <w:start w:val="single" w:sz="4" w:space="0" w:color="000000"/>
+              <w:bottom w:val="single" w:sz="4" w:space="0" w:color="000000"/>
+              <w:end w:val="single" w:sz="4" w:space="0" w:color="000000"/>
+            </w:tcBorders>
+          </w:tcPr>
+          <w:p>
+            <w:pPr>
+              <w:pStyle w:val="TableContents"/>
+              <w:jc w:val="center"/>
+              <w:rPr>
+                <w:rFonts w:ascii="Liberation Serif" w:hAnsi="Liberation Serif"/>
+                <w:b w:val="false"/>
+                <w:bCs w:val="false"/>
+                <w:i w:val="false"/>
+                <w:iCs w:val="false"/>
+                <w:strike w:val="false"/>
+                <w:dstrike w:val="false"/>
+                <w:outline w:val="false"/>
+                <w:shadow w:val="false"/>
+                <w:color w:val="000000"/>
+                <w:sz w:val="24"/>
+                <w:szCs w:val="24"/>
+                <w:u w:val="none"/>
+              </w:rPr>
+            </w:pPr>
+            <w:r>
+              <w:rPr>
+                <w:b w:val="false"/>
+                <w:bCs w:val="false"/>
+                <w:i w:val="false"/>
+                <w:iCs w:val="false"/>
+                <w:strike w:val="false"/>
+                <w:dstrike w:val="false"/>
+                <w:outline w:val="false"/>
+                <w:shadow w:val="false"/>
+                <w:color w:val="000000"/>
+                <w:sz w:val="24"/>
+                <w:szCs w:val="24"/>
+                <w:u w:val="none"/>
+              </w:rPr>
+              <w:t>One Time Password</w:t>
+            </w:r>
+          </w:p>
+        </w:tc>
+      </w:tr>
+      <w:tr>
+        <w:trPr/>
+        <w:tc>
+          <w:tcPr>
+            <w:tcW w:w="2850" w:type="dxa"/>
+            <w:tcBorders>
+              <w:start w:val="single" w:sz="4" w:space="0" w:color="000000"/>
+              <w:bottom w:val="single" w:sz="4" w:space="0" w:color="000000"/>
+            </w:tcBorders>
+          </w:tcPr>
+          <w:p>
+            <w:pPr>
+              <w:pStyle w:val="TableContents"/>
+              <w:jc w:val="center"/>
+              <w:rPr>
+                <w:rFonts w:ascii="Liberation Serif" w:hAnsi="Liberation Serif"/>
+                <w:b w:val="false"/>
+                <w:bCs w:val="false"/>
+                <w:i w:val="false"/>
+                <w:iCs w:val="false"/>
+                <w:strike w:val="false"/>
+                <w:dstrike w:val="false"/>
+                <w:outline w:val="false"/>
+                <w:shadow w:val="false"/>
+                <w:color w:val="000000"/>
+                <w:sz w:val="24"/>
+                <w:szCs w:val="24"/>
+                <w:u w:val="none"/>
+              </w:rPr>
+            </w:pPr>
+            <w:r>
+              <w:rPr>
+                <w:b w:val="false"/>
+                <w:bCs w:val="false"/>
+                <w:i w:val="false"/>
+                <w:iCs w:val="false"/>
+                <w:strike w:val="false"/>
+                <w:dstrike w:val="false"/>
+                <w:outline w:val="false"/>
+                <w:shadow w:val="false"/>
+                <w:color w:val="000000"/>
+                <w:sz w:val="24"/>
+                <w:szCs w:val="24"/>
+                <w:u w:val="none"/>
+              </w:rPr>
+              <w:t>PWM</w:t>
+            </w:r>
+          </w:p>
+        </w:tc>
+        <w:tc>
+          <w:tcPr>
+            <w:tcW w:w="6785" w:type="dxa"/>
+            <w:tcBorders>
+              <w:start w:val="single" w:sz="4" w:space="0" w:color="000000"/>
+              <w:bottom w:val="single" w:sz="4" w:space="0" w:color="000000"/>
+              <w:end w:val="single" w:sz="4" w:space="0" w:color="000000"/>
+            </w:tcBorders>
+          </w:tcPr>
+          <w:p>
+            <w:pPr>
+              <w:pStyle w:val="TableContents"/>
+              <w:jc w:val="center"/>
+              <w:rPr>
+                <w:rFonts w:ascii="Liberation Serif" w:hAnsi="Liberation Serif"/>
+                <w:b w:val="false"/>
+                <w:bCs w:val="false"/>
+                <w:i w:val="false"/>
+                <w:iCs w:val="false"/>
+                <w:strike w:val="false"/>
+                <w:dstrike w:val="false"/>
+                <w:outline w:val="false"/>
+                <w:shadow w:val="false"/>
+                <w:color w:val="000000"/>
+                <w:sz w:val="24"/>
+                <w:szCs w:val="24"/>
+                <w:u w:val="none"/>
+              </w:rPr>
+            </w:pPr>
+            <w:r>
+              <w:rPr>
+                <w:b w:val="false"/>
+                <w:bCs w:val="false"/>
+                <w:i w:val="false"/>
+                <w:iCs w:val="false"/>
+                <w:strike w:val="false"/>
+                <w:dstrike w:val="false"/>
+                <w:outline w:val="false"/>
+                <w:shadow w:val="false"/>
+                <w:color w:val="000000"/>
+                <w:sz w:val="24"/>
+                <w:szCs w:val="24"/>
+                <w:u w:val="none"/>
+              </w:rPr>
+              <w:t>Pulse-Width Modulation</w:t>
+            </w:r>
+          </w:p>
+        </w:tc>
+      </w:tr>
+      <w:tr>
+        <w:trPr/>
+        <w:tc>
+          <w:tcPr>
+            <w:tcW w:w="2850" w:type="dxa"/>
+            <w:tcBorders>
+              <w:start w:val="single" w:sz="4" w:space="0" w:color="000000"/>
+              <w:bottom w:val="single" w:sz="4" w:space="0" w:color="000000"/>
+            </w:tcBorders>
+          </w:tcPr>
+          <w:p>
+            <w:pPr>
+              <w:pStyle w:val="TableContents"/>
+              <w:jc w:val="center"/>
+              <w:rPr>
+                <w:rFonts w:ascii="Liberation Serif" w:hAnsi="Liberation Serif"/>
+                <w:b w:val="false"/>
+                <w:bCs w:val="false"/>
+                <w:i w:val="false"/>
+                <w:iCs w:val="false"/>
+                <w:strike w:val="false"/>
+                <w:dstrike w:val="false"/>
+                <w:outline w:val="false"/>
+                <w:shadow w:val="false"/>
+                <w:color w:val="000000"/>
+                <w:sz w:val="24"/>
+                <w:szCs w:val="24"/>
+                <w:u w:val="none"/>
+              </w:rPr>
+            </w:pPr>
+            <w:r>
+              <w:rPr>
+                <w:b w:val="false"/>
+                <w:bCs w:val="false"/>
+                <w:i w:val="false"/>
+                <w:iCs w:val="false"/>
+                <w:strike w:val="false"/>
+                <w:dstrike w:val="false"/>
+                <w:outline w:val="false"/>
+                <w:shadow w:val="false"/>
+                <w:color w:val="000000"/>
+                <w:sz w:val="24"/>
+                <w:szCs w:val="24"/>
+                <w:u w:val="none"/>
+              </w:rPr>
+              <w:t>SMS</w:t>
+            </w:r>
+          </w:p>
+        </w:tc>
+        <w:tc>
+          <w:tcPr>
+            <w:tcW w:w="6785" w:type="dxa"/>
+            <w:tcBorders>
+              <w:start w:val="single" w:sz="4" w:space="0" w:color="000000"/>
+              <w:bottom w:val="single" w:sz="4" w:space="0" w:color="000000"/>
+              <w:end w:val="single" w:sz="4" w:space="0" w:color="000000"/>
+            </w:tcBorders>
+          </w:tcPr>
+          <w:p>
+            <w:pPr>
+              <w:pStyle w:val="TableContents"/>
+              <w:jc w:val="center"/>
+              <w:rPr>
+                <w:rFonts w:ascii="Liberation Serif" w:hAnsi="Liberation Serif"/>
+                <w:b w:val="false"/>
+                <w:bCs w:val="false"/>
+                <w:i w:val="false"/>
+                <w:iCs w:val="false"/>
+                <w:strike w:val="false"/>
+                <w:dstrike w:val="false"/>
+                <w:outline w:val="false"/>
+                <w:shadow w:val="false"/>
+                <w:color w:val="000000"/>
+                <w:sz w:val="24"/>
+                <w:szCs w:val="24"/>
+                <w:u w:val="none"/>
+              </w:rPr>
+            </w:pPr>
+            <w:r>
+              <w:rPr>
+                <w:b w:val="false"/>
+                <w:bCs w:val="false"/>
+                <w:i w:val="false"/>
+                <w:iCs w:val="false"/>
+                <w:strike w:val="false"/>
+                <w:dstrike w:val="false"/>
+                <w:outline w:val="false"/>
+                <w:shadow w:val="false"/>
+                <w:color w:val="000000"/>
+                <w:sz w:val="24"/>
+                <w:szCs w:val="24"/>
+                <w:u w:val="none"/>
+              </w:rPr>
+              <w:t>Short Message Service</w:t>
+            </w:r>
+          </w:p>
+        </w:tc>
+      </w:tr>
+      <w:tr>
+        <w:trPr/>
+        <w:tc>
+          <w:tcPr>
+            <w:tcW w:w="2850" w:type="dxa"/>
+            <w:tcBorders>
+              <w:start w:val="single" w:sz="4" w:space="0" w:color="000000"/>
+              <w:bottom w:val="single" w:sz="4" w:space="0" w:color="000000"/>
+            </w:tcBorders>
+          </w:tcPr>
+          <w:p>
+            <w:pPr>
+              <w:pStyle w:val="TableContents"/>
+              <w:jc w:val="center"/>
+              <w:rPr>
+                <w:rFonts w:ascii="Liberation Serif" w:hAnsi="Liberation Serif"/>
+                <w:b w:val="false"/>
+                <w:bCs w:val="false"/>
+                <w:i w:val="false"/>
+                <w:iCs w:val="false"/>
+                <w:strike w:val="false"/>
+                <w:dstrike w:val="false"/>
+                <w:outline w:val="false"/>
+                <w:shadow w:val="false"/>
+                <w:color w:val="000000"/>
+                <w:sz w:val="24"/>
+                <w:szCs w:val="24"/>
+                <w:u w:val="none"/>
+              </w:rPr>
+            </w:pPr>
+            <w:r>
+              <w:rPr>
+                <w:b w:val="false"/>
+                <w:bCs w:val="false"/>
+                <w:i w:val="false"/>
+                <w:iCs w:val="false"/>
+                <w:strike w:val="false"/>
+                <w:dstrike w:val="false"/>
+                <w:outline w:val="false"/>
+                <w:shadow w:val="false"/>
+                <w:color w:val="000000"/>
+                <w:sz w:val="24"/>
+                <w:szCs w:val="24"/>
+                <w:u w:val="none"/>
+              </w:rPr>
+              <w:t>Wi-Fi</w:t>
+            </w:r>
+          </w:p>
+        </w:tc>
+        <w:tc>
+          <w:tcPr>
+            <w:tcW w:w="6785" w:type="dxa"/>
+            <w:tcBorders>
+              <w:start w:val="single" w:sz="4" w:space="0" w:color="000000"/>
+              <w:bottom w:val="single" w:sz="4" w:space="0" w:color="000000"/>
+              <w:end w:val="single" w:sz="4" w:space="0" w:color="000000"/>
+            </w:tcBorders>
+          </w:tcPr>
+          <w:p>
+            <w:pPr>
+              <w:pStyle w:val="TableContents"/>
+              <w:jc w:val="center"/>
+              <w:rPr>
+                <w:rFonts w:ascii="Liberation Serif" w:hAnsi="Liberation Serif"/>
+                <w:b w:val="false"/>
+                <w:bCs w:val="false"/>
+                <w:i w:val="false"/>
+                <w:iCs w:val="false"/>
+                <w:strike w:val="false"/>
+                <w:dstrike w:val="false"/>
+                <w:outline w:val="false"/>
+                <w:shadow w:val="false"/>
+                <w:color w:val="000000"/>
+                <w:sz w:val="24"/>
+                <w:szCs w:val="24"/>
+                <w:u w:val="none"/>
+              </w:rPr>
+            </w:pPr>
+            <w:r>
+              <w:rPr>
+                <w:b w:val="false"/>
+                <w:bCs w:val="false"/>
+                <w:i w:val="false"/>
+                <w:iCs w:val="false"/>
+                <w:strike w:val="false"/>
+                <w:dstrike w:val="false"/>
+                <w:outline w:val="false"/>
+                <w:shadow w:val="false"/>
+                <w:color w:val="000000"/>
+                <w:sz w:val="24"/>
+                <w:szCs w:val="24"/>
+                <w:u w:val="none"/>
+              </w:rPr>
+              <w:t>Wireless Fidelity</w:t>
+            </w:r>
+          </w:p>
+        </w:tc>
+      </w:tr>
+    </w:tbl>
+    <w:p>
+      <w:pPr>
+        <w:pStyle w:val="BodyText"/>
+        <w:rPr/>
+        <w:sectPr>
+          <w:footerReference w:type="even" r:id="rId3"/>
+          <w:footerReference w:type="default" r:id="rId4"/>
+          <w:footerReference w:type="first" r:id="rId5"/>
+          <w:type w:val="nextPage"/>
+          <w:pgSz w:w="11906" w:h="16838"/>
+          <w:pgMar w:left="1134" w:right="1134" w:gutter="0" w:header="0" w:top="1134" w:footer="1134" w:bottom="1693"/>
+          <w:pgNumType w:fmt="lowerRoman"/>
+          <w:formProt w:val="false"/>
+          <w:textDirection w:val="lrTb"/>
+          <w:docGrid w:type="default" w:linePitch="100" w:charSpace="0"/>
+        </w:sectPr>
+      </w:pPr>
+      <w:r>
+        <w:rPr/>
+      </w:r>
+    </w:p>
+    <w:p>
+      <w:pPr>
+        <w:pStyle w:val="Heading1"/>
+        <w:numPr>
+          <w:ilvl w:val="0"/>
+          <w:numId w:val="0"/>
+        </w:numPr>
+        <w:ind w:hanging="0" w:start="0"/>
+        <w:rPr/>
+      </w:pPr>
+      <w:bookmarkStart w:id="4" w:name="__RefHeading___Toc2325_3810426074"/>
+      <w:bookmarkEnd w:id="4"/>
+      <w:r>
+        <w:rPr/>
+        <w:t>CHAPTER ONE: INTRODUCTION</w:t>
+      </w:r>
+    </w:p>
+    <w:p>
+      <w:pPr>
+        <w:pStyle w:val="Heading2"/>
+        <w:numPr>
+          <w:ilvl w:val="1"/>
+          <w:numId w:val="2"/>
+        </w:numPr>
+        <w:ind w:hanging="0" w:start="0"/>
+        <w:rPr/>
+      </w:pPr>
+      <w:bookmarkStart w:id="5" w:name="__RefHeading___Toc2354_3810426074"/>
+      <w:bookmarkEnd w:id="5"/>
+      <w:r>
+        <w:rPr/>
+        <w:t>1.1 BACKGROUND</w:t>
+      </w:r>
+    </w:p>
+    <w:p>
+      <w:pPr>
+        <w:pStyle w:val="BodyText"/>
         <w:rPr>
-          <w:rFonts w:ascii="Times New Roman" w:hAnsi="Times New Roman"/>
+          <w:b w:val="false"/>
+          <w:bCs w:val="false"/>
+        </w:rPr>
+      </w:pPr>
+      <w:r>
+        <w:rPr>
+          <w:b w:val="false"/>
+          <w:bCs w:val="false"/>
+        </w:rPr>
+        <w:t>Universities commonly issue student ID cards that serve as proof of registration and campus identification for various services to students. At the University of Dar es Salaam, the card collection process, which occurs immediately after students have completed registration, involves queuing at the responsible office for collection. However, for a high volume of students, this results in long waiting times, narrow service windows (only operating during working hours), and staff exhaustion.</w:t>
+      </w:r>
+    </w:p>
+    <w:p>
+      <w:pPr>
+        <w:pStyle w:val="BodyText"/>
+        <w:rPr/>
+      </w:pPr>
+      <w:r>
+        <w:rPr/>
+        <w:t xml:space="preserve">Therefore, the project aims to develop a prototype of an </w:t>
+      </w:r>
+      <w:r>
+        <w:rPr>
           <w:b/>
           <w:bCs/>
         </w:rPr>
-      </w:pPr>
+        <w:t>Automated ID Card Issuance System</w:t>
+      </w:r>
+      <w:r>
+        <w:rPr/>
+        <w:t xml:space="preserve"> that sorts and gives out pre-printed ID cards to students on demand at all times. The system integrates a microcontroller that controls actuators in real-time, a single-board computer that performs computer vision (for ID identification), authentication based on SMS pin serving as OTP, logging of various activities, and back-end integration. The intended solution aims to reduce distribution time while ensuring secure ID card distribution as it is.</w:t>
+      </w:r>
+    </w:p>
+    <w:p>
+      <w:pPr>
+        <w:pStyle w:val="Heading2"/>
+        <w:numPr>
+          <w:ilvl w:val="1"/>
+          <w:numId w:val="2"/>
+        </w:numPr>
+        <w:ind w:hanging="0" w:start="0"/>
+        <w:rPr/>
+      </w:pPr>
+      <w:bookmarkStart w:id="6" w:name="__RefHeading___Toc2948_3810426074"/>
+      <w:bookmarkEnd w:id="6"/>
+      <w:r>
+        <w:rPr/>
+        <w:t>1.2 PROBLEM STATEMENT</w:t>
+      </w:r>
+    </w:p>
+    <w:p>
+      <w:pPr>
+        <w:pStyle w:val="BodyText"/>
+        <w:rPr/>
+      </w:pPr>
+      <w:r>
+        <w:rPr/>
+        <w:t xml:space="preserve">The current student ID card issuance process </w:t>
+      </w:r>
+      <w:r>
+        <w:rPr/>
+        <w:t>at University of Dar es Salaam</w:t>
+      </w:r>
+      <w:r>
+        <w:rPr/>
+        <w:t xml:space="preserve"> involves a waiting period of approximately one week after registration due to delayed card availability in the individual’s college. After release, the card collection also requires students to queue and sort a bunch of ID cards. So, for a high volume of students, the staff responsible suffers significant work strain. On top of that, fixed hours also hinder the sorting capacity of students' issuance per time. As a result, card issuance for registered students takes up to several days, which may bring inconvenience to students.</w:t>
+      </w:r>
+    </w:p>
+    <w:p>
+      <w:pPr>
+        <w:pStyle w:val="Heading2"/>
+        <w:numPr>
+          <w:ilvl w:val="1"/>
+          <w:numId w:val="2"/>
+        </w:numPr>
+        <w:ind w:hanging="0" w:start="0"/>
+        <w:rPr/>
+      </w:pPr>
+      <w:bookmarkStart w:id="7" w:name="__RefHeading___Toc2946_3810426074"/>
+      <w:bookmarkEnd w:id="7"/>
+      <w:r>
+        <w:rPr/>
+        <w:t>1.3 MAIN OBJECTIVE</w:t>
+      </w:r>
+    </w:p>
+    <w:p>
+      <w:pPr>
+        <w:pStyle w:val="BodyText"/>
+        <w:rPr/>
+      </w:pPr>
+      <w:r>
+        <w:rPr/>
+        <w:t>Design and implementation of an Automated ID Card Issuance System for pre-printed student ID cards with secure authentication while serving students at all times.</w:t>
+      </w:r>
+    </w:p>
+    <w:p>
+      <w:pPr>
+        <w:pStyle w:val="Heading2"/>
+        <w:numPr>
+          <w:ilvl w:val="1"/>
+          <w:numId w:val="2"/>
+        </w:numPr>
+        <w:ind w:hanging="0" w:start="0"/>
+        <w:rPr/>
+      </w:pPr>
+      <w:bookmarkStart w:id="8" w:name="__RefHeading___Toc2944_3810426074"/>
+      <w:bookmarkEnd w:id="8"/>
+      <w:r>
+        <w:rPr/>
+        <w:t>1.4 SPECIFIC OBJECTIVE</w:t>
+      </w:r>
+    </w:p>
+    <w:p>
+      <w:pPr>
+        <w:pStyle w:val="BodyText"/>
+        <w:numPr>
+          <w:ilvl w:val="0"/>
+          <w:numId w:val="3"/>
+        </w:numPr>
+        <w:rPr/>
+      </w:pPr>
+      <w:r>
+        <w:rPr/>
+        <w:t>To implement a reliable control system for actuators using a microcontroller capable of selecting and dispensing a single card from a pile of cards in a stored compartment.</w:t>
+      </w:r>
+    </w:p>
+    <w:p>
+      <w:pPr>
+        <w:pStyle w:val="BodyText"/>
+        <w:numPr>
+          <w:ilvl w:val="0"/>
+          <w:numId w:val="3"/>
+        </w:numPr>
+        <w:rPr/>
+      </w:pPr>
+      <w:r>
+        <w:rPr/>
+        <w:t>To implement a computer board application that gives out authentication OTPs, receives the user registration data, verifies it against a database, and communicates the command to the microcontroller.</w:t>
+      </w:r>
+    </w:p>
+    <w:p>
+      <w:pPr>
+        <w:pStyle w:val="BodyText"/>
+        <w:numPr>
+          <w:ilvl w:val="0"/>
+          <w:numId w:val="3"/>
+        </w:numPr>
+        <w:rPr/>
+      </w:pPr>
+      <w:r>
+        <w:rPr/>
+        <w:t>To implement robust logging of each transaction details in database for auditing and debugging.</w:t>
+      </w:r>
+    </w:p>
+    <w:p>
+      <w:pPr>
+        <w:pStyle w:val="BodyText"/>
+        <w:numPr>
+          <w:ilvl w:val="0"/>
+          <w:numId w:val="3"/>
+        </w:numPr>
+        <w:rPr/>
+      </w:pPr>
+      <w:r>
+        <w:rPr/>
+        <w:t>Implement security policy that uses SMS-delivered OTPs as authentication mechanism, and also enforce measures to deal with invalid attempts and communication to system admin.</w:t>
+      </w:r>
+    </w:p>
+    <w:p>
+      <w:pPr>
+        <w:pStyle w:val="BodyText"/>
+        <w:numPr>
+          <w:ilvl w:val="0"/>
+          <w:numId w:val="3"/>
+        </w:numPr>
+        <w:rPr/>
+      </w:pPr>
+      <w:r>
+        <w:rPr/>
+        <w:t>Evaluate system performance using metrics such as average card retrieval time, authentication success, error handling and dispense rate.</w:t>
+      </w:r>
+    </w:p>
+    <w:p>
+      <w:pPr>
+        <w:pStyle w:val="BodyText"/>
+        <w:numPr>
+          <w:ilvl w:val="0"/>
+          <w:numId w:val="3"/>
+        </w:numPr>
+        <w:rPr/>
+      </w:pPr>
+      <w:r>
+        <w:rPr/>
+        <w:t>Produce a formal report involving design of the prototype and various milestones.</w:t>
+      </w:r>
+    </w:p>
+    <w:p>
+      <w:pPr>
+        <w:pStyle w:val="Heading2"/>
+        <w:numPr>
+          <w:ilvl w:val="1"/>
+          <w:numId w:val="2"/>
+        </w:numPr>
+        <w:ind w:hanging="0" w:start="0"/>
+        <w:rPr/>
+      </w:pPr>
+      <w:bookmarkStart w:id="9" w:name="__RefHeading___Toc2942_3810426074"/>
+      <w:bookmarkEnd w:id="9"/>
+      <w:r>
+        <w:rPr/>
+        <w:t>1.5 SCOPE AND LIMITATIONS</w:t>
+      </w:r>
+    </w:p>
+    <w:p>
+      <w:pPr>
+        <w:pStyle w:val="BodyText"/>
+        <w:rPr/>
+      </w:pPr>
+      <w:r>
+        <w:rPr/>
+        <w:t xml:space="preserve">This project focuses on the design and implementation of an </w:t>
+      </w:r>
       <w:r>
         <w:rPr>
-          <w:rFonts w:ascii="Times New Roman" w:hAnsi="Times New Roman"/>
           <w:b/>
           <w:bCs/>
         </w:rPr>
+        <w:t xml:space="preserve">Automated ID Card Issuance System </w:t>
+      </w:r>
+      <w:r>
+        <w:rPr>
+          <w:b w:val="false"/>
+          <w:bCs w:val="false"/>
+        </w:rPr>
+        <w:t>which integrates the software part (back-end, user interaction and computer vision verification) and hardware part with microcontroller and actuators for card sorting and dispensing the said card. Therefore,  the prototype does not implement on-device printing of the PVC cards, mobile application or payment gateway.</w:t>
+      </w:r>
+    </w:p>
+    <w:p>
+      <w:pPr>
+        <w:pStyle w:val="BodyText"/>
+        <w:rPr>
+          <w:b w:val="false"/>
+          <w:bCs w:val="false"/>
+        </w:rPr>
+      </w:pPr>
+      <w:r>
+        <w:rPr>
+          <w:b w:val="false"/>
+          <w:bCs w:val="false"/>
+        </w:rPr>
+        <w:t>The system uses a mock database for testing since the live University database is out of scope unless institutional access is granted.</w:t>
+      </w:r>
+      <w:r>
+        <w:br w:type="page"/>
+      </w:r>
+    </w:p>
+    <w:p>
+      <w:pPr>
+        <w:pStyle w:val="Heading1"/>
+        <w:numPr>
+          <w:ilvl w:val="0"/>
+          <w:numId w:val="0"/>
+        </w:numPr>
+        <w:ind w:hanging="0" w:start="0"/>
+        <w:rPr/>
+      </w:pPr>
+      <w:bookmarkStart w:id="10" w:name="__RefHeading___Toc2936_3810426074"/>
+      <w:bookmarkEnd w:id="10"/>
+      <w:r>
+        <w:rPr/>
+        <w:t>CHAPTER TWO: LITERATURE REVIEW</w:t>
+      </w:r>
+    </w:p>
+    <w:p>
+      <w:pPr>
+        <w:pStyle w:val="BodyText"/>
+        <w:rPr/>
+      </w:pPr>
+      <w:r>
+        <w:rPr/>
+        <w:t>In this chapter, various existing systems, projects and technologies related to the proposed project are reviewed. The purpose of the review is to understand different approaches, scope, limitations and gaps and hence, establish basis of the proposed project. Therefore, the following points gathered below feature ideas with similar concepts as the proposed project.</w:t>
+      </w:r>
+    </w:p>
+    <w:p>
+      <w:pPr>
+        <w:pStyle w:val="Heading2"/>
+        <w:numPr>
+          <w:ilvl w:val="1"/>
+          <w:numId w:val="2"/>
+        </w:numPr>
+        <w:ind w:hanging="0" w:start="0"/>
+        <w:rPr/>
+      </w:pPr>
+      <w:bookmarkStart w:id="11" w:name="__RefHeading___Toc2940_3810426074"/>
+      <w:bookmarkEnd w:id="11"/>
+      <w:r>
+        <w:rPr/>
+        <w:t>2.1 RELATED TECHNOLOGIES</w:t>
+      </w:r>
+    </w:p>
+    <w:p>
+      <w:pPr>
+        <w:pStyle w:val="BodyText"/>
+        <w:numPr>
+          <w:ilvl w:val="0"/>
+          <w:numId w:val="4"/>
+        </w:numPr>
+        <w:rPr/>
+      </w:pPr>
+      <w:r>
+        <w:rPr/>
+        <w:t>Automatic and Smart Vending systems: these are some self-service systems that provide mostly goods (foods) to users without much human intervention, mostly observed in supermarkets for snacks and beverages. These systems have two categories: non-IoT machines, which operate by giving physical cash to the machine, and IoT machines, which work with cashless payments and track the availability of stock, locations to satisfy customer preferences by using microcontrollers (Ratnasri &amp; Sharmilan, 2021). Also, some vending systems apply image processing with deep learning to detect and categorize various target objects of interest in the image. These kinds of vending machines also implement a weight data acquisition part to increase the accuracy of target object detection (Xia, K., Fan, H., Huang, J., Wang, H., Ren, J., Jian, Q., &amp; Wei, D).</w:t>
+      </w:r>
+    </w:p>
+    <w:p>
+      <w:pPr>
+        <w:pStyle w:val="BodyText"/>
+        <w:numPr>
+          <w:ilvl w:val="0"/>
+          <w:numId w:val="4"/>
+        </w:numPr>
+        <w:rPr/>
+      </w:pPr>
+      <w:r>
+        <w:rPr/>
+        <w:t>System architectures and control strategies: in most of the dispensing applications, generally a microcontroller is used with a communication module, mostly Wi-F</w:t>
+      </w:r>
+      <w:r>
+        <w:rPr/>
+        <w:t>i</w:t>
+      </w:r>
+      <w:r>
+        <w:rPr/>
+        <w:t>, with a logic to directly manage actuator control, sensor inputs, safety interlocks, and communicate with the server or a computer for other complex tasks (Prasad, Kumar, Shriram, Prof. Dr. Mane, 2024).</w:t>
+      </w:r>
+    </w:p>
+    <w:p>
+      <w:pPr>
+        <w:pStyle w:val="BodyText"/>
+        <w:numPr>
+          <w:ilvl w:val="0"/>
+          <w:numId w:val="4"/>
+        </w:numPr>
+        <w:rPr/>
+      </w:pPr>
+      <w:r>
+        <w:rPr/>
+        <w:t>Authentication and security: this is one of critical part of the system that deals with sensitive items. In automated environments, combining multiple verification layers (e.g OTP, biometrics, card scanning) improves security. In ATM systems, work on authentication explores multi-factor approaches, integrating OTPs with biometric factors to reduce unauthorized access risk (Kibaya, Lubobya, 2024).</w:t>
+      </w:r>
+    </w:p>
+    <w:p>
+      <w:pPr>
+        <w:pStyle w:val="Heading2"/>
+        <w:numPr>
+          <w:ilvl w:val="1"/>
+          <w:numId w:val="2"/>
+        </w:numPr>
+        <w:ind w:hanging="0" w:start="0"/>
+        <w:rPr/>
+      </w:pPr>
+      <w:bookmarkStart w:id="12" w:name="__RefHeading___Toc2938_3810426074"/>
+      <w:bookmarkEnd w:id="12"/>
+      <w:r>
+        <w:rPr/>
+        <w:t>2.2 RESEARCH GAP</w:t>
+      </w:r>
+    </w:p>
+    <w:p>
+      <w:pPr>
+        <w:pStyle w:val="BodyText"/>
+        <w:rPr/>
+      </w:pPr>
+      <w:r>
+        <w:rPr/>
+        <w:t>From the related projects, the proposed system aims to cover the gap that few academic studies and projects focus on integration of addressing general vending access, but with access control (user authentication, computer vision verification, and security audit logging)as a security feature with low-cost components.</w:t>
+      </w:r>
+      <w:r>
+        <w:br w:type="page"/>
+      </w:r>
+    </w:p>
+    <w:p>
+      <w:pPr>
+        <w:pStyle w:val="Heading1"/>
+        <w:numPr>
+          <w:ilvl w:val="0"/>
+          <w:numId w:val="0"/>
+        </w:numPr>
+        <w:ind w:hanging="0" w:start="0"/>
+        <w:rPr/>
+      </w:pPr>
+      <w:bookmarkStart w:id="13" w:name="__RefHeading___Toc3054_3810426074"/>
+      <w:bookmarkEnd w:id="13"/>
+      <w:r>
+        <w:rPr/>
+        <w:t>CHAPTER THREE: METHODOLOGY</w:t>
+      </w:r>
+    </w:p>
+    <w:p>
+      <w:pPr>
+        <w:pStyle w:val="BodyText"/>
+        <w:rPr/>
+      </w:pPr>
+      <w:r>
+        <w:rPr/>
+        <w:t>This chapter reviews various procedures to design, build and evaluate the performance of the prototype. It covers system architecture, hardware and software selection together with some security measures.</w:t>
+      </w:r>
+    </w:p>
+    <w:p>
+      <w:pPr>
+        <w:pStyle w:val="Heading2"/>
+        <w:numPr>
+          <w:ilvl w:val="1"/>
+          <w:numId w:val="2"/>
+        </w:numPr>
+        <w:ind w:hanging="0" w:start="0"/>
+        <w:rPr/>
+      </w:pPr>
+      <w:bookmarkStart w:id="14" w:name="__RefHeading___Toc3062_3810426074"/>
+      <w:bookmarkEnd w:id="14"/>
+      <w:r>
+        <w:rPr/>
+        <w:t>3</w:t>
+      </w:r>
+      <w:r>
+        <w:rPr/>
+        <w:t>.1 SYSTEM ARCHITECTURE</w:t>
+      </w:r>
+    </w:p>
+    <w:p>
+      <w:pPr>
+        <w:pStyle w:val="BodyText"/>
+        <w:rPr/>
+      </w:pPr>
+      <w:r>
+        <w:rPr/>
+        <w:t>High-level controller will be used to control the user interface, network connectivity, SMS OTP generation (via SMS gateway), database access, computer vision verification, transaction logging, and command issuing to the real-time controller. Then, a real-time controller will be used to directly control the motor (PWM), safety monitoring (limit switches), status reporting, and mechanical card sorting and ejection.</w:t>
+      </w:r>
+    </w:p>
+    <w:p>
+      <w:pPr>
+        <w:pStyle w:val="BodyText"/>
+        <w:rPr/>
+      </w:pPr>
+      <w:r>
+        <w:rPr/>
+        <w:t>The pre-printed cards will be organized in indexed storage sections, which will be mapped to existing barcodes on the ID cards. Local (mock) database will be used to replicate the University DB scheme, and testing will emulate that unless permission is granted to access the database (API).</w:t>
+      </w:r>
+    </w:p>
+    <w:p>
+      <w:pPr>
+        <w:pStyle w:val="Heading2"/>
+        <w:numPr>
+          <w:ilvl w:val="1"/>
+          <w:numId w:val="2"/>
+        </w:numPr>
+        <w:ind w:hanging="0" w:start="0"/>
+        <w:rPr/>
+      </w:pPr>
+      <w:bookmarkStart w:id="15" w:name="__RefHeading___Toc3060_3810426074"/>
+      <w:bookmarkEnd w:id="15"/>
+      <w:r>
+        <w:rPr/>
+        <w:t>3</w:t>
+      </w:r>
+      <w:r>
+        <w:rPr/>
+        <w:t xml:space="preserve">.2 </w:t>
+      </w:r>
+      <w:r>
+        <w:rPr/>
+        <w:t>FUNCTIONAL WORKFLOW</w:t>
+      </w:r>
+    </w:p>
+    <w:p>
+      <w:pPr>
+        <w:pStyle w:val="BodyText"/>
+        <w:numPr>
+          <w:ilvl w:val="0"/>
+          <w:numId w:val="6"/>
+        </w:numPr>
+        <w:rPr/>
+      </w:pPr>
+      <w:r>
+        <w:rPr/>
+        <w:t>Preload phase: responsible staff inserts a bunch pre-printed cards into the dispenser, then the machine runs a routine scan and maps each card into a slot index in the dispenser DB. The high-level controller records the mapping with the individual card.</w:t>
+      </w:r>
+    </w:p>
+    <w:p>
+      <w:pPr>
+        <w:pStyle w:val="BodyText"/>
+        <w:numPr>
+          <w:ilvl w:val="0"/>
+          <w:numId w:val="6"/>
+        </w:numPr>
+        <w:rPr/>
+      </w:pPr>
+      <w:r>
+        <w:rPr/>
+        <w:t>Notification phase: when the cards are available, right after the routine scan, the high-level controller initiates triggering of SMS to particular students. The SMS includes an OTP valid for one retrieval attempt.</w:t>
+      </w:r>
+    </w:p>
+    <w:p>
+      <w:pPr>
+        <w:pStyle w:val="BodyText"/>
+        <w:numPr>
+          <w:ilvl w:val="0"/>
+          <w:numId w:val="6"/>
+        </w:numPr>
+        <w:rPr/>
+      </w:pPr>
+      <w:r>
+        <w:rPr/>
+        <w:t>Retrieval phase: First, students scan their expired card, and their information is shown on the screen (registration number, name, and degree programme), then an OTP prompt follow,s received from the SMS. Thereafter, the high-level controller validates the OTP and sends the dispense command to the low-level controller to star</w:t>
+      </w:r>
+      <w:r>
+        <w:rPr/>
+        <w:t xml:space="preserve">t the </w:t>
+      </w:r>
+      <w:r>
+        <w:rPr/>
+        <w:t>card dispensing process. The low-level microcontroller executes the motion to retrieve the card and verifies the card and its presence, and performs ejection while updating and returning the status to the high-level controller. Lastly, the high-level controller logs the transaction to the database as the audit logs.</w:t>
+      </w:r>
+    </w:p>
+    <w:p>
+      <w:pPr>
+        <w:pStyle w:val="BodyText"/>
+        <w:numPr>
+          <w:ilvl w:val="0"/>
+          <w:numId w:val="6"/>
+        </w:numPr>
+        <w:rPr/>
+      </w:pPr>
+      <w:r>
+        <w:rPr/>
+        <w:t>Security measures: after 3 invalid attempts for the same registration number within the same session, the system flags that number as locked for amount of time and notifies the system admin. In case of any physical tampering, the system alerts the admin and shuts down until manual admin reset is performed.</w:t>
+      </w:r>
+    </w:p>
+    <w:p>
+      <w:pPr>
+        <w:pStyle w:val="Heading2"/>
+        <w:numPr>
+          <w:ilvl w:val="1"/>
+          <w:numId w:val="2"/>
+        </w:numPr>
+        <w:ind w:hanging="0" w:start="0"/>
+        <w:rPr/>
+      </w:pPr>
+      <w:bookmarkStart w:id="16" w:name="__RefHeading___Toc3058_3810426074"/>
+      <w:bookmarkEnd w:id="16"/>
+      <w:r>
+        <w:rPr/>
+        <w:t>3.3 COMMUNICATION PROTOCOL</w:t>
+      </w:r>
+    </w:p>
+    <w:p>
+      <w:pPr>
+        <w:pStyle w:val="BodyText"/>
+        <w:rPr/>
+      </w:pPr>
+      <w:r>
+        <w:rPr/>
+        <w:t>The communication protocol targeted between high-level controller and low-level controller is SPI, which has four wires (CLK, MOSI, MISO, CS) plus common ground. All these signals operate at 3.3V.</w:t>
+      </w:r>
+    </w:p>
+    <w:p>
+      <w:pPr>
+        <w:pStyle w:val="BodyText"/>
+        <w:rPr/>
+      </w:pPr>
+      <w:r>
+        <w:rPr/>
+        <w:t xml:space="preserve">Within this protocol, the commands (light messages) will be </w:t>
+      </w:r>
+      <w:r>
+        <w:rPr/>
+        <w:t>the ones to initiate various activities by the high-level controller through low-level controller done by the actuators.</w:t>
+      </w:r>
+    </w:p>
+    <w:p>
+      <w:pPr>
+        <w:pStyle w:val="Heading2"/>
+        <w:numPr>
+          <w:ilvl w:val="1"/>
+          <w:numId w:val="2"/>
+        </w:numPr>
+        <w:ind w:hanging="0" w:start="0"/>
+        <w:rPr/>
+      </w:pPr>
+      <w:bookmarkStart w:id="17" w:name="__RefHeading___Toc3056_3810426074"/>
+      <w:bookmarkEnd w:id="17"/>
+      <w:r>
+        <w:rPr/>
+        <w:t>3.4 HARDWARE AND TOOLS USED</w:t>
+      </w:r>
+    </w:p>
+    <w:p>
+      <w:pPr>
+        <w:pStyle w:val="BodyText"/>
+        <w:rPr/>
+      </w:pPr>
+      <w:r>
+        <w:rPr/>
+        <w:t>The following are the hardware proposed to be used in this project</w:t>
+      </w:r>
+    </w:p>
+    <w:p>
+      <w:pPr>
+        <w:pStyle w:val="BodyText"/>
+        <w:numPr>
+          <w:ilvl w:val="0"/>
+          <w:numId w:val="7"/>
+        </w:numPr>
+        <w:rPr/>
+      </w:pPr>
+      <w:r>
+        <w:rPr/>
+        <w:t>Raspberry Pi 5 – hosts back-end application, OTP generation, database access, logging, computer vision and communication with STM32.</w:t>
+      </w:r>
+    </w:p>
+    <w:p>
+      <w:pPr>
+        <w:pStyle w:val="BodyText"/>
+        <w:numPr>
+          <w:ilvl w:val="0"/>
+          <w:numId w:val="7"/>
+        </w:numPr>
+        <w:rPr/>
+      </w:pPr>
+      <w:r>
+        <w:rPr/>
+        <w:t>STM32 board – directly drives actuators, reads sensors, timing and safety logic, detects mechanical faults and reports status to Raspberry Pi</w:t>
+      </w:r>
+    </w:p>
+    <w:p>
+      <w:pPr>
+        <w:pStyle w:val="BodyText"/>
+        <w:numPr>
+          <w:ilvl w:val="0"/>
+          <w:numId w:val="7"/>
+        </w:numPr>
+        <w:rPr/>
+      </w:pPr>
+      <w:r>
+        <w:rPr/>
+        <w:t>Camera module – visual images for card to support computer vision tasks.</w:t>
+      </w:r>
+    </w:p>
+    <w:p>
+      <w:pPr>
+        <w:pStyle w:val="BodyText"/>
+        <w:numPr>
+          <w:ilvl w:val="0"/>
+          <w:numId w:val="7"/>
+        </w:numPr>
+        <w:rPr/>
+      </w:pPr>
+      <w:r>
+        <w:rPr/>
+        <w:t>Actuators – Move sorting mechanisms, control card selection and ejection.</w:t>
+      </w:r>
+    </w:p>
+    <w:p>
+      <w:pPr>
+        <w:pStyle w:val="BodyText"/>
+        <w:numPr>
+          <w:ilvl w:val="0"/>
+          <w:numId w:val="7"/>
+        </w:numPr>
+        <w:rPr/>
+      </w:pPr>
+      <w:r>
+        <w:rPr/>
+        <w:t>Motor drivers – amplify control signals to drive motors safely.</w:t>
+      </w:r>
+    </w:p>
+    <w:p>
+      <w:pPr>
+        <w:pStyle w:val="BodyText"/>
+        <w:numPr>
+          <w:ilvl w:val="0"/>
+          <w:numId w:val="7"/>
+        </w:numPr>
+        <w:rPr/>
+      </w:pPr>
+      <w:r>
+        <w:rPr/>
+        <w:t>Sensors – identify various conditions, detect jams and misalignments.</w:t>
+      </w:r>
+    </w:p>
+    <w:p>
+      <w:pPr>
+        <w:pStyle w:val="BodyText"/>
+        <w:numPr>
+          <w:ilvl w:val="0"/>
+          <w:numId w:val="7"/>
+        </w:numPr>
+        <w:rPr/>
+      </w:pPr>
+      <w:r>
+        <w:rPr/>
+        <w:t>Power Supply – provides regulated power to components of the system</w:t>
+      </w:r>
+    </w:p>
+    <w:p>
+      <w:pPr>
+        <w:pStyle w:val="BodyText"/>
+        <w:rPr/>
+      </w:pPr>
+      <w:r>
+        <w:rPr/>
+        <w:t>The following are the software proposed to be used in this project:</w:t>
+      </w:r>
+    </w:p>
+    <w:p>
+      <w:pPr>
+        <w:pStyle w:val="BodyText"/>
+        <w:numPr>
+          <w:ilvl w:val="0"/>
+          <w:numId w:val="8"/>
+        </w:numPr>
+        <w:rPr/>
+      </w:pPr>
+      <w:r>
+        <w:rPr/>
+        <w:t>Raspberry Pi OS – supporting system of the high-level controller.</w:t>
+      </w:r>
+    </w:p>
+    <w:p>
+      <w:pPr>
+        <w:pStyle w:val="BodyText"/>
+        <w:numPr>
+          <w:ilvl w:val="0"/>
+          <w:numId w:val="8"/>
+        </w:numPr>
+        <w:rPr/>
+      </w:pPr>
+      <w:r>
+        <w:rPr/>
+        <w:t>Back-end Application – handles user input, authentication, interfaces with database, sends commands to STM32 and manages error handling.</w:t>
+      </w:r>
+    </w:p>
+    <w:p>
+      <w:pPr>
+        <w:pStyle w:val="BodyText"/>
+        <w:numPr>
+          <w:ilvl w:val="0"/>
+          <w:numId w:val="8"/>
+        </w:numPr>
+        <w:rPr/>
+      </w:pPr>
+      <w:r>
+        <w:rPr/>
+        <w:t>Database – stores students data and logs.</w:t>
+      </w:r>
+    </w:p>
+    <w:p>
+      <w:pPr>
+        <w:pStyle w:val="BodyText"/>
+        <w:numPr>
+          <w:ilvl w:val="0"/>
+          <w:numId w:val="8"/>
+        </w:numPr>
+        <w:rPr/>
+      </w:pPr>
+      <w:r>
+        <w:rPr/>
+        <w:t>Computer Vision libraries – supports card insertion and ejection verification.</w:t>
+      </w:r>
+    </w:p>
+    <w:p>
+      <w:pPr>
+        <w:pStyle w:val="BodyText"/>
+        <w:numPr>
+          <w:ilvl w:val="0"/>
+          <w:numId w:val="8"/>
+        </w:numPr>
+        <w:rPr/>
+      </w:pPr>
+      <w:r>
+        <w:rPr/>
+        <w:t>STM32 Firmware – executes motor control routines, reads sensors, implements communication and monitors safety.</w:t>
+      </w:r>
+      <w:r>
+        <w:br w:type="page"/>
+      </w:r>
+    </w:p>
+    <w:p>
+      <w:pPr>
+        <w:pStyle w:val="Heading1"/>
+        <w:numPr>
+          <w:ilvl w:val="0"/>
+          <w:numId w:val="0"/>
+        </w:numPr>
+        <w:ind w:hanging="0" w:start="0"/>
+        <w:rPr/>
+      </w:pPr>
+      <w:bookmarkStart w:id="18" w:name="__RefHeading___Toc2934_3810426074"/>
+      <w:bookmarkEnd w:id="18"/>
+      <w:r>
+        <w:rPr/>
+        <w:t>REFERENCES</w:t>
+      </w:r>
+    </w:p>
+    <w:p>
+      <w:pPr>
+        <w:pStyle w:val="BodyText"/>
+        <w:numPr>
+          <w:ilvl w:val="0"/>
+          <w:numId w:val="5"/>
+        </w:numPr>
+        <w:rPr/>
+      </w:pPr>
+      <w:r>
+        <w:rPr/>
+        <w:t xml:space="preserve">Ratnasri, Nilani &amp; Sharmilan, Tharaga. (2021). Vending Machine Technologies: A Review Article. International Journal of Sciences: Basic and Applied Research (IJSBAR). 58. 160-166. </w:t>
+      </w:r>
+    </w:p>
+    <w:p>
+      <w:pPr>
+        <w:pStyle w:val="BodyText"/>
+        <w:numPr>
+          <w:ilvl w:val="0"/>
+          <w:numId w:val="5"/>
+        </w:numPr>
+        <w:rPr/>
+      </w:pPr>
+      <w:r>
+        <w:rPr/>
+        <w:t xml:space="preserve">Aman Prasad, Shraddha Kumar, Keshav Shriram, Prof. Dr. Vikram Mane, “IOT Based Pen Vending Machine”, Published in International Research Journal of Innovations in Engineering and Technology - IRJIET, Volume 8, Issue 3, pp 367-373, March 2024. Article DOI </w:t>
+      </w:r>
+      <w:hyperlink r:id="rId6">
+        <w:r>
+          <w:rPr>
+            <w:rStyle w:val="Hyperlink"/>
+          </w:rPr>
+          <w:t>https://doi.org/10.47001/IRJIET/2024.803057</w:t>
+        </w:r>
+      </w:hyperlink>
+    </w:p>
+    <w:p>
+      <w:pPr>
+        <w:pStyle w:val="BodyText"/>
+        <w:numPr>
+          <w:ilvl w:val="0"/>
+          <w:numId w:val="5"/>
+        </w:numPr>
+        <w:rPr/>
+      </w:pPr>
+      <w:r>
+        <w:rPr/>
+        <w:t xml:space="preserve">Peter Kibaya, Charles S Lubobya (2024) Design of a Multifactor Authentication System for Automated Teller Machines. 1: 1-17 </w:t>
+      </w:r>
+    </w:p>
+    <w:p>
+      <w:pPr>
+        <w:pStyle w:val="BodyText"/>
+        <w:numPr>
+          <w:ilvl w:val="0"/>
+          <w:numId w:val="5"/>
+        </w:numPr>
+        <w:spacing w:before="0" w:after="140"/>
+        <w:rPr/>
+      </w:pPr>
+      <w:r>
+        <w:rPr/>
+        <w:t xml:space="preserve">Xia, K., Fan, H., Huang, J., Wang, H., Ren, J., Jian, Q., &amp; Wei, D. An Intelligent Self-Service Vending System for Smart Retail. </w:t>
+      </w:r>
+      <w:r>
+        <w:rPr>
+          <w:i/>
+        </w:rPr>
+        <w:t>Sensors</w:t>
+      </w:r>
+      <w:r>
+        <w:rPr/>
+        <w:t xml:space="preserve">, </w:t>
+      </w:r>
+      <w:r>
+        <w:rPr>
+          <w:i/>
+        </w:rPr>
+        <w:t>21</w:t>
+      </w:r>
+      <w:r>
+        <w:rPr/>
+        <w:t>(10), 3560. https://doi.org/10.3390/s21103560</w:t>
       </w:r>
     </w:p>
     <w:sectPr>
-      <w:footerReference w:type="default" r:id="rId3"/>
+      <w:footerReference w:type="default" r:id="rId7"/>
+      <w:footerReference w:type="first" r:id="rId8"/>
       <w:type w:val="nextPage"/>
       <w:pgSz w:w="11906" w:h="16838"/>
       <w:pgMar w:left="1134" w:right="1134" w:gutter="0" w:header="0" w:top="1134" w:footer="1134" w:bottom="1693"/>
-      <w:pgNumType w:fmt="lowerRoman"/>
+      <w:pgNumType w:start="1" w:fmt="decimal"/>
       <w:formProt w:val="false"/>
       <w:textDirection w:val="lrTb"/>
     </w:sectPr>
@@ -406,11 +2579,25 @@
   <w:p>
     <w:pPr>
       <w:pStyle w:val="Footer"/>
+      <w:rPr/>
+    </w:pPr>
+    <w:r>
+      <w:rPr/>
+    </w:r>
+  </w:p>
+</w:ftr>
+</file>
+
+<file path=word/footer2.xml><?xml version="1.0" encoding="utf-8"?>
+<w:ftr xmlns:o="urn:schemas-microsoft-com:office:office" xmlns:r="http://schemas.openxmlformats.org/officeDocument/2006/relationships" xmlns:v="urn:schemas-microsoft-com:vml" xmlns:w="http://schemas.openxmlformats.org/wordprocessingml/2006/main" xmlns:w10="urn:schemas-microsoft-com:office:word" xmlns:wp="http://schemas.openxmlformats.org/drawingml/2006/wordprocessingDrawing" xmlns:pic="http://schemas.openxmlformats.org/drawingml/2006/picture" xmlns:wps="http://schemas.microsoft.com/office/word/2010/wordprocessingShape" xmlns:wpg="http://schemas.microsoft.com/office/word/2010/wordprocessingGroup" xmlns:mc="http://schemas.openxmlformats.org/markup-compatibility/2006" xmlns:wp14="http://schemas.microsoft.com/office/word/2010/wordprocessingDrawing" xmlns:w14="http://schemas.microsoft.com/office/word/2010/wordml" xmlns:w15="http://schemas.microsoft.com/office/word/2012/wordml" mc:Ignorable="w14 wp14 w15">
+  <w:p>
+    <w:pPr>
+      <w:pStyle w:val="Footer"/>
       <w:bidi w:val="0"/>
       <w:jc w:val="center"/>
       <w:rPr/>
     </w:pPr>
-    <w:bookmarkStart w:id="1" w:name="PageNumWizard_FOOTER_Default_Page_Style1"/>
+    <w:bookmarkStart w:id="2" w:name="PageNumWizard_FOOTER_Default_Page_Style1"/>
     <w:r>
       <w:rPr/>
       <w:fldChar w:fldCharType="begin"/>
@@ -425,14 +2612,89 @@
     </w:r>
     <w:r>
       <w:rPr/>
-      <w:t>ii</w:t>
+      <w:t>iii</w:t>
     </w:r>
     <w:r>
       <w:rPr/>
       <w:fldChar w:fldCharType="end"/>
     </w:r>
-    <w:bookmarkEnd w:id="1"/>
+    <w:bookmarkEnd w:id="2"/>
   </w:p>
+</w:ftr>
+</file>
+
+<file path=word/footer3.xml><?xml version="1.0" encoding="utf-8"?>
+<w:ftr xmlns:o="urn:schemas-microsoft-com:office:office" xmlns:r="http://schemas.openxmlformats.org/officeDocument/2006/relationships" xmlns:v="urn:schemas-microsoft-com:vml" xmlns:w="http://schemas.openxmlformats.org/wordprocessingml/2006/main" xmlns:w10="urn:schemas-microsoft-com:office:word" xmlns:wp="http://schemas.openxmlformats.org/drawingml/2006/wordprocessingDrawing" xmlns:pic="http://schemas.openxmlformats.org/drawingml/2006/picture" xmlns:wps="http://schemas.microsoft.com/office/word/2010/wordprocessingShape" xmlns:wpg="http://schemas.microsoft.com/office/word/2010/wordprocessingGroup" xmlns:mc="http://schemas.openxmlformats.org/markup-compatibility/2006" xmlns:wp14="http://schemas.microsoft.com/office/word/2010/wordprocessingDrawing" xmlns:w14="http://schemas.microsoft.com/office/word/2010/wordml" xmlns:w15="http://schemas.microsoft.com/office/word/2012/wordml" mc:Ignorable="w14 wp14 w15">
+  <w:p>
+    <w:pPr>
+      <w:pStyle w:val="Footer"/>
+      <w:bidi w:val="0"/>
+      <w:jc w:val="center"/>
+      <w:rPr/>
+    </w:pPr>
+    <w:bookmarkStart w:id="3" w:name="PageNumWizard_FOOTER_Default_Page_Style1"/>
+    <w:r>
+      <w:rPr/>
+      <w:fldChar w:fldCharType="begin"/>
+    </w:r>
+    <w:r>
+      <w:rPr/>
+      <w:instrText xml:space="preserve"> PAGE </w:instrText>
+    </w:r>
+    <w:r>
+      <w:rPr/>
+      <w:fldChar w:fldCharType="separate"/>
+    </w:r>
+    <w:r>
+      <w:rPr/>
+      <w:t>iii</w:t>
+    </w:r>
+    <w:r>
+      <w:rPr/>
+      <w:fldChar w:fldCharType="end"/>
+    </w:r>
+    <w:bookmarkEnd w:id="3"/>
+  </w:p>
+</w:ftr>
+</file>
+
+<file path=word/footer4.xml><?xml version="1.0" encoding="utf-8"?>
+<w:ftr xmlns:o="urn:schemas-microsoft-com:office:office" xmlns:r="http://schemas.openxmlformats.org/officeDocument/2006/relationships" xmlns:v="urn:schemas-microsoft-com:vml" xmlns:w="http://schemas.openxmlformats.org/wordprocessingml/2006/main" xmlns:w10="urn:schemas-microsoft-com:office:word" xmlns:wp="http://schemas.openxmlformats.org/drawingml/2006/wordprocessingDrawing" xmlns:pic="http://schemas.openxmlformats.org/drawingml/2006/picture" xmlns:wps="http://schemas.microsoft.com/office/word/2010/wordprocessingShape" xmlns:wpg="http://schemas.microsoft.com/office/word/2010/wordprocessingGroup" xmlns:mc="http://schemas.openxmlformats.org/markup-compatibility/2006" xmlns:wp14="http://schemas.microsoft.com/office/word/2010/wordprocessingDrawing" xmlns:w14="http://schemas.microsoft.com/office/word/2010/wordml" xmlns:w15="http://schemas.microsoft.com/office/word/2012/wordml" mc:Ignorable="w14 wp14 w15">
+  <w:p>
+    <w:pPr>
+      <w:pStyle w:val="Footer"/>
+      <w:jc w:val="center"/>
+      <w:rPr/>
+    </w:pPr>
+    <w:bookmarkStart w:id="19" w:name="PageNumWizard_FOOTER_Index1"/>
+    <w:r>
+      <w:rPr/>
+      <w:fldChar w:fldCharType="begin"/>
+    </w:r>
+    <w:r>
+      <w:rPr/>
+      <w:instrText xml:space="preserve"> PAGE </w:instrText>
+    </w:r>
+    <w:r>
+      <w:rPr/>
+      <w:fldChar w:fldCharType="separate"/>
+    </w:r>
+    <w:r>
+      <w:rPr/>
+      <w:t>6</w:t>
+    </w:r>
+    <w:r>
+      <w:rPr/>
+      <w:fldChar w:fldCharType="end"/>
+    </w:r>
+    <w:bookmarkEnd w:id="19"/>
+  </w:p>
+</w:ftr>
+</file>
+
+<file path=word/footer5.xml><?xml version="1.0" encoding="utf-8"?>
+<w:ftr xmlns:o="urn:schemas-microsoft-com:office:office" xmlns:r="http://schemas.openxmlformats.org/officeDocument/2006/relationships" xmlns:v="urn:schemas-microsoft-com:vml" xmlns:w="http://schemas.openxmlformats.org/wordprocessingml/2006/main" xmlns:w10="urn:schemas-microsoft-com:office:word" xmlns:wp="http://schemas.openxmlformats.org/drawingml/2006/wordprocessingDrawing" xmlns:pic="http://schemas.openxmlformats.org/drawingml/2006/picture" xmlns:wps="http://schemas.microsoft.com/office/word/2010/wordprocessingShape" xmlns:wpg="http://schemas.microsoft.com/office/word/2010/wordprocessingGroup" xmlns:mc="http://schemas.openxmlformats.org/markup-compatibility/2006" xmlns:wp14="http://schemas.microsoft.com/office/word/2010/wordprocessingDrawing" xmlns:w14="http://schemas.microsoft.com/office/word/2010/wordml" xmlns:w15="http://schemas.microsoft.com/office/word/2012/wordml" mc:Ignorable="w14 wp14 w15">
+  <w:p/>
 </w:ftr>
 </file>
 
@@ -442,7 +2704,6 @@
     <w:lvl w:ilvl="0">
       <w:start w:val="1"/>
       <w:numFmt w:val="none"/>
-      <w:pStyle w:val="Heading1"/>
       <w:suff w:val="nothing"/>
       <w:lvlText w:val=""/>
       <w:lvlJc w:val="start"/>
@@ -454,20 +2715,6 @@
       </w:pPr>
     </w:lvl>
     <w:lvl w:ilvl="1">
-      <w:start w:val="1"/>
-      <w:numFmt w:val="none"/>
-      <w:pStyle w:val="Heading2"/>
-      <w:suff w:val="nothing"/>
-      <w:lvlText w:val=""/>
-      <w:lvlJc w:val="start"/>
-      <w:pPr>
-        <w:tabs>
-          <w:tab w:val="num" w:pos="0"/>
-        </w:tabs>
-        <w:ind w:start="0" w:hanging="0"/>
-      </w:pPr>
-    </w:lvl>
-    <w:lvl w:ilvl="2">
       <w:start w:val="1"/>
       <w:numFmt w:val="none"/>
       <w:suff w:val="nothing"/>
@@ -480,7 +2727,7 @@
         <w:ind w:start="0" w:hanging="0"/>
       </w:pPr>
     </w:lvl>
-    <w:lvl w:ilvl="3">
+    <w:lvl w:ilvl="2">
       <w:start w:val="1"/>
       <w:numFmt w:val="none"/>
       <w:suff w:val="nothing"/>
@@ -493,7 +2740,7 @@
         <w:ind w:start="0" w:hanging="0"/>
       </w:pPr>
     </w:lvl>
-    <w:lvl w:ilvl="4">
+    <w:lvl w:ilvl="3">
       <w:start w:val="1"/>
       <w:numFmt w:val="none"/>
       <w:suff w:val="nothing"/>
@@ -506,7 +2753,7 @@
         <w:ind w:start="0" w:hanging="0"/>
       </w:pPr>
     </w:lvl>
-    <w:lvl w:ilvl="5">
+    <w:lvl w:ilvl="4">
       <w:start w:val="1"/>
       <w:numFmt w:val="none"/>
       <w:suff w:val="nothing"/>
@@ -519,7 +2766,7 @@
         <w:ind w:start="0" w:hanging="0"/>
       </w:pPr>
     </w:lvl>
-    <w:lvl w:ilvl="6">
+    <w:lvl w:ilvl="5">
       <w:start w:val="1"/>
       <w:numFmt w:val="none"/>
       <w:suff w:val="nothing"/>
@@ -532,7 +2779,7 @@
         <w:ind w:start="0" w:hanging="0"/>
       </w:pPr>
     </w:lvl>
-    <w:lvl w:ilvl="7">
+    <w:lvl w:ilvl="6">
       <w:start w:val="1"/>
       <w:numFmt w:val="none"/>
       <w:suff w:val="nothing"/>
@@ -545,7 +2792,7 @@
         <w:ind w:start="0" w:hanging="0"/>
       </w:pPr>
     </w:lvl>
-    <w:lvl w:ilvl="8">
+    <w:lvl w:ilvl="7">
       <w:start w:val="1"/>
       <w:numFmt w:val="none"/>
       <w:suff w:val="nothing"/>
@@ -558,9 +2805,975 @@
         <w:ind w:start="0" w:hanging="0"/>
       </w:pPr>
     </w:lvl>
+    <w:lvl w:ilvl="8">
+      <w:start w:val="1"/>
+      <w:numFmt w:val="none"/>
+      <w:suff w:val="nothing"/>
+      <w:lvlText w:val=""/>
+      <w:lvlJc w:val="start"/>
+      <w:pPr>
+        <w:tabs>
+          <w:tab w:val="num" w:pos="0"/>
+        </w:tabs>
+        <w:ind w:start="0" w:hanging="0"/>
+      </w:pPr>
+    </w:lvl>
+  </w:abstractNum>
+  <w:abstractNum w:abstractNumId="2">
+    <w:lvl w:ilvl="0">
+      <w:start w:val="1"/>
+      <w:numFmt w:val="decimal"/>
+      <w:suff w:val="nothing"/>
+      <w:lvlText w:val="%1."/>
+      <w:lvlJc w:val="start"/>
+      <w:pPr>
+        <w:tabs>
+          <w:tab w:val="num" w:pos="0"/>
+        </w:tabs>
+        <w:ind w:start="0" w:hanging="0"/>
+      </w:pPr>
+      <w:rPr/>
+    </w:lvl>
+    <w:lvl w:ilvl="1">
+      <w:start w:val="1"/>
+      <w:numFmt w:val="none"/>
+      <w:suff w:val="nothing"/>
+      <w:lvlText w:val=""/>
+      <w:lvlJc w:val="start"/>
+      <w:pPr>
+        <w:tabs>
+          <w:tab w:val="num" w:pos="0"/>
+        </w:tabs>
+        <w:ind w:start="0" w:hanging="0"/>
+      </w:pPr>
+      <w:rPr/>
+    </w:lvl>
+    <w:lvl w:ilvl="2">
+      <w:start w:val="1"/>
+      <w:numFmt w:val="none"/>
+      <w:suff w:val="nothing"/>
+      <w:lvlText w:val=""/>
+      <w:lvlJc w:val="start"/>
+      <w:pPr>
+        <w:tabs>
+          <w:tab w:val="num" w:pos="0"/>
+        </w:tabs>
+        <w:ind w:start="0" w:hanging="0"/>
+      </w:pPr>
+      <w:rPr/>
+    </w:lvl>
+    <w:lvl w:ilvl="3">
+      <w:start w:val="1"/>
+      <w:numFmt w:val="none"/>
+      <w:suff w:val="nothing"/>
+      <w:lvlText w:val=""/>
+      <w:lvlJc w:val="start"/>
+      <w:pPr>
+        <w:tabs>
+          <w:tab w:val="num" w:pos="0"/>
+        </w:tabs>
+        <w:ind w:start="0" w:hanging="0"/>
+      </w:pPr>
+      <w:rPr/>
+    </w:lvl>
+    <w:lvl w:ilvl="4">
+      <w:start w:val="1"/>
+      <w:numFmt w:val="none"/>
+      <w:suff w:val="nothing"/>
+      <w:lvlText w:val=""/>
+      <w:lvlJc w:val="start"/>
+      <w:pPr>
+        <w:tabs>
+          <w:tab w:val="num" w:pos="0"/>
+        </w:tabs>
+        <w:ind w:start="0" w:hanging="0"/>
+      </w:pPr>
+      <w:rPr/>
+    </w:lvl>
+    <w:lvl w:ilvl="5">
+      <w:start w:val="1"/>
+      <w:numFmt w:val="none"/>
+      <w:suff w:val="nothing"/>
+      <w:lvlText w:val=""/>
+      <w:lvlJc w:val="start"/>
+      <w:pPr>
+        <w:tabs>
+          <w:tab w:val="num" w:pos="0"/>
+        </w:tabs>
+        <w:ind w:start="0" w:hanging="0"/>
+      </w:pPr>
+      <w:rPr/>
+    </w:lvl>
+    <w:lvl w:ilvl="6">
+      <w:start w:val="1"/>
+      <w:numFmt w:val="none"/>
+      <w:suff w:val="nothing"/>
+      <w:lvlText w:val=""/>
+      <w:lvlJc w:val="start"/>
+      <w:pPr>
+        <w:tabs>
+          <w:tab w:val="num" w:pos="0"/>
+        </w:tabs>
+        <w:ind w:start="0" w:hanging="0"/>
+      </w:pPr>
+      <w:rPr/>
+    </w:lvl>
+    <w:lvl w:ilvl="7">
+      <w:start w:val="1"/>
+      <w:numFmt w:val="none"/>
+      <w:suff w:val="nothing"/>
+      <w:lvlText w:val=""/>
+      <w:lvlJc w:val="start"/>
+      <w:pPr>
+        <w:tabs>
+          <w:tab w:val="num" w:pos="0"/>
+        </w:tabs>
+        <w:ind w:start="0" w:hanging="0"/>
+      </w:pPr>
+      <w:rPr/>
+    </w:lvl>
+    <w:lvl w:ilvl="8">
+      <w:start w:val="1"/>
+      <w:numFmt w:val="none"/>
+      <w:suff w:val="nothing"/>
+      <w:lvlText w:val=""/>
+      <w:lvlJc w:val="start"/>
+      <w:pPr>
+        <w:tabs>
+          <w:tab w:val="num" w:pos="0"/>
+        </w:tabs>
+        <w:ind w:start="0" w:hanging="0"/>
+      </w:pPr>
+      <w:rPr/>
+    </w:lvl>
+  </w:abstractNum>
+  <w:abstractNum w:abstractNumId="3">
+    <w:lvl w:ilvl="0">
+      <w:start w:val="1"/>
+      <w:numFmt w:val="decimal"/>
+      <w:lvlText w:val="%1."/>
+      <w:lvlJc w:val="start"/>
+      <w:pPr>
+        <w:tabs>
+          <w:tab w:val="num" w:pos="720"/>
+        </w:tabs>
+        <w:ind w:start="720" w:hanging="360"/>
+      </w:pPr>
+      <w:rPr/>
+    </w:lvl>
+    <w:lvl w:ilvl="1">
+      <w:start w:val="1"/>
+      <w:numFmt w:val="decimal"/>
+      <w:lvlText w:val="%2."/>
+      <w:lvlJc w:val="start"/>
+      <w:pPr>
+        <w:tabs>
+          <w:tab w:val="num" w:pos="1080"/>
+        </w:tabs>
+        <w:ind w:start="1080" w:hanging="360"/>
+      </w:pPr>
+      <w:rPr/>
+    </w:lvl>
+    <w:lvl w:ilvl="2">
+      <w:start w:val="1"/>
+      <w:numFmt w:val="decimal"/>
+      <w:lvlText w:val="%3."/>
+      <w:lvlJc w:val="start"/>
+      <w:pPr>
+        <w:tabs>
+          <w:tab w:val="num" w:pos="1440"/>
+        </w:tabs>
+        <w:ind w:start="1440" w:hanging="360"/>
+      </w:pPr>
+      <w:rPr/>
+    </w:lvl>
+    <w:lvl w:ilvl="3">
+      <w:start w:val="1"/>
+      <w:numFmt w:val="decimal"/>
+      <w:lvlText w:val="%4."/>
+      <w:lvlJc w:val="start"/>
+      <w:pPr>
+        <w:tabs>
+          <w:tab w:val="num" w:pos="1800"/>
+        </w:tabs>
+        <w:ind w:start="1800" w:hanging="360"/>
+      </w:pPr>
+      <w:rPr/>
+    </w:lvl>
+    <w:lvl w:ilvl="4">
+      <w:start w:val="1"/>
+      <w:numFmt w:val="decimal"/>
+      <w:lvlText w:val="%5."/>
+      <w:lvlJc w:val="start"/>
+      <w:pPr>
+        <w:tabs>
+          <w:tab w:val="num" w:pos="2160"/>
+        </w:tabs>
+        <w:ind w:start="2160" w:hanging="360"/>
+      </w:pPr>
+      <w:rPr/>
+    </w:lvl>
+    <w:lvl w:ilvl="5">
+      <w:start w:val="1"/>
+      <w:numFmt w:val="decimal"/>
+      <w:lvlText w:val="%6."/>
+      <w:lvlJc w:val="start"/>
+      <w:pPr>
+        <w:tabs>
+          <w:tab w:val="num" w:pos="2520"/>
+        </w:tabs>
+        <w:ind w:start="2520" w:hanging="360"/>
+      </w:pPr>
+      <w:rPr/>
+    </w:lvl>
+    <w:lvl w:ilvl="6">
+      <w:start w:val="1"/>
+      <w:numFmt w:val="decimal"/>
+      <w:lvlText w:val="%7."/>
+      <w:lvlJc w:val="start"/>
+      <w:pPr>
+        <w:tabs>
+          <w:tab w:val="num" w:pos="2880"/>
+        </w:tabs>
+        <w:ind w:start="2880" w:hanging="360"/>
+      </w:pPr>
+      <w:rPr/>
+    </w:lvl>
+    <w:lvl w:ilvl="7">
+      <w:start w:val="1"/>
+      <w:numFmt w:val="decimal"/>
+      <w:lvlText w:val="%8."/>
+      <w:lvlJc w:val="start"/>
+      <w:pPr>
+        <w:tabs>
+          <w:tab w:val="num" w:pos="3240"/>
+        </w:tabs>
+        <w:ind w:start="3240" w:hanging="360"/>
+      </w:pPr>
+      <w:rPr/>
+    </w:lvl>
+    <w:lvl w:ilvl="8">
+      <w:start w:val="1"/>
+      <w:numFmt w:val="decimal"/>
+      <w:lvlText w:val="%9."/>
+      <w:lvlJc w:val="start"/>
+      <w:pPr>
+        <w:tabs>
+          <w:tab w:val="num" w:pos="3600"/>
+        </w:tabs>
+        <w:ind w:start="3600" w:hanging="360"/>
+      </w:pPr>
+      <w:rPr/>
+    </w:lvl>
+  </w:abstractNum>
+  <w:abstractNum w:abstractNumId="4">
+    <w:lvl w:ilvl="0">
+      <w:start w:val="1"/>
+      <w:numFmt w:val="bullet"/>
+      <w:lvlText w:val=""/>
+      <w:lvlJc w:val="start"/>
+      <w:pPr>
+        <w:tabs>
+          <w:tab w:val="num" w:pos="720"/>
+        </w:tabs>
+        <w:ind w:start="720" w:hanging="360"/>
+      </w:pPr>
+      <w:rPr>
+        <w:rFonts w:ascii="Symbol" w:hAnsi="Symbol" w:cs="Symbol" w:hint="default"/>
+      </w:rPr>
+    </w:lvl>
+    <w:lvl w:ilvl="1">
+      <w:start w:val="1"/>
+      <w:numFmt w:val="bullet"/>
+      <w:lvlText w:val=""/>
+      <w:lvlJc w:val="start"/>
+      <w:pPr>
+        <w:tabs>
+          <w:tab w:val="num" w:pos="1080"/>
+        </w:tabs>
+        <w:ind w:start="1080" w:hanging="360"/>
+      </w:pPr>
+      <w:rPr>
+        <w:rFonts w:ascii="Symbol" w:hAnsi="Symbol" w:cs="Symbol" w:hint="default"/>
+      </w:rPr>
+    </w:lvl>
+    <w:lvl w:ilvl="2">
+      <w:start w:val="1"/>
+      <w:numFmt w:val="bullet"/>
+      <w:lvlText w:val=""/>
+      <w:lvlJc w:val="start"/>
+      <w:pPr>
+        <w:tabs>
+          <w:tab w:val="num" w:pos="1440"/>
+        </w:tabs>
+        <w:ind w:start="1440" w:hanging="360"/>
+      </w:pPr>
+      <w:rPr>
+        <w:rFonts w:ascii="Symbol" w:hAnsi="Symbol" w:cs="Symbol" w:hint="default"/>
+      </w:rPr>
+    </w:lvl>
+    <w:lvl w:ilvl="3">
+      <w:start w:val="1"/>
+      <w:numFmt w:val="bullet"/>
+      <w:lvlText w:val=""/>
+      <w:lvlJc w:val="start"/>
+      <w:pPr>
+        <w:tabs>
+          <w:tab w:val="num" w:pos="1800"/>
+        </w:tabs>
+        <w:ind w:start="1800" w:hanging="360"/>
+      </w:pPr>
+      <w:rPr>
+        <w:rFonts w:ascii="Symbol" w:hAnsi="Symbol" w:cs="Symbol" w:hint="default"/>
+      </w:rPr>
+    </w:lvl>
+    <w:lvl w:ilvl="4">
+      <w:start w:val="1"/>
+      <w:numFmt w:val="bullet"/>
+      <w:lvlText w:val=""/>
+      <w:lvlJc w:val="start"/>
+      <w:pPr>
+        <w:tabs>
+          <w:tab w:val="num" w:pos="2160"/>
+        </w:tabs>
+        <w:ind w:start="2160" w:hanging="360"/>
+      </w:pPr>
+      <w:rPr>
+        <w:rFonts w:ascii="Symbol" w:hAnsi="Symbol" w:cs="Symbol" w:hint="default"/>
+      </w:rPr>
+    </w:lvl>
+    <w:lvl w:ilvl="5">
+      <w:start w:val="1"/>
+      <w:numFmt w:val="bullet"/>
+      <w:lvlText w:val=""/>
+      <w:lvlJc w:val="start"/>
+      <w:pPr>
+        <w:tabs>
+          <w:tab w:val="num" w:pos="2520"/>
+        </w:tabs>
+        <w:ind w:start="2520" w:hanging="360"/>
+      </w:pPr>
+      <w:rPr>
+        <w:rFonts w:ascii="Symbol" w:hAnsi="Symbol" w:cs="Symbol" w:hint="default"/>
+      </w:rPr>
+    </w:lvl>
+    <w:lvl w:ilvl="6">
+      <w:start w:val="1"/>
+      <w:numFmt w:val="bullet"/>
+      <w:lvlText w:val=""/>
+      <w:lvlJc w:val="start"/>
+      <w:pPr>
+        <w:tabs>
+          <w:tab w:val="num" w:pos="2880"/>
+        </w:tabs>
+        <w:ind w:start="2880" w:hanging="360"/>
+      </w:pPr>
+      <w:rPr>
+        <w:rFonts w:ascii="Symbol" w:hAnsi="Symbol" w:cs="Symbol" w:hint="default"/>
+      </w:rPr>
+    </w:lvl>
+    <w:lvl w:ilvl="7">
+      <w:start w:val="1"/>
+      <w:numFmt w:val="bullet"/>
+      <w:lvlText w:val=""/>
+      <w:lvlJc w:val="start"/>
+      <w:pPr>
+        <w:tabs>
+          <w:tab w:val="num" w:pos="3240"/>
+        </w:tabs>
+        <w:ind w:start="3240" w:hanging="360"/>
+      </w:pPr>
+      <w:rPr>
+        <w:rFonts w:ascii="Symbol" w:hAnsi="Symbol" w:cs="Symbol" w:hint="default"/>
+      </w:rPr>
+    </w:lvl>
+    <w:lvl w:ilvl="8">
+      <w:start w:val="1"/>
+      <w:numFmt w:val="bullet"/>
+      <w:lvlText w:val=""/>
+      <w:lvlJc w:val="start"/>
+      <w:pPr>
+        <w:tabs>
+          <w:tab w:val="num" w:pos="3600"/>
+        </w:tabs>
+        <w:ind w:start="3600" w:hanging="360"/>
+      </w:pPr>
+      <w:rPr>
+        <w:rFonts w:ascii="Symbol" w:hAnsi="Symbol" w:cs="Symbol" w:hint="default"/>
+      </w:rPr>
+    </w:lvl>
+  </w:abstractNum>
+  <w:abstractNum w:abstractNumId="5">
+    <w:lvl w:ilvl="0">
+      <w:start w:val="1"/>
+      <w:numFmt w:val="bullet"/>
+      <w:lvlText w:val=""/>
+      <w:lvlJc w:val="start"/>
+      <w:pPr>
+        <w:tabs>
+          <w:tab w:val="num" w:pos="720"/>
+        </w:tabs>
+        <w:ind w:start="720" w:hanging="360"/>
+      </w:pPr>
+      <w:rPr>
+        <w:rFonts w:ascii="Symbol" w:hAnsi="Symbol" w:cs="Symbol" w:hint="default"/>
+      </w:rPr>
+    </w:lvl>
+    <w:lvl w:ilvl="1">
+      <w:start w:val="1"/>
+      <w:numFmt w:val="bullet"/>
+      <w:lvlText w:val=""/>
+      <w:lvlJc w:val="start"/>
+      <w:pPr>
+        <w:tabs>
+          <w:tab w:val="num" w:pos="1080"/>
+        </w:tabs>
+        <w:ind w:start="1080" w:hanging="360"/>
+      </w:pPr>
+      <w:rPr>
+        <w:rFonts w:ascii="Symbol" w:hAnsi="Symbol" w:cs="Symbol" w:hint="default"/>
+      </w:rPr>
+    </w:lvl>
+    <w:lvl w:ilvl="2">
+      <w:start w:val="1"/>
+      <w:numFmt w:val="bullet"/>
+      <w:lvlText w:val=""/>
+      <w:lvlJc w:val="start"/>
+      <w:pPr>
+        <w:tabs>
+          <w:tab w:val="num" w:pos="1440"/>
+        </w:tabs>
+        <w:ind w:start="1440" w:hanging="360"/>
+      </w:pPr>
+      <w:rPr>
+        <w:rFonts w:ascii="Symbol" w:hAnsi="Symbol" w:cs="Symbol" w:hint="default"/>
+      </w:rPr>
+    </w:lvl>
+    <w:lvl w:ilvl="3">
+      <w:start w:val="1"/>
+      <w:numFmt w:val="bullet"/>
+      <w:lvlText w:val=""/>
+      <w:lvlJc w:val="start"/>
+      <w:pPr>
+        <w:tabs>
+          <w:tab w:val="num" w:pos="1800"/>
+        </w:tabs>
+        <w:ind w:start="1800" w:hanging="360"/>
+      </w:pPr>
+      <w:rPr>
+        <w:rFonts w:ascii="Symbol" w:hAnsi="Symbol" w:cs="Symbol" w:hint="default"/>
+      </w:rPr>
+    </w:lvl>
+    <w:lvl w:ilvl="4">
+      <w:start w:val="1"/>
+      <w:numFmt w:val="bullet"/>
+      <w:lvlText w:val=""/>
+      <w:lvlJc w:val="start"/>
+      <w:pPr>
+        <w:tabs>
+          <w:tab w:val="num" w:pos="2160"/>
+        </w:tabs>
+        <w:ind w:start="2160" w:hanging="360"/>
+      </w:pPr>
+      <w:rPr>
+        <w:rFonts w:ascii="Symbol" w:hAnsi="Symbol" w:cs="Symbol" w:hint="default"/>
+      </w:rPr>
+    </w:lvl>
+    <w:lvl w:ilvl="5">
+      <w:start w:val="1"/>
+      <w:numFmt w:val="bullet"/>
+      <w:lvlText w:val=""/>
+      <w:lvlJc w:val="start"/>
+      <w:pPr>
+        <w:tabs>
+          <w:tab w:val="num" w:pos="2520"/>
+        </w:tabs>
+        <w:ind w:start="2520" w:hanging="360"/>
+      </w:pPr>
+      <w:rPr>
+        <w:rFonts w:ascii="Symbol" w:hAnsi="Symbol" w:cs="Symbol" w:hint="default"/>
+      </w:rPr>
+    </w:lvl>
+    <w:lvl w:ilvl="6">
+      <w:start w:val="1"/>
+      <w:numFmt w:val="bullet"/>
+      <w:lvlText w:val=""/>
+      <w:lvlJc w:val="start"/>
+      <w:pPr>
+        <w:tabs>
+          <w:tab w:val="num" w:pos="2880"/>
+        </w:tabs>
+        <w:ind w:start="2880" w:hanging="360"/>
+      </w:pPr>
+      <w:rPr>
+        <w:rFonts w:ascii="Symbol" w:hAnsi="Symbol" w:cs="Symbol" w:hint="default"/>
+      </w:rPr>
+    </w:lvl>
+    <w:lvl w:ilvl="7">
+      <w:start w:val="1"/>
+      <w:numFmt w:val="bullet"/>
+      <w:lvlText w:val=""/>
+      <w:lvlJc w:val="start"/>
+      <w:pPr>
+        <w:tabs>
+          <w:tab w:val="num" w:pos="3240"/>
+        </w:tabs>
+        <w:ind w:start="3240" w:hanging="360"/>
+      </w:pPr>
+      <w:rPr>
+        <w:rFonts w:ascii="Symbol" w:hAnsi="Symbol" w:cs="Symbol" w:hint="default"/>
+      </w:rPr>
+    </w:lvl>
+    <w:lvl w:ilvl="8">
+      <w:start w:val="1"/>
+      <w:numFmt w:val="bullet"/>
+      <w:lvlText w:val=""/>
+      <w:lvlJc w:val="start"/>
+      <w:pPr>
+        <w:tabs>
+          <w:tab w:val="num" w:pos="3600"/>
+        </w:tabs>
+        <w:ind w:start="3600" w:hanging="360"/>
+      </w:pPr>
+      <w:rPr>
+        <w:rFonts w:ascii="Symbol" w:hAnsi="Symbol" w:cs="Symbol" w:hint="default"/>
+      </w:rPr>
+    </w:lvl>
+  </w:abstractNum>
+  <w:abstractNum w:abstractNumId="6">
+    <w:lvl w:ilvl="0">
+      <w:start w:val="1"/>
+      <w:numFmt w:val="bullet"/>
+      <w:lvlText w:val=""/>
+      <w:lvlJc w:val="start"/>
+      <w:pPr>
+        <w:tabs>
+          <w:tab w:val="num" w:pos="720"/>
+        </w:tabs>
+        <w:ind w:start="720" w:hanging="360"/>
+      </w:pPr>
+      <w:rPr>
+        <w:rFonts w:ascii="Symbol" w:hAnsi="Symbol" w:cs="Symbol" w:hint="default"/>
+      </w:rPr>
+    </w:lvl>
+    <w:lvl w:ilvl="1">
+      <w:start w:val="1"/>
+      <w:numFmt w:val="bullet"/>
+      <w:lvlText w:val=""/>
+      <w:lvlJc w:val="start"/>
+      <w:pPr>
+        <w:tabs>
+          <w:tab w:val="num" w:pos="1080"/>
+        </w:tabs>
+        <w:ind w:start="1080" w:hanging="360"/>
+      </w:pPr>
+      <w:rPr>
+        <w:rFonts w:ascii="Symbol" w:hAnsi="Symbol" w:cs="Symbol" w:hint="default"/>
+      </w:rPr>
+    </w:lvl>
+    <w:lvl w:ilvl="2">
+      <w:start w:val="1"/>
+      <w:numFmt w:val="bullet"/>
+      <w:lvlText w:val=""/>
+      <w:lvlJc w:val="start"/>
+      <w:pPr>
+        <w:tabs>
+          <w:tab w:val="num" w:pos="1440"/>
+        </w:tabs>
+        <w:ind w:start="1440" w:hanging="360"/>
+      </w:pPr>
+      <w:rPr>
+        <w:rFonts w:ascii="Symbol" w:hAnsi="Symbol" w:cs="Symbol" w:hint="default"/>
+      </w:rPr>
+    </w:lvl>
+    <w:lvl w:ilvl="3">
+      <w:start w:val="1"/>
+      <w:numFmt w:val="bullet"/>
+      <w:lvlText w:val=""/>
+      <w:lvlJc w:val="start"/>
+      <w:pPr>
+        <w:tabs>
+          <w:tab w:val="num" w:pos="1800"/>
+        </w:tabs>
+        <w:ind w:start="1800" w:hanging="360"/>
+      </w:pPr>
+      <w:rPr>
+        <w:rFonts w:ascii="Symbol" w:hAnsi="Symbol" w:cs="Symbol" w:hint="default"/>
+      </w:rPr>
+    </w:lvl>
+    <w:lvl w:ilvl="4">
+      <w:start w:val="1"/>
+      <w:numFmt w:val="bullet"/>
+      <w:lvlText w:val=""/>
+      <w:lvlJc w:val="start"/>
+      <w:pPr>
+        <w:tabs>
+          <w:tab w:val="num" w:pos="2160"/>
+        </w:tabs>
+        <w:ind w:start="2160" w:hanging="360"/>
+      </w:pPr>
+      <w:rPr>
+        <w:rFonts w:ascii="Symbol" w:hAnsi="Symbol" w:cs="Symbol" w:hint="default"/>
+      </w:rPr>
+    </w:lvl>
+    <w:lvl w:ilvl="5">
+      <w:start w:val="1"/>
+      <w:numFmt w:val="bullet"/>
+      <w:lvlText w:val=""/>
+      <w:lvlJc w:val="start"/>
+      <w:pPr>
+        <w:tabs>
+          <w:tab w:val="num" w:pos="2520"/>
+        </w:tabs>
+        <w:ind w:start="2520" w:hanging="360"/>
+      </w:pPr>
+      <w:rPr>
+        <w:rFonts w:ascii="Symbol" w:hAnsi="Symbol" w:cs="Symbol" w:hint="default"/>
+      </w:rPr>
+    </w:lvl>
+    <w:lvl w:ilvl="6">
+      <w:start w:val="1"/>
+      <w:numFmt w:val="bullet"/>
+      <w:lvlText w:val=""/>
+      <w:lvlJc w:val="start"/>
+      <w:pPr>
+        <w:tabs>
+          <w:tab w:val="num" w:pos="2880"/>
+        </w:tabs>
+        <w:ind w:start="2880" w:hanging="360"/>
+      </w:pPr>
+      <w:rPr>
+        <w:rFonts w:ascii="Symbol" w:hAnsi="Symbol" w:cs="Symbol" w:hint="default"/>
+      </w:rPr>
+    </w:lvl>
+    <w:lvl w:ilvl="7">
+      <w:start w:val="1"/>
+      <w:numFmt w:val="bullet"/>
+      <w:lvlText w:val=""/>
+      <w:lvlJc w:val="start"/>
+      <w:pPr>
+        <w:tabs>
+          <w:tab w:val="num" w:pos="3240"/>
+        </w:tabs>
+        <w:ind w:start="3240" w:hanging="360"/>
+      </w:pPr>
+      <w:rPr>
+        <w:rFonts w:ascii="Symbol" w:hAnsi="Symbol" w:cs="Symbol" w:hint="default"/>
+      </w:rPr>
+    </w:lvl>
+    <w:lvl w:ilvl="8">
+      <w:start w:val="1"/>
+      <w:numFmt w:val="bullet"/>
+      <w:lvlText w:val=""/>
+      <w:lvlJc w:val="start"/>
+      <w:pPr>
+        <w:tabs>
+          <w:tab w:val="num" w:pos="3600"/>
+        </w:tabs>
+        <w:ind w:start="3600" w:hanging="360"/>
+      </w:pPr>
+      <w:rPr>
+        <w:rFonts w:ascii="Symbol" w:hAnsi="Symbol" w:cs="Symbol" w:hint="default"/>
+      </w:rPr>
+    </w:lvl>
+  </w:abstractNum>
+  <w:abstractNum w:abstractNumId="7">
+    <w:lvl w:ilvl="0">
+      <w:start w:val="1"/>
+      <w:numFmt w:val="bullet"/>
+      <w:lvlText w:val=""/>
+      <w:lvlJc w:val="start"/>
+      <w:pPr>
+        <w:tabs>
+          <w:tab w:val="num" w:pos="720"/>
+        </w:tabs>
+        <w:ind w:start="720" w:hanging="360"/>
+      </w:pPr>
+      <w:rPr>
+        <w:rFonts w:ascii="Symbol" w:hAnsi="Symbol" w:cs="Symbol" w:hint="default"/>
+      </w:rPr>
+    </w:lvl>
+    <w:lvl w:ilvl="1">
+      <w:start w:val="1"/>
+      <w:numFmt w:val="bullet"/>
+      <w:lvlText w:val=""/>
+      <w:lvlJc w:val="start"/>
+      <w:pPr>
+        <w:tabs>
+          <w:tab w:val="num" w:pos="1080"/>
+        </w:tabs>
+        <w:ind w:start="1080" w:hanging="360"/>
+      </w:pPr>
+      <w:rPr>
+        <w:rFonts w:ascii="Symbol" w:hAnsi="Symbol" w:cs="Symbol" w:hint="default"/>
+      </w:rPr>
+    </w:lvl>
+    <w:lvl w:ilvl="2">
+      <w:start w:val="1"/>
+      <w:numFmt w:val="bullet"/>
+      <w:lvlText w:val=""/>
+      <w:lvlJc w:val="start"/>
+      <w:pPr>
+        <w:tabs>
+          <w:tab w:val="num" w:pos="1440"/>
+        </w:tabs>
+        <w:ind w:start="1440" w:hanging="360"/>
+      </w:pPr>
+      <w:rPr>
+        <w:rFonts w:ascii="Symbol" w:hAnsi="Symbol" w:cs="Symbol" w:hint="default"/>
+      </w:rPr>
+    </w:lvl>
+    <w:lvl w:ilvl="3">
+      <w:start w:val="1"/>
+      <w:numFmt w:val="bullet"/>
+      <w:lvlText w:val=""/>
+      <w:lvlJc w:val="start"/>
+      <w:pPr>
+        <w:tabs>
+          <w:tab w:val="num" w:pos="1800"/>
+        </w:tabs>
+        <w:ind w:start="1800" w:hanging="360"/>
+      </w:pPr>
+      <w:rPr>
+        <w:rFonts w:ascii="Symbol" w:hAnsi="Symbol" w:cs="Symbol" w:hint="default"/>
+      </w:rPr>
+    </w:lvl>
+    <w:lvl w:ilvl="4">
+      <w:start w:val="1"/>
+      <w:numFmt w:val="bullet"/>
+      <w:lvlText w:val=""/>
+      <w:lvlJc w:val="start"/>
+      <w:pPr>
+        <w:tabs>
+          <w:tab w:val="num" w:pos="2160"/>
+        </w:tabs>
+        <w:ind w:start="2160" w:hanging="360"/>
+      </w:pPr>
+      <w:rPr>
+        <w:rFonts w:ascii="Symbol" w:hAnsi="Symbol" w:cs="Symbol" w:hint="default"/>
+      </w:rPr>
+    </w:lvl>
+    <w:lvl w:ilvl="5">
+      <w:start w:val="1"/>
+      <w:numFmt w:val="bullet"/>
+      <w:lvlText w:val=""/>
+      <w:lvlJc w:val="start"/>
+      <w:pPr>
+        <w:tabs>
+          <w:tab w:val="num" w:pos="2520"/>
+        </w:tabs>
+        <w:ind w:start="2520" w:hanging="360"/>
+      </w:pPr>
+      <w:rPr>
+        <w:rFonts w:ascii="Symbol" w:hAnsi="Symbol" w:cs="Symbol" w:hint="default"/>
+      </w:rPr>
+    </w:lvl>
+    <w:lvl w:ilvl="6">
+      <w:start w:val="1"/>
+      <w:numFmt w:val="bullet"/>
+      <w:lvlText w:val=""/>
+      <w:lvlJc w:val="start"/>
+      <w:pPr>
+        <w:tabs>
+          <w:tab w:val="num" w:pos="2880"/>
+        </w:tabs>
+        <w:ind w:start="2880" w:hanging="360"/>
+      </w:pPr>
+      <w:rPr>
+        <w:rFonts w:ascii="Symbol" w:hAnsi="Symbol" w:cs="Symbol" w:hint="default"/>
+      </w:rPr>
+    </w:lvl>
+    <w:lvl w:ilvl="7">
+      <w:start w:val="1"/>
+      <w:numFmt w:val="bullet"/>
+      <w:lvlText w:val=""/>
+      <w:lvlJc w:val="start"/>
+      <w:pPr>
+        <w:tabs>
+          <w:tab w:val="num" w:pos="3240"/>
+        </w:tabs>
+        <w:ind w:start="3240" w:hanging="360"/>
+      </w:pPr>
+      <w:rPr>
+        <w:rFonts w:ascii="Symbol" w:hAnsi="Symbol" w:cs="Symbol" w:hint="default"/>
+      </w:rPr>
+    </w:lvl>
+    <w:lvl w:ilvl="8">
+      <w:start w:val="1"/>
+      <w:numFmt w:val="bullet"/>
+      <w:lvlText w:val=""/>
+      <w:lvlJc w:val="start"/>
+      <w:pPr>
+        <w:tabs>
+          <w:tab w:val="num" w:pos="3600"/>
+        </w:tabs>
+        <w:ind w:start="3600" w:hanging="360"/>
+      </w:pPr>
+      <w:rPr>
+        <w:rFonts w:ascii="Symbol" w:hAnsi="Symbol" w:cs="Symbol" w:hint="default"/>
+      </w:rPr>
+    </w:lvl>
+  </w:abstractNum>
+  <w:abstractNum w:abstractNumId="8">
+    <w:lvl w:ilvl="0">
+      <w:start w:val="1"/>
+      <w:numFmt w:val="bullet"/>
+      <w:lvlText w:val=""/>
+      <w:lvlJc w:val="start"/>
+      <w:pPr>
+        <w:tabs>
+          <w:tab w:val="num" w:pos="720"/>
+        </w:tabs>
+        <w:ind w:start="720" w:hanging="360"/>
+      </w:pPr>
+      <w:rPr>
+        <w:rFonts w:ascii="Symbol" w:hAnsi="Symbol" w:cs="Symbol" w:hint="default"/>
+      </w:rPr>
+    </w:lvl>
+    <w:lvl w:ilvl="1">
+      <w:start w:val="1"/>
+      <w:numFmt w:val="bullet"/>
+      <w:lvlText w:val=""/>
+      <w:lvlJc w:val="start"/>
+      <w:pPr>
+        <w:tabs>
+          <w:tab w:val="num" w:pos="1080"/>
+        </w:tabs>
+        <w:ind w:start="1080" w:hanging="360"/>
+      </w:pPr>
+      <w:rPr>
+        <w:rFonts w:ascii="Symbol" w:hAnsi="Symbol" w:cs="Symbol" w:hint="default"/>
+      </w:rPr>
+    </w:lvl>
+    <w:lvl w:ilvl="2">
+      <w:start w:val="1"/>
+      <w:numFmt w:val="bullet"/>
+      <w:lvlText w:val=""/>
+      <w:lvlJc w:val="start"/>
+      <w:pPr>
+        <w:tabs>
+          <w:tab w:val="num" w:pos="1440"/>
+        </w:tabs>
+        <w:ind w:start="1440" w:hanging="360"/>
+      </w:pPr>
+      <w:rPr>
+        <w:rFonts w:ascii="Symbol" w:hAnsi="Symbol" w:cs="Symbol" w:hint="default"/>
+      </w:rPr>
+    </w:lvl>
+    <w:lvl w:ilvl="3">
+      <w:start w:val="1"/>
+      <w:numFmt w:val="bullet"/>
+      <w:lvlText w:val=""/>
+      <w:lvlJc w:val="start"/>
+      <w:pPr>
+        <w:tabs>
+          <w:tab w:val="num" w:pos="1800"/>
+        </w:tabs>
+        <w:ind w:start="1800" w:hanging="360"/>
+      </w:pPr>
+      <w:rPr>
+        <w:rFonts w:ascii="Symbol" w:hAnsi="Symbol" w:cs="Symbol" w:hint="default"/>
+      </w:rPr>
+    </w:lvl>
+    <w:lvl w:ilvl="4">
+      <w:start w:val="1"/>
+      <w:numFmt w:val="bullet"/>
+      <w:lvlText w:val=""/>
+      <w:lvlJc w:val="start"/>
+      <w:pPr>
+        <w:tabs>
+          <w:tab w:val="num" w:pos="2160"/>
+        </w:tabs>
+        <w:ind w:start="2160" w:hanging="360"/>
+      </w:pPr>
+      <w:rPr>
+        <w:rFonts w:ascii="Symbol" w:hAnsi="Symbol" w:cs="Symbol" w:hint="default"/>
+      </w:rPr>
+    </w:lvl>
+    <w:lvl w:ilvl="5">
+      <w:start w:val="1"/>
+      <w:numFmt w:val="bullet"/>
+      <w:lvlText w:val=""/>
+      <w:lvlJc w:val="start"/>
+      <w:pPr>
+        <w:tabs>
+          <w:tab w:val="num" w:pos="2520"/>
+        </w:tabs>
+        <w:ind w:start="2520" w:hanging="360"/>
+      </w:pPr>
+      <w:rPr>
+        <w:rFonts w:ascii="Symbol" w:hAnsi="Symbol" w:cs="Symbol" w:hint="default"/>
+      </w:rPr>
+    </w:lvl>
+    <w:lvl w:ilvl="6">
+      <w:start w:val="1"/>
+      <w:numFmt w:val="bullet"/>
+      <w:lvlText w:val=""/>
+      <w:lvlJc w:val="start"/>
+      <w:pPr>
+        <w:tabs>
+          <w:tab w:val="num" w:pos="2880"/>
+        </w:tabs>
+        <w:ind w:start="2880" w:hanging="360"/>
+      </w:pPr>
+      <w:rPr>
+        <w:rFonts w:ascii="Symbol" w:hAnsi="Symbol" w:cs="Symbol" w:hint="default"/>
+      </w:rPr>
+    </w:lvl>
+    <w:lvl w:ilvl="7">
+      <w:start w:val="1"/>
+      <w:numFmt w:val="bullet"/>
+      <w:lvlText w:val=""/>
+      <w:lvlJc w:val="start"/>
+      <w:pPr>
+        <w:tabs>
+          <w:tab w:val="num" w:pos="3240"/>
+        </w:tabs>
+        <w:ind w:start="3240" w:hanging="360"/>
+      </w:pPr>
+      <w:rPr>
+        <w:rFonts w:ascii="Symbol" w:hAnsi="Symbol" w:cs="Symbol" w:hint="default"/>
+      </w:rPr>
+    </w:lvl>
+    <w:lvl w:ilvl="8">
+      <w:start w:val="1"/>
+      <w:numFmt w:val="bullet"/>
+      <w:lvlText w:val=""/>
+      <w:lvlJc w:val="start"/>
+      <w:pPr>
+        <w:tabs>
+          <w:tab w:val="num" w:pos="3600"/>
+        </w:tabs>
+        <w:ind w:start="3600" w:hanging="360"/>
+      </w:pPr>
+      <w:rPr>
+        <w:rFonts w:ascii="Symbol" w:hAnsi="Symbol" w:cs="Symbol" w:hint="default"/>
+      </w:rPr>
+    </w:lvl>
   </w:abstractNum>
   <w:num w:numId="1">
     <w:abstractNumId w:val="1"/>
+  </w:num>
+  <w:num w:numId="2">
+    <w:abstractNumId w:val="2"/>
+  </w:num>
+  <w:num w:numId="3">
+    <w:abstractNumId w:val="3"/>
+  </w:num>
+  <w:num w:numId="4">
+    <w:abstractNumId w:val="4"/>
+  </w:num>
+  <w:num w:numId="5">
+    <w:abstractNumId w:val="5"/>
+  </w:num>
+  <w:num w:numId="6">
+    <w:abstractNumId w:val="6"/>
+  </w:num>
+  <w:num w:numId="7">
+    <w:abstractNumId w:val="7"/>
+  </w:num>
+  <w:num w:numId="8">
+    <w:abstractNumId w:val="8"/>
   </w:num>
 </w:numbering>
 </file>
@@ -579,7 +3792,6 @@
     </w:rPrDefault>
     <w:pPrDefault>
       <w:pPr>
-        <w:widowControl/>
         <w:suppressAutoHyphens w:val="true"/>
       </w:pPr>
     </w:pPrDefault>
@@ -589,7 +3801,10 @@
     <w:qFormat/>
     <w:pPr>
       <w:widowControl/>
+      <w:suppressAutoHyphens w:val="true"/>
       <w:bidi w:val="0"/>
+      <w:spacing w:before="0" w:after="0"/>
+      <w:jc w:val="start"/>
     </w:pPr>
     <w:rPr>
       <w:rFonts w:ascii="Liberation Serif" w:hAnsi="Liberation Serif" w:eastAsia="Noto Serif CJK SC" w:cs="Noto Sans Devanagari"/>
@@ -608,7 +3823,7 @@
     <w:pPr>
       <w:numPr>
         <w:ilvl w:val="0"/>
-        <w:numId w:val="1"/>
+        <w:numId w:val="2"/>
       </w:numPr>
       <w:spacing w:lineRule="auto" w:line="360" w:before="240" w:after="120"/>
       <w:jc w:val="center"/>
@@ -630,7 +3845,7 @@
     <w:pPr>
       <w:numPr>
         <w:ilvl w:val="1"/>
-        <w:numId w:val="1"/>
+        <w:numId w:val="2"/>
       </w:numPr>
       <w:spacing w:lineRule="auto" w:line="360" w:before="200" w:after="120"/>
       <w:jc w:val="center"/>
@@ -655,6 +3870,18 @@
     <w:name w:val="Index Link"/>
     <w:qFormat/>
     <w:rPr/>
+  </w:style>
+  <w:style w:type="character" w:styleId="NumberingSymbols">
+    <w:name w:val="Numbering Symbols"/>
+    <w:qFormat/>
+    <w:rPr/>
+  </w:style>
+  <w:style w:type="character" w:styleId="Bullets">
+    <w:name w:val="Bullets"/>
+    <w:qFormat/>
+    <w:rPr>
+      <w:rFonts w:ascii="OpenSymbol" w:hAnsi="OpenSymbol" w:eastAsia="OpenSymbol" w:cs="OpenSymbol"/>
+    </w:rPr>
   </w:style>
   <w:style w:type="paragraph" w:styleId="Heading">
     <w:name w:val="Heading"/>
@@ -725,6 +3952,7 @@
         <w:tab w:val="clear" w:pos="709"/>
         <w:tab w:val="right" w:pos="9638" w:leader="dot"/>
       </w:tabs>
+      <w:spacing w:lineRule="auto" w:line="360"/>
       <w:ind w:hanging="0" w:start="0"/>
     </w:pPr>
     <w:rPr/>
@@ -750,6 +3978,42 @@
       <w:suppressLineNumbers/>
     </w:pPr>
     <w:rPr/>
+  </w:style>
+  <w:style w:type="paragraph" w:styleId="TOC2">
+    <w:name w:val="toc 2"/>
+    <w:basedOn w:val="Index"/>
+    <w:pPr>
+      <w:tabs>
+        <w:tab w:val="clear" w:pos="709"/>
+        <w:tab w:val="right" w:pos="9355" w:leader="dot"/>
+      </w:tabs>
+      <w:spacing w:lineRule="auto" w:line="360"/>
+      <w:ind w:hanging="0" w:start="283"/>
+    </w:pPr>
+    <w:rPr/>
+  </w:style>
+  <w:style w:type="paragraph" w:styleId="TableContents">
+    <w:name w:val="Table Contents"/>
+    <w:basedOn w:val="Normal"/>
+    <w:qFormat/>
+    <w:pPr>
+      <w:widowControl w:val="false"/>
+      <w:suppressLineNumbers/>
+    </w:pPr>
+    <w:rPr/>
+  </w:style>
+  <w:style w:type="paragraph" w:styleId="TableHeading">
+    <w:name w:val="Table Heading"/>
+    <w:basedOn w:val="TableContents"/>
+    <w:qFormat/>
+    <w:pPr>
+      <w:suppressLineNumbers/>
+      <w:jc w:val="center"/>
+    </w:pPr>
+    <w:rPr>
+      <w:b/>
+      <w:bCs/>
+    </w:rPr>
   </w:style>
 </w:styles>
 </file>

--- a/docs/uni-submission/mid-semeter report.docx
+++ b/docs/uni-submission/mid-semeter report.docx
@@ -54,7 +54,7 @@
             <wp:positionV relativeFrom="paragraph">
               <wp:posOffset>238125</wp:posOffset>
             </wp:positionV>
-            <wp:extent cx="2143125" cy="2143125"/>
+            <wp:extent cx="2403475" cy="2403475"/>
             <wp:effectExtent l="0" t="0" r="0" b="0"/>
             <wp:wrapTopAndBottom/>
             <wp:docPr id="1" name="Image1"/>
@@ -79,7 +79,7 @@
                   <pic:spPr bwMode="auto">
                     <a:xfrm>
                       <a:off x="0" y="0"/>
-                      <a:ext cx="2143125" cy="2143125"/>
+                      <a:ext cx="2403475" cy="2403475"/>
                     </a:xfrm>
                     <a:prstGeom prst="rect">
                       <a:avLst/>
@@ -296,15 +296,63 @@
         <w:pStyle w:val="Heading1"/>
         <w:numPr>
           <w:ilvl w:val="0"/>
-          <w:numId w:val="2"/>
+          <w:numId w:val="0"/>
         </w:numPr>
         <w:bidi w:val="0"/>
         <w:spacing w:before="0" w:after="120"/>
         <w:ind w:hanging="0" w:start="0"/>
         <w:rPr/>
       </w:pPr>
-      <w:bookmarkStart w:id="0" w:name="__RefHeading___Toc4364_2841859078"/>
+      <w:bookmarkStart w:id="0" w:name="__RefHeading___Toc356_962504967"/>
       <w:bookmarkEnd w:id="0"/>
+      <w:r>
+        <w:rPr/>
+        <w:t>ABSTRACT</w:t>
+      </w:r>
+    </w:p>
+    <w:p>
+      <w:pPr>
+        <w:pStyle w:val="BodyText"/>
+        <w:bidi w:val="0"/>
+        <w:spacing w:before="0" w:after="120"/>
+        <w:ind w:hanging="0" w:start="0"/>
+        <w:rPr/>
+      </w:pPr>
+      <w:r>
+        <w:rPr/>
+        <w:t>The issuance of student identification cards in many higher learning institutions is often characterized by long processing times, manual verification within a narrow working window. This project proposes the design and implementation of an automated self-service student ID card issuance system aimed at improving efficiency, security and all-time reliability of issuance process. The system is an embedded system with peripheral devices for user authentication, data collection, card issuance, back-end communication together with database access. The proposed project will be evaluated based on authentication success rate, dispense rate, issuance accuracy, and system’s reliability.</w:t>
+      </w:r>
+    </w:p>
+    <w:p>
+      <w:pPr>
+        <w:pStyle w:val="BodyText"/>
+        <w:bidi w:val="0"/>
+        <w:spacing w:before="0" w:after="120"/>
+        <w:ind w:hanging="0" w:start="0"/>
+        <w:rPr/>
+      </w:pPr>
+      <w:r>
+        <w:rPr/>
+        <w:t>The outcome of this project is expected to be a functional prototype demonstrating an automated secure student ID card issuance system suitable for University environments.</w:t>
+      </w:r>
+      <w:r>
+        <w:br w:type="page"/>
+      </w:r>
+    </w:p>
+    <w:p>
+      <w:pPr>
+        <w:pStyle w:val="Heading1"/>
+        <w:numPr>
+          <w:ilvl w:val="0"/>
+          <w:numId w:val="0"/>
+        </w:numPr>
+        <w:bidi w:val="0"/>
+        <w:spacing w:before="0" w:after="120"/>
+        <w:ind w:hanging="0" w:start="0"/>
+        <w:rPr/>
+      </w:pPr>
+      <w:bookmarkStart w:id="1" w:name="__RefHeading___Toc4364_2841859078"/>
+      <w:bookmarkEnd w:id="1"/>
       <w:r>
         <w:rPr/>
         <w:t>TABLE OF CONTENTS</w:t>
@@ -342,12 +390,12 @@
             </w:rPr>
             <w:fldChar w:fldCharType="separate"/>
           </w:r>
-          <w:hyperlink w:anchor="__RefHeading___Toc4364_2841859078" w:tooltip="TABLE OF CONTENTS">
+          <w:hyperlink w:anchor="__RefHeading___Toc356_962504967" w:tooltip="ABSTRACT">
             <w:r>
               <w:rPr>
                 <w:rStyle w:val="IndexLink"/>
               </w:rPr>
-              <w:t>1. TABLE OF CONTENTS</w:t>
+              <w:t>ABSTRACT</w:t>
               <w:tab/>
               <w:t>ii</w:t>
             </w:r>
@@ -362,14 +410,34 @@
             </w:tabs>
             <w:rPr/>
           </w:pPr>
+          <w:hyperlink w:anchor="__RefHeading___Toc4364_2841859078" w:tooltip="TABLE OF CONTENTS">
+            <w:r>
+              <w:rPr>
+                <w:rStyle w:val="IndexLink"/>
+              </w:rPr>
+              <w:t>TABLE OF CONTENTS</w:t>
+              <w:tab/>
+              <w:t>iii</w:t>
+            </w:r>
+          </w:hyperlink>
+        </w:p>
+        <w:p>
+          <w:pPr>
+            <w:pStyle w:val="TOC1"/>
+            <w:tabs>
+              <w:tab w:val="clear" w:pos="9638"/>
+              <w:tab w:val="right" w:pos="9637" w:leader="dot"/>
+            </w:tabs>
+            <w:rPr/>
+          </w:pPr>
           <w:hyperlink w:anchor="__RefHeading___Toc2229_3810426074" w:tooltip="LIST OF ABBREVIATION">
             <w:r>
               <w:rPr>
                 <w:rStyle w:val="IndexLink"/>
               </w:rPr>
-              <w:t>2. LIST OF ABBREVIATION</w:t>
+              <w:t>LIST OF ABBREVIATION</w:t>
               <w:tab/>
-              <w:t>iii</w:t>
+              <w:t>iv</w:t>
             </w:r>
           </w:hyperlink>
         </w:p>
@@ -669,7 +737,7 @@
               </w:rPr>
               <w:t>REFERENCES</w:t>
               <w:tab/>
-              <w:t>6</w:t>
+              <w:t>7</w:t>
             </w:r>
           </w:hyperlink>
           <w:r>
@@ -699,13 +767,14 @@
         <w:pStyle w:val="Heading1"/>
         <w:numPr>
           <w:ilvl w:val="0"/>
-          <w:numId w:val="2"/>
-        </w:numPr>
+          <w:numId w:val="0"/>
+        </w:numPr>
+        <w:spacing w:before="0" w:after="140"/>
         <w:ind w:hanging="0" w:start="0"/>
         <w:rPr/>
       </w:pPr>
-      <w:bookmarkStart w:id="1" w:name="__RefHeading___Toc2229_3810426074"/>
-      <w:bookmarkEnd w:id="1"/>
+      <w:bookmarkStart w:id="2" w:name="__RefHeading___Toc2229_3810426074"/>
+      <w:bookmarkEnd w:id="2"/>
       <w:r>
         <w:rPr/>
         <w:t>LIST OF ABBREVIATION</w:t>
@@ -1461,6 +1530,104 @@
                 <w:szCs w:val="24"/>
                 <w:u w:val="none"/>
               </w:rPr>
+              <w:t>PVC</w:t>
+            </w:r>
+          </w:p>
+        </w:tc>
+        <w:tc>
+          <w:tcPr>
+            <w:tcW w:w="6785" w:type="dxa"/>
+            <w:tcBorders>
+              <w:start w:val="single" w:sz="4" w:space="0" w:color="000000"/>
+              <w:bottom w:val="single" w:sz="4" w:space="0" w:color="000000"/>
+              <w:end w:val="single" w:sz="4" w:space="0" w:color="000000"/>
+            </w:tcBorders>
+          </w:tcPr>
+          <w:p>
+            <w:pPr>
+              <w:pStyle w:val="TableContents"/>
+              <w:jc w:val="center"/>
+              <w:rPr>
+                <w:rFonts w:ascii="Liberation Serif" w:hAnsi="Liberation Serif"/>
+                <w:b w:val="false"/>
+                <w:bCs w:val="false"/>
+                <w:i w:val="false"/>
+                <w:iCs w:val="false"/>
+                <w:strike w:val="false"/>
+                <w:dstrike w:val="false"/>
+                <w:outline w:val="false"/>
+                <w:shadow w:val="false"/>
+                <w:color w:val="000000"/>
+                <w:sz w:val="24"/>
+                <w:szCs w:val="24"/>
+                <w:u w:val="none"/>
+              </w:rPr>
+            </w:pPr>
+            <w:r>
+              <w:rPr>
+                <w:b w:val="false"/>
+                <w:bCs w:val="false"/>
+                <w:i w:val="false"/>
+                <w:iCs w:val="false"/>
+                <w:strike w:val="false"/>
+                <w:dstrike w:val="false"/>
+                <w:outline w:val="false"/>
+                <w:shadow w:val="false"/>
+                <w:color w:val="000000"/>
+                <w:sz w:val="24"/>
+                <w:szCs w:val="24"/>
+                <w:u w:val="none"/>
+              </w:rPr>
+              <w:t>Poly-Vinyl Chloride</w:t>
+            </w:r>
+          </w:p>
+        </w:tc>
+      </w:tr>
+      <w:tr>
+        <w:trPr/>
+        <w:tc>
+          <w:tcPr>
+            <w:tcW w:w="2850" w:type="dxa"/>
+            <w:tcBorders>
+              <w:start w:val="single" w:sz="4" w:space="0" w:color="000000"/>
+              <w:bottom w:val="single" w:sz="4" w:space="0" w:color="000000"/>
+            </w:tcBorders>
+          </w:tcPr>
+          <w:p>
+            <w:pPr>
+              <w:pStyle w:val="TableContents"/>
+              <w:jc w:val="center"/>
+              <w:rPr>
+                <w:rFonts w:ascii="Liberation Serif" w:hAnsi="Liberation Serif"/>
+                <w:b w:val="false"/>
+                <w:bCs w:val="false"/>
+                <w:i w:val="false"/>
+                <w:iCs w:val="false"/>
+                <w:strike w:val="false"/>
+                <w:dstrike w:val="false"/>
+                <w:outline w:val="false"/>
+                <w:shadow w:val="false"/>
+                <w:color w:val="000000"/>
+                <w:sz w:val="24"/>
+                <w:szCs w:val="24"/>
+                <w:u w:val="none"/>
+              </w:rPr>
+            </w:pPr>
+            <w:r>
+              <w:rPr>
+                <w:b w:val="false"/>
+                <w:bCs w:val="false"/>
+                <w:i w:val="false"/>
+                <w:iCs w:val="false"/>
+                <w:strike w:val="false"/>
+                <w:dstrike w:val="false"/>
+                <w:outline w:val="false"/>
+                <w:shadow w:val="false"/>
+                <w:color w:val="000000"/>
+                <w:sz w:val="24"/>
+                <w:szCs w:val="24"/>
+                <w:u w:val="none"/>
+              </w:rPr>
               <w:t>SMS</w:t>
             </w:r>
           </w:p>
@@ -1615,8 +1782,6 @@
     </w:tbl>
     <w:p>
       <w:pPr>
-        <w:pStyle w:val="BodyText"/>
-        <w:rPr/>
         <w:sectPr>
           <w:footerReference w:type="even" r:id="rId3"/>
           <w:footerReference w:type="default" r:id="rId4"/>
@@ -1630,9 +1795,6 @@
           <w:docGrid w:type="default" w:linePitch="100" w:charSpace="0"/>
         </w:sectPr>
       </w:pPr>
-      <w:r>
-        <w:rPr/>
-      </w:r>
     </w:p>
     <w:p>
       <w:pPr>
@@ -1644,8 +1806,8 @@
         <w:ind w:hanging="0" w:start="0"/>
         <w:rPr/>
       </w:pPr>
-      <w:bookmarkStart w:id="4" w:name="__RefHeading___Toc2325_3810426074"/>
-      <w:bookmarkEnd w:id="4"/>
+      <w:bookmarkStart w:id="5" w:name="__RefHeading___Toc2325_3810426074"/>
+      <w:bookmarkEnd w:id="5"/>
       <w:r>
         <w:rPr/>
         <w:t>CHAPTER ONE: INTRODUCTION</w:t>
@@ -1656,13 +1818,13 @@
         <w:pStyle w:val="Heading2"/>
         <w:numPr>
           <w:ilvl w:val="1"/>
-          <w:numId w:val="2"/>
+          <w:numId w:val="1"/>
         </w:numPr>
         <w:ind w:hanging="0" w:start="0"/>
         <w:rPr/>
       </w:pPr>
-      <w:bookmarkStart w:id="5" w:name="__RefHeading___Toc2354_3810426074"/>
-      <w:bookmarkEnd w:id="5"/>
+      <w:bookmarkStart w:id="6" w:name="__RefHeading___Toc2354_3810426074"/>
+      <w:bookmarkEnd w:id="6"/>
       <w:r>
         <w:rPr/>
         <w:t>1.1 BACKGROUND</w:t>
@@ -1710,176 +1872,188 @@
         <w:pStyle w:val="Heading2"/>
         <w:numPr>
           <w:ilvl w:val="1"/>
+          <w:numId w:val="1"/>
+        </w:numPr>
+        <w:ind w:hanging="0" w:start="0"/>
+        <w:rPr/>
+      </w:pPr>
+      <w:bookmarkStart w:id="7" w:name="__RefHeading___Toc2948_3810426074"/>
+      <w:bookmarkEnd w:id="7"/>
+      <w:r>
+        <w:rPr/>
+        <w:t>1.2 PROBLEM STATEMENT</w:t>
+      </w:r>
+    </w:p>
+    <w:p>
+      <w:pPr>
+        <w:pStyle w:val="BodyText"/>
+        <w:rPr/>
+      </w:pPr>
+      <w:r>
+        <w:rPr/>
+        <w:t>The current student ID card issuance process at University of Dar es Salaam involves a waiting period of approximately one week after registration due to delayed card availability in the individual’s college. After release, the card collection also requires students to queue and sort a bunch of ID cards. So, for a high volume of students, the staff responsible suffers significant work strain. On top of that, fixed hours also hinder the sorting capacity of students' issuance per time. As a result, card issuance for registered students takes up to several days, which may bring inconvenience to students.</w:t>
+      </w:r>
+    </w:p>
+    <w:p>
+      <w:pPr>
+        <w:pStyle w:val="Heading2"/>
+        <w:numPr>
+          <w:ilvl w:val="1"/>
+          <w:numId w:val="1"/>
+        </w:numPr>
+        <w:ind w:hanging="0" w:start="0"/>
+        <w:rPr/>
+      </w:pPr>
+      <w:bookmarkStart w:id="8" w:name="__RefHeading___Toc2946_3810426074"/>
+      <w:bookmarkEnd w:id="8"/>
+      <w:r>
+        <w:rPr/>
+        <w:t>1.3 MAIN OBJECTIVE</w:t>
+      </w:r>
+    </w:p>
+    <w:p>
+      <w:pPr>
+        <w:pStyle w:val="BodyText"/>
+        <w:rPr/>
+      </w:pPr>
+      <w:r>
+        <w:rPr/>
+        <w:t xml:space="preserve">Design and implementation of an Automated ID Card Issuance System for pre-printed student ID cards with secure authentication </w:t>
+      </w:r>
+      <w:r>
+        <w:rPr/>
+        <w:t xml:space="preserve">and audit logging </w:t>
+      </w:r>
+      <w:r>
+        <w:rPr/>
+        <w:t>while serving students at all times.</w:t>
+      </w:r>
+    </w:p>
+    <w:p>
+      <w:pPr>
+        <w:pStyle w:val="Heading2"/>
+        <w:numPr>
+          <w:ilvl w:val="1"/>
+          <w:numId w:val="1"/>
+        </w:numPr>
+        <w:ind w:hanging="0" w:start="0"/>
+        <w:rPr/>
+      </w:pPr>
+      <w:bookmarkStart w:id="9" w:name="__RefHeading___Toc2944_3810426074"/>
+      <w:bookmarkEnd w:id="9"/>
+      <w:r>
+        <w:rPr/>
+        <w:t>1.4 SPECIFIC OBJECTIVE</w:t>
+      </w:r>
+    </w:p>
+    <w:p>
+      <w:pPr>
+        <w:pStyle w:val="BodyText"/>
+        <w:numPr>
+          <w:ilvl w:val="0"/>
           <w:numId w:val="2"/>
         </w:numPr>
+        <w:rPr/>
+      </w:pPr>
+      <w:r>
+        <w:rPr/>
+        <w:t>To implement a reliable control system for actuators using a microcontroller capable of selecting and dispensing a single card from a pile of cards in a stored compartment.</w:t>
+      </w:r>
+    </w:p>
+    <w:p>
+      <w:pPr>
+        <w:pStyle w:val="BodyText"/>
+        <w:numPr>
+          <w:ilvl w:val="0"/>
+          <w:numId w:val="2"/>
+        </w:numPr>
+        <w:rPr/>
+      </w:pPr>
+      <w:r>
+        <w:rPr/>
+        <w:t>To implement a computer board application that gives out authentication OTPs, receives the user registration data, verifies it against a database, and communicates the command to the microcontroller.</w:t>
+      </w:r>
+    </w:p>
+    <w:p>
+      <w:pPr>
+        <w:pStyle w:val="BodyText"/>
+        <w:numPr>
+          <w:ilvl w:val="0"/>
+          <w:numId w:val="2"/>
+        </w:numPr>
+        <w:rPr/>
+      </w:pPr>
+      <w:r>
+        <w:rPr/>
+        <w:t>To implement robust logging of each transaction details in database for auditing and debugging.</w:t>
+      </w:r>
+    </w:p>
+    <w:p>
+      <w:pPr>
+        <w:pStyle w:val="BodyText"/>
+        <w:numPr>
+          <w:ilvl w:val="0"/>
+          <w:numId w:val="2"/>
+        </w:numPr>
+        <w:rPr/>
+      </w:pPr>
+      <w:r>
+        <w:rPr/>
+        <w:t>To i</w:t>
+      </w:r>
+      <w:r>
+        <w:rPr/>
+        <w:t>mplement security policy that uses SMS-delivered OTPs as authentication mechanism, and also enforce measures to deal with invalid attempts and communication to system admin.</w:t>
+      </w:r>
+    </w:p>
+    <w:p>
+      <w:pPr>
+        <w:pStyle w:val="BodyText"/>
+        <w:numPr>
+          <w:ilvl w:val="0"/>
+          <w:numId w:val="2"/>
+        </w:numPr>
+        <w:rPr/>
+      </w:pPr>
+      <w:r>
+        <w:rPr/>
+        <w:t>To e</w:t>
+      </w:r>
+      <w:r>
+        <w:rPr/>
+        <w:t>valuate system performance using metrics such as average card retrieval time, authentication success, error handling and dispense rate.</w:t>
+      </w:r>
+    </w:p>
+    <w:p>
+      <w:pPr>
+        <w:pStyle w:val="BodyText"/>
+        <w:numPr>
+          <w:ilvl w:val="0"/>
+          <w:numId w:val="2"/>
+        </w:numPr>
+        <w:rPr/>
+      </w:pPr>
+      <w:r>
+        <w:rPr/>
+        <w:t>To p</w:t>
+      </w:r>
+      <w:r>
+        <w:rPr/>
+        <w:t>roduce a formal report involving design of the prototype and various milestones.</w:t>
+      </w:r>
+    </w:p>
+    <w:p>
+      <w:pPr>
+        <w:pStyle w:val="Heading2"/>
+        <w:numPr>
+          <w:ilvl w:val="1"/>
+          <w:numId w:val="1"/>
+        </w:numPr>
         <w:ind w:hanging="0" w:start="0"/>
         <w:rPr/>
       </w:pPr>
-      <w:bookmarkStart w:id="6" w:name="__RefHeading___Toc2948_3810426074"/>
-      <w:bookmarkEnd w:id="6"/>
-      <w:r>
-        <w:rPr/>
-        <w:t>1.2 PROBLEM STATEMENT</w:t>
-      </w:r>
-    </w:p>
-    <w:p>
-      <w:pPr>
-        <w:pStyle w:val="BodyText"/>
-        <w:rPr/>
-      </w:pPr>
-      <w:r>
-        <w:rPr/>
-        <w:t xml:space="preserve">The current student ID card issuance process </w:t>
-      </w:r>
-      <w:r>
-        <w:rPr/>
-        <w:t>at University of Dar es Salaam</w:t>
-      </w:r>
-      <w:r>
-        <w:rPr/>
-        <w:t xml:space="preserve"> involves a waiting period of approximately one week after registration due to delayed card availability in the individual’s college. After release, the card collection also requires students to queue and sort a bunch of ID cards. So, for a high volume of students, the staff responsible suffers significant work strain. On top of that, fixed hours also hinder the sorting capacity of students' issuance per time. As a result, card issuance for registered students takes up to several days, which may bring inconvenience to students.</w:t>
-      </w:r>
-    </w:p>
-    <w:p>
-      <w:pPr>
-        <w:pStyle w:val="Heading2"/>
-        <w:numPr>
-          <w:ilvl w:val="1"/>
-          <w:numId w:val="2"/>
-        </w:numPr>
-        <w:ind w:hanging="0" w:start="0"/>
-        <w:rPr/>
-      </w:pPr>
-      <w:bookmarkStart w:id="7" w:name="__RefHeading___Toc2946_3810426074"/>
-      <w:bookmarkEnd w:id="7"/>
-      <w:r>
-        <w:rPr/>
-        <w:t>1.3 MAIN OBJECTIVE</w:t>
-      </w:r>
-    </w:p>
-    <w:p>
-      <w:pPr>
-        <w:pStyle w:val="BodyText"/>
-        <w:rPr/>
-      </w:pPr>
-      <w:r>
-        <w:rPr/>
-        <w:t>Design and implementation of an Automated ID Card Issuance System for pre-printed student ID cards with secure authentication while serving students at all times.</w:t>
-      </w:r>
-    </w:p>
-    <w:p>
-      <w:pPr>
-        <w:pStyle w:val="Heading2"/>
-        <w:numPr>
-          <w:ilvl w:val="1"/>
-          <w:numId w:val="2"/>
-        </w:numPr>
-        <w:ind w:hanging="0" w:start="0"/>
-        <w:rPr/>
-      </w:pPr>
-      <w:bookmarkStart w:id="8" w:name="__RefHeading___Toc2944_3810426074"/>
-      <w:bookmarkEnd w:id="8"/>
-      <w:r>
-        <w:rPr/>
-        <w:t>1.4 SPECIFIC OBJECTIVE</w:t>
-      </w:r>
-    </w:p>
-    <w:p>
-      <w:pPr>
-        <w:pStyle w:val="BodyText"/>
-        <w:numPr>
-          <w:ilvl w:val="0"/>
-          <w:numId w:val="3"/>
-        </w:numPr>
-        <w:rPr/>
-      </w:pPr>
-      <w:r>
-        <w:rPr/>
-        <w:t>To implement a reliable control system for actuators using a microcontroller capable of selecting and dispensing a single card from a pile of cards in a stored compartment.</w:t>
-      </w:r>
-    </w:p>
-    <w:p>
-      <w:pPr>
-        <w:pStyle w:val="BodyText"/>
-        <w:numPr>
-          <w:ilvl w:val="0"/>
-          <w:numId w:val="3"/>
-        </w:numPr>
-        <w:rPr/>
-      </w:pPr>
-      <w:r>
-        <w:rPr/>
-        <w:t>To implement a computer board application that gives out authentication OTPs, receives the user registration data, verifies it against a database, and communicates the command to the microcontroller.</w:t>
-      </w:r>
-    </w:p>
-    <w:p>
-      <w:pPr>
-        <w:pStyle w:val="BodyText"/>
-        <w:numPr>
-          <w:ilvl w:val="0"/>
-          <w:numId w:val="3"/>
-        </w:numPr>
-        <w:rPr/>
-      </w:pPr>
-      <w:r>
-        <w:rPr/>
-        <w:t>To implement robust logging of each transaction details in database for auditing and debugging.</w:t>
-      </w:r>
-    </w:p>
-    <w:p>
-      <w:pPr>
-        <w:pStyle w:val="BodyText"/>
-        <w:numPr>
-          <w:ilvl w:val="0"/>
-          <w:numId w:val="3"/>
-        </w:numPr>
-        <w:rPr/>
-      </w:pPr>
-      <w:r>
-        <w:rPr/>
-        <w:t>Implement security policy that uses SMS-delivered OTPs as authentication mechanism, and also enforce measures to deal with invalid attempts and communication to system admin.</w:t>
-      </w:r>
-    </w:p>
-    <w:p>
-      <w:pPr>
-        <w:pStyle w:val="BodyText"/>
-        <w:numPr>
-          <w:ilvl w:val="0"/>
-          <w:numId w:val="3"/>
-        </w:numPr>
-        <w:rPr/>
-      </w:pPr>
-      <w:r>
-        <w:rPr/>
-        <w:t>Evaluate system performance using metrics such as average card retrieval time, authentication success, error handling and dispense rate.</w:t>
-      </w:r>
-    </w:p>
-    <w:p>
-      <w:pPr>
-        <w:pStyle w:val="BodyText"/>
-        <w:numPr>
-          <w:ilvl w:val="0"/>
-          <w:numId w:val="3"/>
-        </w:numPr>
-        <w:rPr/>
-      </w:pPr>
-      <w:r>
-        <w:rPr/>
-        <w:t>Produce a formal report involving design of the prototype and various milestones.</w:t>
-      </w:r>
-    </w:p>
-    <w:p>
-      <w:pPr>
-        <w:pStyle w:val="Heading2"/>
-        <w:numPr>
-          <w:ilvl w:val="1"/>
-          <w:numId w:val="2"/>
-        </w:numPr>
-        <w:ind w:hanging="0" w:start="0"/>
-        <w:rPr/>
-      </w:pPr>
-      <w:bookmarkStart w:id="9" w:name="__RefHeading___Toc2942_3810426074"/>
-      <w:bookmarkEnd w:id="9"/>
+      <w:bookmarkStart w:id="10" w:name="__RefHeading___Toc2942_3810426074"/>
+      <w:bookmarkEnd w:id="10"/>
       <w:r>
         <w:rPr/>
         <w:t>1.5 SCOPE AND LIMITATIONS</w:t>
@@ -1935,11 +2109,12 @@
           <w:ilvl w:val="0"/>
           <w:numId w:val="0"/>
         </w:numPr>
+        <w:spacing w:before="0" w:after="120"/>
         <w:ind w:hanging="0" w:start="0"/>
         <w:rPr/>
       </w:pPr>
-      <w:bookmarkStart w:id="10" w:name="__RefHeading___Toc2936_3810426074"/>
-      <w:bookmarkEnd w:id="10"/>
+      <w:bookmarkStart w:id="11" w:name="__RefHeading___Toc2936_3810426074"/>
+      <w:bookmarkEnd w:id="11"/>
       <w:r>
         <w:rPr/>
         <w:t>CHAPTER TWO: LITERATURE REVIEW</w:t>
@@ -1960,16 +2135,512 @@
         <w:pStyle w:val="Heading2"/>
         <w:numPr>
           <w:ilvl w:val="1"/>
-          <w:numId w:val="2"/>
+          <w:numId w:val="1"/>
         </w:numPr>
         <w:ind w:hanging="0" w:start="0"/>
         <w:rPr/>
       </w:pPr>
-      <w:bookmarkStart w:id="11" w:name="__RefHeading___Toc2940_3810426074"/>
-      <w:bookmarkEnd w:id="11"/>
+      <w:bookmarkStart w:id="12" w:name="__RefHeading___Toc2940_3810426074"/>
+      <w:bookmarkEnd w:id="12"/>
       <w:r>
         <w:rPr/>
         <w:t>2.1 RELATED TECHNOLOGIES</w:t>
+      </w:r>
+    </w:p>
+    <w:p>
+      <w:pPr>
+        <w:pStyle w:val="BodyText"/>
+        <w:numPr>
+          <w:ilvl w:val="0"/>
+          <w:numId w:val="3"/>
+        </w:numPr>
+        <w:rPr/>
+      </w:pPr>
+      <w:r>
+        <w:rPr/>
+        <w:t>Automatic and Smart Vending systems: these are some self-service systems that provide mostly goods (foods) to users without much human intervention, mostly observed in supermarkets for snacks and beverages. These systems have two categories: non-IoT machines, which operate by giving physical cash to the machine, and IoT machines, which work with cashless payments and track the availability of stock, locations to satisfy customer preferences by using microcontrollers (Ratnasri &amp; Sharmilan, 2021). Also, some vending systems apply image processing with deep learning to detect and categorize various target objects of interest in the image. These kinds of vending machines also implement a weight data acquisition part to increase the accuracy of target object detection (Xia, K., Fan, H., Huang, J., Wang, H., Ren, J., Jian, Q., &amp; Wei, D).</w:t>
+      </w:r>
+    </w:p>
+    <w:p>
+      <w:pPr>
+        <w:pStyle w:val="BodyText"/>
+        <w:numPr>
+          <w:ilvl w:val="0"/>
+          <w:numId w:val="3"/>
+        </w:numPr>
+        <w:rPr/>
+      </w:pPr>
+      <w:r>
+        <w:rPr/>
+        <w:t>System architectures and control strategies: in most of the dispensing applications, generally a microcontroller is used with a communication module, mostly Wi-Fi, with a logic to directly manage actuator control, sensor inputs, safety interlocks, and communicate with the server or a computer for other complex tasks (Prasad, Kumar, Shriram, Prof. Dr. Mane, 2024).</w:t>
+      </w:r>
+    </w:p>
+    <w:p>
+      <w:pPr>
+        <w:pStyle w:val="BodyText"/>
+        <w:numPr>
+          <w:ilvl w:val="0"/>
+          <w:numId w:val="3"/>
+        </w:numPr>
+        <w:rPr/>
+      </w:pPr>
+      <w:r>
+        <w:rPr/>
+        <w:t>Authentication and security: this is one of critical part of the system that deals with sensitive items. In automated environments, combining multiple verification layers (e.g OTP, biometrics, card scanning) improves security. In ATM systems, work on authentication explores multi-factor approaches, integrating OTPs with biometric factors to reduce unauthorized access risk (Kibaya, Lubobya, 2024).</w:t>
+      </w:r>
+    </w:p>
+    <w:p>
+      <w:pPr>
+        <w:pStyle w:val="Heading2"/>
+        <w:numPr>
+          <w:ilvl w:val="1"/>
+          <w:numId w:val="1"/>
+        </w:numPr>
+        <w:ind w:hanging="0" w:start="0"/>
+        <w:rPr/>
+      </w:pPr>
+      <w:bookmarkStart w:id="13" w:name="__RefHeading___Toc2938_3810426074"/>
+      <w:bookmarkEnd w:id="13"/>
+      <w:r>
+        <w:rPr/>
+        <w:t>2.2 RESEARCH GAP</w:t>
+      </w:r>
+    </w:p>
+    <w:p>
+      <w:pPr>
+        <w:pStyle w:val="BodyText"/>
+        <w:rPr/>
+      </w:pPr>
+      <w:r>
+        <w:rPr/>
+        <w:t xml:space="preserve">From the related projects, the proposed system aims to cover the gap that </w:t>
+      </w:r>
+      <w:r>
+        <w:rPr/>
+        <w:t>despite an extensive research on vending and kiosk systems, limited work addresses secure automated distribution of pre-printed identification cards particularly in University environments.</w:t>
+      </w:r>
+      <w:r>
+        <w:br w:type="page"/>
+      </w:r>
+    </w:p>
+    <w:p>
+      <w:pPr>
+        <w:pStyle w:val="Heading1"/>
+        <w:numPr>
+          <w:ilvl w:val="0"/>
+          <w:numId w:val="0"/>
+        </w:numPr>
+        <w:spacing w:before="0" w:after="120"/>
+        <w:ind w:hanging="0" w:start="0"/>
+        <w:rPr/>
+      </w:pPr>
+      <w:bookmarkStart w:id="14" w:name="__RefHeading___Toc3054_3810426074"/>
+      <w:bookmarkEnd w:id="14"/>
+      <w:r>
+        <w:rPr/>
+        <w:t>CHAPTER THREE: METHODOLOGY</w:t>
+      </w:r>
+    </w:p>
+    <w:p>
+      <w:pPr>
+        <w:pStyle w:val="BodyText"/>
+        <w:rPr/>
+      </w:pPr>
+      <w:r>
+        <w:rPr/>
+        <w:t>This chapter reviews various procedures to design, build and evaluate the performance of the prototype. It covers system architecture, hardware and software selection together with some security measures.</w:t>
+      </w:r>
+    </w:p>
+    <w:p>
+      <w:pPr>
+        <w:pStyle w:val="Heading2"/>
+        <w:numPr>
+          <w:ilvl w:val="1"/>
+          <w:numId w:val="1"/>
+        </w:numPr>
+        <w:ind w:hanging="0" w:start="0"/>
+        <w:rPr/>
+      </w:pPr>
+      <w:bookmarkStart w:id="15" w:name="__RefHeading___Toc3062_3810426074"/>
+      <w:bookmarkEnd w:id="15"/>
+      <w:r>
+        <w:rPr/>
+        <w:t>3.1 SYSTEM ARCHITECTURE</w:t>
+      </w:r>
+    </w:p>
+    <w:p>
+      <w:pPr>
+        <w:pStyle w:val="BodyText"/>
+        <w:rPr/>
+      </w:pPr>
+      <w:r>
+        <w:rPr/>
+        <w:t>High-level controller will be used to control the user interface, network connectivity, SMS OTP generation (via SMS gateway), database access, computer vision verification, transaction logging, and command issuing to the real-time controller. Then, a real-time controller will be used to directly control the motor (PWM), safety monitoring (limit switches), status reporting, and mechanical card sorting and ejection.</w:t>
+      </w:r>
+    </w:p>
+    <w:p>
+      <w:pPr>
+        <w:pStyle w:val="BodyText"/>
+        <w:rPr/>
+      </w:pPr>
+      <w:r>
+        <w:rPr/>
+        <w:t>The pre-printed cards will be organized in indexed storage sections, which will be mapped to existing barcodes on the ID cards. Local (mock) database will be used to replicate the University DB scheme, and testing will emulate that unless permission is granted to access the database (API).</w:t>
+      </w:r>
+    </w:p>
+    <w:p>
+      <w:pPr>
+        <w:pStyle w:val="BodyText"/>
+        <w:rPr>
+          <w:b/>
+          <w:bCs/>
+          <w:highlight w:val="none"/>
+          <w:shd w:fill="FF0000" w:val="clear"/>
+        </w:rPr>
+      </w:pPr>
+      <w:r>
+        <w:rPr>
+          <w:b/>
+          <w:bCs/>
+          <w:shd w:fill="FF0000" w:val="clear"/>
+        </w:rPr>
+        <w:t>ADD A BLOCK DIAGRAM!</w:t>
+      </w:r>
+    </w:p>
+    <w:p>
+      <w:pPr>
+        <w:pStyle w:val="Heading2"/>
+        <w:numPr>
+          <w:ilvl w:val="1"/>
+          <w:numId w:val="1"/>
+        </w:numPr>
+        <w:ind w:hanging="0" w:start="0"/>
+        <w:rPr/>
+      </w:pPr>
+      <w:bookmarkStart w:id="16" w:name="__RefHeading___Toc3060_3810426074"/>
+      <w:bookmarkEnd w:id="16"/>
+      <w:r>
+        <w:rPr/>
+        <w:t>3.2 FUNCTIONAL WORKFLOW</w:t>
+      </w:r>
+    </w:p>
+    <w:p>
+      <w:pPr>
+        <w:pStyle w:val="BodyText"/>
+        <w:numPr>
+          <w:ilvl w:val="0"/>
+          <w:numId w:val="5"/>
+        </w:numPr>
+        <w:rPr/>
+      </w:pPr>
+      <w:r>
+        <w:rPr/>
+        <w:t>Preload phase: responsible staff inserts a bunch pre-printed cards into the dispenser, then the machine runs a routine scan and maps each card into a slot index in the dispenser DB. The high-level controller records the mapping with the individual card.</w:t>
+      </w:r>
+    </w:p>
+    <w:p>
+      <w:pPr>
+        <w:pStyle w:val="BodyText"/>
+        <w:numPr>
+          <w:ilvl w:val="0"/>
+          <w:numId w:val="5"/>
+        </w:numPr>
+        <w:rPr/>
+      </w:pPr>
+      <w:r>
+        <w:rPr/>
+        <w:t>Notification phase: when the cards are available, right after the routine scan, the high-level controller initiates triggering of SMS to particular students. The SMS includes an OTP valid for one retrieval attempt.</w:t>
+      </w:r>
+    </w:p>
+    <w:p>
+      <w:pPr>
+        <w:pStyle w:val="BodyText"/>
+        <w:numPr>
+          <w:ilvl w:val="0"/>
+          <w:numId w:val="5"/>
+        </w:numPr>
+        <w:rPr/>
+      </w:pPr>
+      <w:r>
+        <w:rPr/>
+        <w:t>Retrieval phase: First, students scan their expired card, and their information is shown on the screen (registration number, name, and degree programme), then an OTP prompt follow,s received from the SMS. Thereafter, the high-level controller validates the OTP and sends the dispense command to the low-level controller to start the card dispensing process. The low-level microcontroller executes the motion to retrieve the card and verifies the card and its presence, and performs ejection while updating and returning the status to the high-level controller. Lastly, the high-level controller logs the transaction to the database as the audit logs.</w:t>
+      </w:r>
+    </w:p>
+    <w:p>
+      <w:pPr>
+        <w:pStyle w:val="BodyText"/>
+        <w:numPr>
+          <w:ilvl w:val="0"/>
+          <w:numId w:val="5"/>
+        </w:numPr>
+        <w:rPr/>
+      </w:pPr>
+      <w:r>
+        <w:rPr/>
+        <w:t>Security measures: after 3 invalid attempts for the same registration number within the same session, the system flags that number as locked for amount of time and notifies the system admin. In case of any physical tampering, the system alerts the admin and shuts down until manual admin reset is performed.</w:t>
+      </w:r>
+    </w:p>
+    <w:p>
+      <w:pPr>
+        <w:pStyle w:val="Heading2"/>
+        <w:numPr>
+          <w:ilvl w:val="1"/>
+          <w:numId w:val="1"/>
+        </w:numPr>
+        <w:ind w:hanging="0" w:start="0"/>
+        <w:rPr/>
+      </w:pPr>
+      <w:bookmarkStart w:id="17" w:name="__RefHeading___Toc3058_3810426074"/>
+      <w:bookmarkEnd w:id="17"/>
+      <w:r>
+        <w:rPr/>
+        <w:t>3.3 COMMUNICATION PROTOCOL</w:t>
+      </w:r>
+    </w:p>
+    <w:p>
+      <w:pPr>
+        <w:pStyle w:val="BodyText"/>
+        <w:rPr/>
+      </w:pPr>
+      <w:r>
+        <w:rPr/>
+        <w:t>The communication protocol targeted between high-level controller and low-level controller is SPI, which has four wires (CLK, MOSI, MISO, CS) plus common ground. All these signals operate at 3.3V.</w:t>
+      </w:r>
+    </w:p>
+    <w:p>
+      <w:pPr>
+        <w:pStyle w:val="BodyText"/>
+        <w:rPr/>
+      </w:pPr>
+      <w:r>
+        <w:rPr/>
+        <w:t>Within this protocol, the commands (light messages) will be the ones to initiate various activities by the high-level controller through low-level controller done by the actuators.</w:t>
+      </w:r>
+    </w:p>
+    <w:p>
+      <w:pPr>
+        <w:pStyle w:val="Heading2"/>
+        <w:numPr>
+          <w:ilvl w:val="1"/>
+          <w:numId w:val="1"/>
+        </w:numPr>
+        <w:ind w:hanging="0" w:start="0"/>
+        <w:rPr/>
+      </w:pPr>
+      <w:bookmarkStart w:id="18" w:name="__RefHeading___Toc3056_3810426074"/>
+      <w:bookmarkEnd w:id="18"/>
+      <w:r>
+        <w:rPr/>
+        <w:t>3.4 HARDWARE AND TOOLS USED</w:t>
+      </w:r>
+    </w:p>
+    <w:p>
+      <w:pPr>
+        <w:pStyle w:val="BodyText"/>
+        <w:rPr/>
+      </w:pPr>
+      <w:r>
+        <w:rPr/>
+        <w:t>The following are the hardware proposed to be used in this project</w:t>
+      </w:r>
+    </w:p>
+    <w:p>
+      <w:pPr>
+        <w:pStyle w:val="BodyText"/>
+        <w:numPr>
+          <w:ilvl w:val="0"/>
+          <w:numId w:val="6"/>
+        </w:numPr>
+        <w:rPr/>
+      </w:pPr>
+      <w:r>
+        <w:rPr/>
+        <w:t>Raspberry Pi 5 – hosts back-end application, OTP generation, database access, logging, computer vision and communication with STM32.</w:t>
+      </w:r>
+    </w:p>
+    <w:p>
+      <w:pPr>
+        <w:pStyle w:val="BodyText"/>
+        <w:numPr>
+          <w:ilvl w:val="0"/>
+          <w:numId w:val="6"/>
+        </w:numPr>
+        <w:rPr/>
+      </w:pPr>
+      <w:r>
+        <w:rPr/>
+        <w:t>STM32 board – directly drives actuators, reads sensors, timing and safety logic, detects mechanical faults and reports status to Raspberry Pi</w:t>
+      </w:r>
+    </w:p>
+    <w:p>
+      <w:pPr>
+        <w:pStyle w:val="BodyText"/>
+        <w:numPr>
+          <w:ilvl w:val="0"/>
+          <w:numId w:val="6"/>
+        </w:numPr>
+        <w:rPr/>
+      </w:pPr>
+      <w:r>
+        <w:rPr/>
+        <w:t>Camera module – visual images for card to support computer vision tasks.</w:t>
+      </w:r>
+    </w:p>
+    <w:p>
+      <w:pPr>
+        <w:pStyle w:val="BodyText"/>
+        <w:numPr>
+          <w:ilvl w:val="0"/>
+          <w:numId w:val="6"/>
+        </w:numPr>
+        <w:rPr/>
+      </w:pPr>
+      <w:r>
+        <w:rPr/>
+        <w:t>Actuators – Move sorting mechanisms, control card selection and ejection.</w:t>
+      </w:r>
+    </w:p>
+    <w:p>
+      <w:pPr>
+        <w:pStyle w:val="BodyText"/>
+        <w:numPr>
+          <w:ilvl w:val="0"/>
+          <w:numId w:val="6"/>
+        </w:numPr>
+        <w:rPr/>
+      </w:pPr>
+      <w:r>
+        <w:rPr/>
+        <w:t>Motor drivers – amplify control signals to drive motors safely.</w:t>
+      </w:r>
+    </w:p>
+    <w:p>
+      <w:pPr>
+        <w:pStyle w:val="BodyText"/>
+        <w:numPr>
+          <w:ilvl w:val="0"/>
+          <w:numId w:val="6"/>
+        </w:numPr>
+        <w:rPr/>
+      </w:pPr>
+      <w:r>
+        <w:rPr/>
+        <w:t>Sensors – identify various conditions, detect jams and misalignments.</w:t>
+      </w:r>
+    </w:p>
+    <w:p>
+      <w:pPr>
+        <w:pStyle w:val="BodyText"/>
+        <w:numPr>
+          <w:ilvl w:val="0"/>
+          <w:numId w:val="6"/>
+        </w:numPr>
+        <w:rPr/>
+      </w:pPr>
+      <w:r>
+        <w:rPr/>
+        <w:t>Power Supply – provides regulated power to components of the system</w:t>
+      </w:r>
+    </w:p>
+    <w:p>
+      <w:pPr>
+        <w:pStyle w:val="BodyText"/>
+        <w:rPr/>
+      </w:pPr>
+      <w:r>
+        <w:rPr/>
+        <w:t>The following are the software proposed to be used in this project:</w:t>
+      </w:r>
+    </w:p>
+    <w:p>
+      <w:pPr>
+        <w:pStyle w:val="BodyText"/>
+        <w:numPr>
+          <w:ilvl w:val="0"/>
+          <w:numId w:val="7"/>
+        </w:numPr>
+        <w:rPr/>
+      </w:pPr>
+      <w:r>
+        <w:rPr/>
+        <w:t>Raspberry Pi OS – supporting system of the high-level controller.</w:t>
+      </w:r>
+    </w:p>
+    <w:p>
+      <w:pPr>
+        <w:pStyle w:val="BodyText"/>
+        <w:numPr>
+          <w:ilvl w:val="0"/>
+          <w:numId w:val="7"/>
+        </w:numPr>
+        <w:rPr/>
+      </w:pPr>
+      <w:r>
+        <w:rPr/>
+        <w:t>Back-end Application – handles user input, authentication, interfaces with database, sends commands to STM32 and manages error handling.</w:t>
+      </w:r>
+    </w:p>
+    <w:p>
+      <w:pPr>
+        <w:pStyle w:val="BodyText"/>
+        <w:numPr>
+          <w:ilvl w:val="0"/>
+          <w:numId w:val="7"/>
+        </w:numPr>
+        <w:rPr/>
+      </w:pPr>
+      <w:r>
+        <w:rPr/>
+        <w:t>Database – stores students data and logs.</w:t>
+      </w:r>
+    </w:p>
+    <w:p>
+      <w:pPr>
+        <w:pStyle w:val="BodyText"/>
+        <w:numPr>
+          <w:ilvl w:val="0"/>
+          <w:numId w:val="7"/>
+        </w:numPr>
+        <w:rPr/>
+      </w:pPr>
+      <w:r>
+        <w:rPr/>
+        <w:t>Computer Vision libraries – supports card insertion and ejection verification.</w:t>
+      </w:r>
+    </w:p>
+    <w:p>
+      <w:pPr>
+        <w:pStyle w:val="BodyText"/>
+        <w:numPr>
+          <w:ilvl w:val="0"/>
+          <w:numId w:val="7"/>
+        </w:numPr>
+        <w:rPr/>
+      </w:pPr>
+      <w:r>
+        <w:rPr/>
+        <w:t>STM32 Firmware – executes motor control routines, reads sensors, implements communication and monitors safety.</w:t>
+      </w:r>
+      <w:r>
+        <w:br w:type="page"/>
+      </w:r>
+    </w:p>
+    <w:p>
+      <w:pPr>
+        <w:pStyle w:val="Heading1"/>
+        <w:numPr>
+          <w:ilvl w:val="0"/>
+          <w:numId w:val="0"/>
+        </w:numPr>
+        <w:spacing w:before="0" w:after="120"/>
+        <w:ind w:hanging="0" w:start="0"/>
+        <w:rPr/>
+      </w:pPr>
+      <w:bookmarkStart w:id="19" w:name="__RefHeading___Toc2934_3810426074"/>
+      <w:bookmarkEnd w:id="19"/>
+      <w:r>
+        <w:rPr/>
+        <w:t>REFERENCES</w:t>
       </w:r>
     </w:p>
     <w:p>
@@ -1983,7 +2654,7 @@
       </w:pPr>
       <w:r>
         <w:rPr/>
-        <w:t>Automatic and Smart Vending systems: these are some self-service systems that provide mostly goods (foods) to users without much human intervention, mostly observed in supermarkets for snacks and beverages. These systems have two categories: non-IoT machines, which operate by giving physical cash to the machine, and IoT machines, which work with cashless payments and track the availability of stock, locations to satisfy customer preferences by using microcontrollers (Ratnasri &amp; Sharmilan, 2021). Also, some vending systems apply image processing with deep learning to detect and categorize various target objects of interest in the image. These kinds of vending machines also implement a weight data acquisition part to increase the accuracy of target object detection (Xia, K., Fan, H., Huang, J., Wang, H., Ren, J., Jian, Q., &amp; Wei, D).</w:t>
+        <w:t xml:space="preserve">Ratnasri, Nilani &amp; Sharmilan, Tharaga. (2021). Vending Machine Technologies: A Review Article. International Journal of Sciences: Basic and Applied Research (IJSBAR). 58. 160-166. </w:t>
       </w:r>
     </w:p>
     <w:p>
@@ -1992,509 +2663,6 @@
         <w:numPr>
           <w:ilvl w:val="0"/>
           <w:numId w:val="4"/>
-        </w:numPr>
-        <w:rPr/>
-      </w:pPr>
-      <w:r>
-        <w:rPr/>
-        <w:t>System architectures and control strategies: in most of the dispensing applications, generally a microcontroller is used with a communication module, mostly Wi-F</w:t>
-      </w:r>
-      <w:r>
-        <w:rPr/>
-        <w:t>i</w:t>
-      </w:r>
-      <w:r>
-        <w:rPr/>
-        <w:t>, with a logic to directly manage actuator control, sensor inputs, safety interlocks, and communicate with the server or a computer for other complex tasks (Prasad, Kumar, Shriram, Prof. Dr. Mane, 2024).</w:t>
-      </w:r>
-    </w:p>
-    <w:p>
-      <w:pPr>
-        <w:pStyle w:val="BodyText"/>
-        <w:numPr>
-          <w:ilvl w:val="0"/>
-          <w:numId w:val="4"/>
-        </w:numPr>
-        <w:rPr/>
-      </w:pPr>
-      <w:r>
-        <w:rPr/>
-        <w:t>Authentication and security: this is one of critical part of the system that deals with sensitive items. In automated environments, combining multiple verification layers (e.g OTP, biometrics, card scanning) improves security. In ATM systems, work on authentication explores multi-factor approaches, integrating OTPs with biometric factors to reduce unauthorized access risk (Kibaya, Lubobya, 2024).</w:t>
-      </w:r>
-    </w:p>
-    <w:p>
-      <w:pPr>
-        <w:pStyle w:val="Heading2"/>
-        <w:numPr>
-          <w:ilvl w:val="1"/>
-          <w:numId w:val="2"/>
-        </w:numPr>
-        <w:ind w:hanging="0" w:start="0"/>
-        <w:rPr/>
-      </w:pPr>
-      <w:bookmarkStart w:id="12" w:name="__RefHeading___Toc2938_3810426074"/>
-      <w:bookmarkEnd w:id="12"/>
-      <w:r>
-        <w:rPr/>
-        <w:t>2.2 RESEARCH GAP</w:t>
-      </w:r>
-    </w:p>
-    <w:p>
-      <w:pPr>
-        <w:pStyle w:val="BodyText"/>
-        <w:rPr/>
-      </w:pPr>
-      <w:r>
-        <w:rPr/>
-        <w:t>From the related projects, the proposed system aims to cover the gap that few academic studies and projects focus on integration of addressing general vending access, but with access control (user authentication, computer vision verification, and security audit logging)as a security feature with low-cost components.</w:t>
-      </w:r>
-      <w:r>
-        <w:br w:type="page"/>
-      </w:r>
-    </w:p>
-    <w:p>
-      <w:pPr>
-        <w:pStyle w:val="Heading1"/>
-        <w:numPr>
-          <w:ilvl w:val="0"/>
-          <w:numId w:val="0"/>
-        </w:numPr>
-        <w:ind w:hanging="0" w:start="0"/>
-        <w:rPr/>
-      </w:pPr>
-      <w:bookmarkStart w:id="13" w:name="__RefHeading___Toc3054_3810426074"/>
-      <w:bookmarkEnd w:id="13"/>
-      <w:r>
-        <w:rPr/>
-        <w:t>CHAPTER THREE: METHODOLOGY</w:t>
-      </w:r>
-    </w:p>
-    <w:p>
-      <w:pPr>
-        <w:pStyle w:val="BodyText"/>
-        <w:rPr/>
-      </w:pPr>
-      <w:r>
-        <w:rPr/>
-        <w:t>This chapter reviews various procedures to design, build and evaluate the performance of the prototype. It covers system architecture, hardware and software selection together with some security measures.</w:t>
-      </w:r>
-    </w:p>
-    <w:p>
-      <w:pPr>
-        <w:pStyle w:val="Heading2"/>
-        <w:numPr>
-          <w:ilvl w:val="1"/>
-          <w:numId w:val="2"/>
-        </w:numPr>
-        <w:ind w:hanging="0" w:start="0"/>
-        <w:rPr/>
-      </w:pPr>
-      <w:bookmarkStart w:id="14" w:name="__RefHeading___Toc3062_3810426074"/>
-      <w:bookmarkEnd w:id="14"/>
-      <w:r>
-        <w:rPr/>
-        <w:t>3</w:t>
-      </w:r>
-      <w:r>
-        <w:rPr/>
-        <w:t>.1 SYSTEM ARCHITECTURE</w:t>
-      </w:r>
-    </w:p>
-    <w:p>
-      <w:pPr>
-        <w:pStyle w:val="BodyText"/>
-        <w:rPr/>
-      </w:pPr>
-      <w:r>
-        <w:rPr/>
-        <w:t>High-level controller will be used to control the user interface, network connectivity, SMS OTP generation (via SMS gateway), database access, computer vision verification, transaction logging, and command issuing to the real-time controller. Then, a real-time controller will be used to directly control the motor (PWM), safety monitoring (limit switches), status reporting, and mechanical card sorting and ejection.</w:t>
-      </w:r>
-    </w:p>
-    <w:p>
-      <w:pPr>
-        <w:pStyle w:val="BodyText"/>
-        <w:rPr/>
-      </w:pPr>
-      <w:r>
-        <w:rPr/>
-        <w:t>The pre-printed cards will be organized in indexed storage sections, which will be mapped to existing barcodes on the ID cards. Local (mock) database will be used to replicate the University DB scheme, and testing will emulate that unless permission is granted to access the database (API).</w:t>
-      </w:r>
-    </w:p>
-    <w:p>
-      <w:pPr>
-        <w:pStyle w:val="Heading2"/>
-        <w:numPr>
-          <w:ilvl w:val="1"/>
-          <w:numId w:val="2"/>
-        </w:numPr>
-        <w:ind w:hanging="0" w:start="0"/>
-        <w:rPr/>
-      </w:pPr>
-      <w:bookmarkStart w:id="15" w:name="__RefHeading___Toc3060_3810426074"/>
-      <w:bookmarkEnd w:id="15"/>
-      <w:r>
-        <w:rPr/>
-        <w:t>3</w:t>
-      </w:r>
-      <w:r>
-        <w:rPr/>
-        <w:t xml:space="preserve">.2 </w:t>
-      </w:r>
-      <w:r>
-        <w:rPr/>
-        <w:t>FUNCTIONAL WORKFLOW</w:t>
-      </w:r>
-    </w:p>
-    <w:p>
-      <w:pPr>
-        <w:pStyle w:val="BodyText"/>
-        <w:numPr>
-          <w:ilvl w:val="0"/>
-          <w:numId w:val="6"/>
-        </w:numPr>
-        <w:rPr/>
-      </w:pPr>
-      <w:r>
-        <w:rPr/>
-        <w:t>Preload phase: responsible staff inserts a bunch pre-printed cards into the dispenser, then the machine runs a routine scan and maps each card into a slot index in the dispenser DB. The high-level controller records the mapping with the individual card.</w:t>
-      </w:r>
-    </w:p>
-    <w:p>
-      <w:pPr>
-        <w:pStyle w:val="BodyText"/>
-        <w:numPr>
-          <w:ilvl w:val="0"/>
-          <w:numId w:val="6"/>
-        </w:numPr>
-        <w:rPr/>
-      </w:pPr>
-      <w:r>
-        <w:rPr/>
-        <w:t>Notification phase: when the cards are available, right after the routine scan, the high-level controller initiates triggering of SMS to particular students. The SMS includes an OTP valid for one retrieval attempt.</w:t>
-      </w:r>
-    </w:p>
-    <w:p>
-      <w:pPr>
-        <w:pStyle w:val="BodyText"/>
-        <w:numPr>
-          <w:ilvl w:val="0"/>
-          <w:numId w:val="6"/>
-        </w:numPr>
-        <w:rPr/>
-      </w:pPr>
-      <w:r>
-        <w:rPr/>
-        <w:t>Retrieval phase: First, students scan their expired card, and their information is shown on the screen (registration number, name, and degree programme), then an OTP prompt follow,s received from the SMS. Thereafter, the high-level controller validates the OTP and sends the dispense command to the low-level controller to star</w:t>
-      </w:r>
-      <w:r>
-        <w:rPr/>
-        <w:t xml:space="preserve">t the </w:t>
-      </w:r>
-      <w:r>
-        <w:rPr/>
-        <w:t>card dispensing process. The low-level microcontroller executes the motion to retrieve the card and verifies the card and its presence, and performs ejection while updating and returning the status to the high-level controller. Lastly, the high-level controller logs the transaction to the database as the audit logs.</w:t>
-      </w:r>
-    </w:p>
-    <w:p>
-      <w:pPr>
-        <w:pStyle w:val="BodyText"/>
-        <w:numPr>
-          <w:ilvl w:val="0"/>
-          <w:numId w:val="6"/>
-        </w:numPr>
-        <w:rPr/>
-      </w:pPr>
-      <w:r>
-        <w:rPr/>
-        <w:t>Security measures: after 3 invalid attempts for the same registration number within the same session, the system flags that number as locked for amount of time and notifies the system admin. In case of any physical tampering, the system alerts the admin and shuts down until manual admin reset is performed.</w:t>
-      </w:r>
-    </w:p>
-    <w:p>
-      <w:pPr>
-        <w:pStyle w:val="Heading2"/>
-        <w:numPr>
-          <w:ilvl w:val="1"/>
-          <w:numId w:val="2"/>
-        </w:numPr>
-        <w:ind w:hanging="0" w:start="0"/>
-        <w:rPr/>
-      </w:pPr>
-      <w:bookmarkStart w:id="16" w:name="__RefHeading___Toc3058_3810426074"/>
-      <w:bookmarkEnd w:id="16"/>
-      <w:r>
-        <w:rPr/>
-        <w:t>3.3 COMMUNICATION PROTOCOL</w:t>
-      </w:r>
-    </w:p>
-    <w:p>
-      <w:pPr>
-        <w:pStyle w:val="BodyText"/>
-        <w:rPr/>
-      </w:pPr>
-      <w:r>
-        <w:rPr/>
-        <w:t>The communication protocol targeted between high-level controller and low-level controller is SPI, which has four wires (CLK, MOSI, MISO, CS) plus common ground. All these signals operate at 3.3V.</w:t>
-      </w:r>
-    </w:p>
-    <w:p>
-      <w:pPr>
-        <w:pStyle w:val="BodyText"/>
-        <w:rPr/>
-      </w:pPr>
-      <w:r>
-        <w:rPr/>
-        <w:t xml:space="preserve">Within this protocol, the commands (light messages) will be </w:t>
-      </w:r>
-      <w:r>
-        <w:rPr/>
-        <w:t>the ones to initiate various activities by the high-level controller through low-level controller done by the actuators.</w:t>
-      </w:r>
-    </w:p>
-    <w:p>
-      <w:pPr>
-        <w:pStyle w:val="Heading2"/>
-        <w:numPr>
-          <w:ilvl w:val="1"/>
-          <w:numId w:val="2"/>
-        </w:numPr>
-        <w:ind w:hanging="0" w:start="0"/>
-        <w:rPr/>
-      </w:pPr>
-      <w:bookmarkStart w:id="17" w:name="__RefHeading___Toc3056_3810426074"/>
-      <w:bookmarkEnd w:id="17"/>
-      <w:r>
-        <w:rPr/>
-        <w:t>3.4 HARDWARE AND TOOLS USED</w:t>
-      </w:r>
-    </w:p>
-    <w:p>
-      <w:pPr>
-        <w:pStyle w:val="BodyText"/>
-        <w:rPr/>
-      </w:pPr>
-      <w:r>
-        <w:rPr/>
-        <w:t>The following are the hardware proposed to be used in this project</w:t>
-      </w:r>
-    </w:p>
-    <w:p>
-      <w:pPr>
-        <w:pStyle w:val="BodyText"/>
-        <w:numPr>
-          <w:ilvl w:val="0"/>
-          <w:numId w:val="7"/>
-        </w:numPr>
-        <w:rPr/>
-      </w:pPr>
-      <w:r>
-        <w:rPr/>
-        <w:t>Raspberry Pi 5 – hosts back-end application, OTP generation, database access, logging, computer vision and communication with STM32.</w:t>
-      </w:r>
-    </w:p>
-    <w:p>
-      <w:pPr>
-        <w:pStyle w:val="BodyText"/>
-        <w:numPr>
-          <w:ilvl w:val="0"/>
-          <w:numId w:val="7"/>
-        </w:numPr>
-        <w:rPr/>
-      </w:pPr>
-      <w:r>
-        <w:rPr/>
-        <w:t>STM32 board – directly drives actuators, reads sensors, timing and safety logic, detects mechanical faults and reports status to Raspberry Pi</w:t>
-      </w:r>
-    </w:p>
-    <w:p>
-      <w:pPr>
-        <w:pStyle w:val="BodyText"/>
-        <w:numPr>
-          <w:ilvl w:val="0"/>
-          <w:numId w:val="7"/>
-        </w:numPr>
-        <w:rPr/>
-      </w:pPr>
-      <w:r>
-        <w:rPr/>
-        <w:t>Camera module – visual images for card to support computer vision tasks.</w:t>
-      </w:r>
-    </w:p>
-    <w:p>
-      <w:pPr>
-        <w:pStyle w:val="BodyText"/>
-        <w:numPr>
-          <w:ilvl w:val="0"/>
-          <w:numId w:val="7"/>
-        </w:numPr>
-        <w:rPr/>
-      </w:pPr>
-      <w:r>
-        <w:rPr/>
-        <w:t>Actuators – Move sorting mechanisms, control card selection and ejection.</w:t>
-      </w:r>
-    </w:p>
-    <w:p>
-      <w:pPr>
-        <w:pStyle w:val="BodyText"/>
-        <w:numPr>
-          <w:ilvl w:val="0"/>
-          <w:numId w:val="7"/>
-        </w:numPr>
-        <w:rPr/>
-      </w:pPr>
-      <w:r>
-        <w:rPr/>
-        <w:t>Motor drivers – amplify control signals to drive motors safely.</w:t>
-      </w:r>
-    </w:p>
-    <w:p>
-      <w:pPr>
-        <w:pStyle w:val="BodyText"/>
-        <w:numPr>
-          <w:ilvl w:val="0"/>
-          <w:numId w:val="7"/>
-        </w:numPr>
-        <w:rPr/>
-      </w:pPr>
-      <w:r>
-        <w:rPr/>
-        <w:t>Sensors – identify various conditions, detect jams and misalignments.</w:t>
-      </w:r>
-    </w:p>
-    <w:p>
-      <w:pPr>
-        <w:pStyle w:val="BodyText"/>
-        <w:numPr>
-          <w:ilvl w:val="0"/>
-          <w:numId w:val="7"/>
-        </w:numPr>
-        <w:rPr/>
-      </w:pPr>
-      <w:r>
-        <w:rPr/>
-        <w:t>Power Supply – provides regulated power to components of the system</w:t>
-      </w:r>
-    </w:p>
-    <w:p>
-      <w:pPr>
-        <w:pStyle w:val="BodyText"/>
-        <w:rPr/>
-      </w:pPr>
-      <w:r>
-        <w:rPr/>
-        <w:t>The following are the software proposed to be used in this project:</w:t>
-      </w:r>
-    </w:p>
-    <w:p>
-      <w:pPr>
-        <w:pStyle w:val="BodyText"/>
-        <w:numPr>
-          <w:ilvl w:val="0"/>
-          <w:numId w:val="8"/>
-        </w:numPr>
-        <w:rPr/>
-      </w:pPr>
-      <w:r>
-        <w:rPr/>
-        <w:t>Raspberry Pi OS – supporting system of the high-level controller.</w:t>
-      </w:r>
-    </w:p>
-    <w:p>
-      <w:pPr>
-        <w:pStyle w:val="BodyText"/>
-        <w:numPr>
-          <w:ilvl w:val="0"/>
-          <w:numId w:val="8"/>
-        </w:numPr>
-        <w:rPr/>
-      </w:pPr>
-      <w:r>
-        <w:rPr/>
-        <w:t>Back-end Application – handles user input, authentication, interfaces with database, sends commands to STM32 and manages error handling.</w:t>
-      </w:r>
-    </w:p>
-    <w:p>
-      <w:pPr>
-        <w:pStyle w:val="BodyText"/>
-        <w:numPr>
-          <w:ilvl w:val="0"/>
-          <w:numId w:val="8"/>
-        </w:numPr>
-        <w:rPr/>
-      </w:pPr>
-      <w:r>
-        <w:rPr/>
-        <w:t>Database – stores students data and logs.</w:t>
-      </w:r>
-    </w:p>
-    <w:p>
-      <w:pPr>
-        <w:pStyle w:val="BodyText"/>
-        <w:numPr>
-          <w:ilvl w:val="0"/>
-          <w:numId w:val="8"/>
-        </w:numPr>
-        <w:rPr/>
-      </w:pPr>
-      <w:r>
-        <w:rPr/>
-        <w:t>Computer Vision libraries – supports card insertion and ejection verification.</w:t>
-      </w:r>
-    </w:p>
-    <w:p>
-      <w:pPr>
-        <w:pStyle w:val="BodyText"/>
-        <w:numPr>
-          <w:ilvl w:val="0"/>
-          <w:numId w:val="8"/>
-        </w:numPr>
-        <w:rPr/>
-      </w:pPr>
-      <w:r>
-        <w:rPr/>
-        <w:t>STM32 Firmware – executes motor control routines, reads sensors, implements communication and monitors safety.</w:t>
-      </w:r>
-      <w:r>
-        <w:br w:type="page"/>
-      </w:r>
-    </w:p>
-    <w:p>
-      <w:pPr>
-        <w:pStyle w:val="Heading1"/>
-        <w:numPr>
-          <w:ilvl w:val="0"/>
-          <w:numId w:val="0"/>
-        </w:numPr>
-        <w:ind w:hanging="0" w:start="0"/>
-        <w:rPr/>
-      </w:pPr>
-      <w:bookmarkStart w:id="18" w:name="__RefHeading___Toc2934_3810426074"/>
-      <w:bookmarkEnd w:id="18"/>
-      <w:r>
-        <w:rPr/>
-        <w:t>REFERENCES</w:t>
-      </w:r>
-    </w:p>
-    <w:p>
-      <w:pPr>
-        <w:pStyle w:val="BodyText"/>
-        <w:numPr>
-          <w:ilvl w:val="0"/>
-          <w:numId w:val="5"/>
-        </w:numPr>
-        <w:rPr/>
-      </w:pPr>
-      <w:r>
-        <w:rPr/>
-        <w:t xml:space="preserve">Ratnasri, Nilani &amp; Sharmilan, Tharaga. (2021). Vending Machine Technologies: A Review Article. International Journal of Sciences: Basic and Applied Research (IJSBAR). 58. 160-166. </w:t>
-      </w:r>
-    </w:p>
-    <w:p>
-      <w:pPr>
-        <w:pStyle w:val="BodyText"/>
-        <w:numPr>
-          <w:ilvl w:val="0"/>
-          <w:numId w:val="5"/>
         </w:numPr>
         <w:rPr/>
       </w:pPr>
@@ -2516,7 +2684,7 @@
         <w:pStyle w:val="BodyText"/>
         <w:numPr>
           <w:ilvl w:val="0"/>
-          <w:numId w:val="5"/>
+          <w:numId w:val="4"/>
         </w:numPr>
         <w:rPr/>
       </w:pPr>
@@ -2530,7 +2698,7 @@
         <w:pStyle w:val="BodyText"/>
         <w:numPr>
           <w:ilvl w:val="0"/>
-          <w:numId w:val="5"/>
+          <w:numId w:val="4"/>
         </w:numPr>
         <w:spacing w:before="0" w:after="140"/>
         <w:rPr/>
@@ -2561,14 +2729,16 @@
       </w:r>
     </w:p>
     <w:sectPr>
-      <w:footerReference w:type="default" r:id="rId7"/>
-      <w:footerReference w:type="first" r:id="rId8"/>
+      <w:footerReference w:type="even" r:id="rId7"/>
+      <w:footerReference w:type="default" r:id="rId8"/>
+      <w:footerReference w:type="first" r:id="rId9"/>
       <w:type w:val="nextPage"/>
       <w:pgSz w:w="11906" w:h="16838"/>
       <w:pgMar w:left="1134" w:right="1134" w:gutter="0" w:header="0" w:top="1134" w:footer="1134" w:bottom="1693"/>
       <w:pgNumType w:start="1" w:fmt="decimal"/>
       <w:formProt w:val="false"/>
       <w:textDirection w:val="lrTb"/>
+      <w:docGrid w:type="default" w:linePitch="100" w:charSpace="0"/>
     </w:sectPr>
   </w:body>
 </w:document>
@@ -2597,7 +2767,7 @@
       <w:jc w:val="center"/>
       <w:rPr/>
     </w:pPr>
-    <w:bookmarkStart w:id="2" w:name="PageNumWizard_FOOTER_Default_Page_Style1"/>
+    <w:bookmarkStart w:id="3" w:name="PageNumWizard_FOOTER_Default_Page_Style1"/>
     <w:r>
       <w:rPr/>
       <w:fldChar w:fldCharType="begin"/>
@@ -2612,13 +2782,13 @@
     </w:r>
     <w:r>
       <w:rPr/>
-      <w:t>iii</w:t>
+      <w:t>iv</w:t>
     </w:r>
     <w:r>
       <w:rPr/>
       <w:fldChar w:fldCharType="end"/>
     </w:r>
-    <w:bookmarkEnd w:id="2"/>
+    <w:bookmarkEnd w:id="3"/>
   </w:p>
 </w:ftr>
 </file>
@@ -2632,7 +2802,7 @@
       <w:jc w:val="center"/>
       <w:rPr/>
     </w:pPr>
-    <w:bookmarkStart w:id="3" w:name="PageNumWizard_FOOTER_Default_Page_Style1"/>
+    <w:bookmarkStart w:id="4" w:name="PageNumWizard_FOOTER_Default_Page_Style1"/>
     <w:r>
       <w:rPr/>
       <w:fldChar w:fldCharType="begin"/>
@@ -2647,13 +2817,13 @@
     </w:r>
     <w:r>
       <w:rPr/>
-      <w:t>iii</w:t>
+      <w:t>iv</w:t>
     </w:r>
     <w:r>
       <w:rPr/>
       <w:fldChar w:fldCharType="end"/>
     </w:r>
-    <w:bookmarkEnd w:id="3"/>
+    <w:bookmarkEnd w:id="4"/>
   </w:p>
 </w:ftr>
 </file>
@@ -2663,38 +2833,80 @@
   <w:p>
     <w:pPr>
       <w:pStyle w:val="Footer"/>
-      <w:jc w:val="center"/>
       <w:rPr/>
     </w:pPr>
-    <w:bookmarkStart w:id="19" w:name="PageNumWizard_FOOTER_Index1"/>
     <w:r>
       <w:rPr/>
-      <w:fldChar w:fldCharType="begin"/>
     </w:r>
-    <w:r>
-      <w:rPr/>
-      <w:instrText xml:space="preserve"> PAGE </w:instrText>
-    </w:r>
-    <w:r>
-      <w:rPr/>
-      <w:fldChar w:fldCharType="separate"/>
-    </w:r>
-    <w:r>
-      <w:rPr/>
-      <w:t>6</w:t>
-    </w:r>
-    <w:r>
-      <w:rPr/>
-      <w:fldChar w:fldCharType="end"/>
-    </w:r>
-    <w:bookmarkEnd w:id="19"/>
   </w:p>
 </w:ftr>
 </file>
 
 <file path=word/footer5.xml><?xml version="1.0" encoding="utf-8"?>
 <w:ftr xmlns:o="urn:schemas-microsoft-com:office:office" xmlns:r="http://schemas.openxmlformats.org/officeDocument/2006/relationships" xmlns:v="urn:schemas-microsoft-com:vml" xmlns:w="http://schemas.openxmlformats.org/wordprocessingml/2006/main" xmlns:w10="urn:schemas-microsoft-com:office:word" xmlns:wp="http://schemas.openxmlformats.org/drawingml/2006/wordprocessingDrawing" xmlns:pic="http://schemas.openxmlformats.org/drawingml/2006/picture" xmlns:wps="http://schemas.microsoft.com/office/word/2010/wordprocessingShape" xmlns:wpg="http://schemas.microsoft.com/office/word/2010/wordprocessingGroup" xmlns:mc="http://schemas.openxmlformats.org/markup-compatibility/2006" xmlns:wp14="http://schemas.microsoft.com/office/word/2010/wordprocessingDrawing" xmlns:w14="http://schemas.microsoft.com/office/word/2010/wordml" xmlns:w15="http://schemas.microsoft.com/office/word/2012/wordml" mc:Ignorable="w14 wp14 w15">
-  <w:p/>
+  <w:p>
+    <w:pPr>
+      <w:pStyle w:val="Footer"/>
+      <w:jc w:val="center"/>
+      <w:rPr/>
+    </w:pPr>
+    <w:bookmarkStart w:id="20" w:name="PageNumWizard_FOOTER_Index1"/>
+    <w:r>
+      <w:rPr/>
+      <w:fldChar w:fldCharType="begin"/>
+    </w:r>
+    <w:r>
+      <w:rPr/>
+      <w:instrText xml:space="preserve"> PAGE </w:instrText>
+    </w:r>
+    <w:r>
+      <w:rPr/>
+      <w:fldChar w:fldCharType="separate"/>
+    </w:r>
+    <w:r>
+      <w:rPr/>
+      <w:t>7</w:t>
+    </w:r>
+    <w:r>
+      <w:rPr/>
+      <w:fldChar w:fldCharType="end"/>
+    </w:r>
+    <w:bookmarkEnd w:id="20"/>
+  </w:p>
+</w:ftr>
+</file>
+
+<file path=word/footer6.xml><?xml version="1.0" encoding="utf-8"?>
+<w:ftr xmlns:o="urn:schemas-microsoft-com:office:office" xmlns:r="http://schemas.openxmlformats.org/officeDocument/2006/relationships" xmlns:v="urn:schemas-microsoft-com:vml" xmlns:w="http://schemas.openxmlformats.org/wordprocessingml/2006/main" xmlns:w10="urn:schemas-microsoft-com:office:word" xmlns:wp="http://schemas.openxmlformats.org/drawingml/2006/wordprocessingDrawing" xmlns:pic="http://schemas.openxmlformats.org/drawingml/2006/picture" xmlns:wps="http://schemas.microsoft.com/office/word/2010/wordprocessingShape" xmlns:wpg="http://schemas.microsoft.com/office/word/2010/wordprocessingGroup" xmlns:mc="http://schemas.openxmlformats.org/markup-compatibility/2006" xmlns:wp14="http://schemas.microsoft.com/office/word/2010/wordprocessingDrawing" xmlns:w14="http://schemas.microsoft.com/office/word/2010/wordml" xmlns:w15="http://schemas.microsoft.com/office/word/2012/wordml" mc:Ignorable="w14 wp14 w15">
+  <w:p>
+    <w:pPr>
+      <w:pStyle w:val="Footer"/>
+      <w:jc w:val="center"/>
+      <w:rPr/>
+    </w:pPr>
+    <w:bookmarkStart w:id="21" w:name="PageNumWizard_FOOTER_Index1"/>
+    <w:r>
+      <w:rPr/>
+      <w:fldChar w:fldCharType="begin"/>
+    </w:r>
+    <w:r>
+      <w:rPr/>
+      <w:instrText xml:space="preserve"> PAGE </w:instrText>
+    </w:r>
+    <w:r>
+      <w:rPr/>
+      <w:fldChar w:fldCharType="separate"/>
+    </w:r>
+    <w:r>
+      <w:rPr/>
+      <w:t>7</w:t>
+    </w:r>
+    <w:r>
+      <w:rPr/>
+      <w:fldChar w:fldCharType="end"/>
+    </w:r>
+    <w:bookmarkEnd w:id="21"/>
+  </w:p>
 </w:ftr>
 </file>
 
@@ -2703,6 +2915,20 @@
   <w:abstractNum w:abstractNumId="1">
     <w:lvl w:ilvl="0">
       <w:start w:val="1"/>
+      <w:numFmt w:val="decimal"/>
+      <w:suff w:val="nothing"/>
+      <w:lvlText w:val="%1."/>
+      <w:lvlJc w:val="start"/>
+      <w:pPr>
+        <w:tabs>
+          <w:tab w:val="num" w:pos="0"/>
+        </w:tabs>
+        <w:ind w:start="0" w:hanging="0"/>
+      </w:pPr>
+      <w:rPr/>
+    </w:lvl>
+    <w:lvl w:ilvl="1">
+      <w:start w:val="1"/>
       <w:numFmt w:val="none"/>
       <w:suff w:val="nothing"/>
       <w:lvlText w:val=""/>
@@ -2713,8 +2939,9 @@
         </w:tabs>
         <w:ind w:start="0" w:hanging="0"/>
       </w:pPr>
-    </w:lvl>
-    <w:lvl w:ilvl="1">
+      <w:rPr/>
+    </w:lvl>
+    <w:lvl w:ilvl="2">
       <w:start w:val="1"/>
       <w:numFmt w:val="none"/>
       <w:suff w:val="nothing"/>
@@ -2726,8 +2953,9 @@
         </w:tabs>
         <w:ind w:start="0" w:hanging="0"/>
       </w:pPr>
-    </w:lvl>
-    <w:lvl w:ilvl="2">
+      <w:rPr/>
+    </w:lvl>
+    <w:lvl w:ilvl="3">
       <w:start w:val="1"/>
       <w:numFmt w:val="none"/>
       <w:suff w:val="nothing"/>
@@ -2739,8 +2967,9 @@
         </w:tabs>
         <w:ind w:start="0" w:hanging="0"/>
       </w:pPr>
-    </w:lvl>
-    <w:lvl w:ilvl="3">
+      <w:rPr/>
+    </w:lvl>
+    <w:lvl w:ilvl="4">
       <w:start w:val="1"/>
       <w:numFmt w:val="none"/>
       <w:suff w:val="nothing"/>
@@ -2752,8 +2981,9 @@
         </w:tabs>
         <w:ind w:start="0" w:hanging="0"/>
       </w:pPr>
-    </w:lvl>
-    <w:lvl w:ilvl="4">
+      <w:rPr/>
+    </w:lvl>
+    <w:lvl w:ilvl="5">
       <w:start w:val="1"/>
       <w:numFmt w:val="none"/>
       <w:suff w:val="nothing"/>
@@ -2765,8 +2995,9 @@
         </w:tabs>
         <w:ind w:start="0" w:hanging="0"/>
       </w:pPr>
-    </w:lvl>
-    <w:lvl w:ilvl="5">
+      <w:rPr/>
+    </w:lvl>
+    <w:lvl w:ilvl="6">
       <w:start w:val="1"/>
       <w:numFmt w:val="none"/>
       <w:suff w:val="nothing"/>
@@ -2778,8 +3009,9 @@
         </w:tabs>
         <w:ind w:start="0" w:hanging="0"/>
       </w:pPr>
-    </w:lvl>
-    <w:lvl w:ilvl="6">
+      <w:rPr/>
+    </w:lvl>
+    <w:lvl w:ilvl="7">
       <w:start w:val="1"/>
       <w:numFmt w:val="none"/>
       <w:suff w:val="nothing"/>
@@ -2791,8 +3023,9 @@
         </w:tabs>
         <w:ind w:start="0" w:hanging="0"/>
       </w:pPr>
-    </w:lvl>
-    <w:lvl w:ilvl="7">
+      <w:rPr/>
+    </w:lvl>
+    <w:lvl w:ilvl="8">
       <w:start w:val="1"/>
       <w:numFmt w:val="none"/>
       <w:suff w:val="nothing"/>
@@ -2804,8 +3037,815 @@
         </w:tabs>
         <w:ind w:start="0" w:hanging="0"/>
       </w:pPr>
+      <w:rPr/>
+    </w:lvl>
+  </w:abstractNum>
+  <w:abstractNum w:abstractNumId="2">
+    <w:lvl w:ilvl="0">
+      <w:start w:val="1"/>
+      <w:numFmt w:val="decimal"/>
+      <w:lvlText w:val="%1."/>
+      <w:lvlJc w:val="start"/>
+      <w:pPr>
+        <w:tabs>
+          <w:tab w:val="num" w:pos="720"/>
+        </w:tabs>
+        <w:ind w:start="720" w:hanging="360"/>
+      </w:pPr>
+      <w:rPr/>
+    </w:lvl>
+    <w:lvl w:ilvl="1">
+      <w:start w:val="1"/>
+      <w:numFmt w:val="decimal"/>
+      <w:lvlText w:val="%2."/>
+      <w:lvlJc w:val="start"/>
+      <w:pPr>
+        <w:tabs>
+          <w:tab w:val="num" w:pos="1080"/>
+        </w:tabs>
+        <w:ind w:start="1080" w:hanging="360"/>
+      </w:pPr>
+      <w:rPr/>
+    </w:lvl>
+    <w:lvl w:ilvl="2">
+      <w:start w:val="1"/>
+      <w:numFmt w:val="decimal"/>
+      <w:lvlText w:val="%3."/>
+      <w:lvlJc w:val="start"/>
+      <w:pPr>
+        <w:tabs>
+          <w:tab w:val="num" w:pos="1440"/>
+        </w:tabs>
+        <w:ind w:start="1440" w:hanging="360"/>
+      </w:pPr>
+      <w:rPr/>
+    </w:lvl>
+    <w:lvl w:ilvl="3">
+      <w:start w:val="1"/>
+      <w:numFmt w:val="decimal"/>
+      <w:lvlText w:val="%4."/>
+      <w:lvlJc w:val="start"/>
+      <w:pPr>
+        <w:tabs>
+          <w:tab w:val="num" w:pos="1800"/>
+        </w:tabs>
+        <w:ind w:start="1800" w:hanging="360"/>
+      </w:pPr>
+      <w:rPr/>
+    </w:lvl>
+    <w:lvl w:ilvl="4">
+      <w:start w:val="1"/>
+      <w:numFmt w:val="decimal"/>
+      <w:lvlText w:val="%5."/>
+      <w:lvlJc w:val="start"/>
+      <w:pPr>
+        <w:tabs>
+          <w:tab w:val="num" w:pos="2160"/>
+        </w:tabs>
+        <w:ind w:start="2160" w:hanging="360"/>
+      </w:pPr>
+      <w:rPr/>
+    </w:lvl>
+    <w:lvl w:ilvl="5">
+      <w:start w:val="1"/>
+      <w:numFmt w:val="decimal"/>
+      <w:lvlText w:val="%6."/>
+      <w:lvlJc w:val="start"/>
+      <w:pPr>
+        <w:tabs>
+          <w:tab w:val="num" w:pos="2520"/>
+        </w:tabs>
+        <w:ind w:start="2520" w:hanging="360"/>
+      </w:pPr>
+      <w:rPr/>
+    </w:lvl>
+    <w:lvl w:ilvl="6">
+      <w:start w:val="1"/>
+      <w:numFmt w:val="decimal"/>
+      <w:lvlText w:val="%7."/>
+      <w:lvlJc w:val="start"/>
+      <w:pPr>
+        <w:tabs>
+          <w:tab w:val="num" w:pos="2880"/>
+        </w:tabs>
+        <w:ind w:start="2880" w:hanging="360"/>
+      </w:pPr>
+      <w:rPr/>
+    </w:lvl>
+    <w:lvl w:ilvl="7">
+      <w:start w:val="1"/>
+      <w:numFmt w:val="decimal"/>
+      <w:lvlText w:val="%8."/>
+      <w:lvlJc w:val="start"/>
+      <w:pPr>
+        <w:tabs>
+          <w:tab w:val="num" w:pos="3240"/>
+        </w:tabs>
+        <w:ind w:start="3240" w:hanging="360"/>
+      </w:pPr>
+      <w:rPr/>
     </w:lvl>
     <w:lvl w:ilvl="8">
+      <w:start w:val="1"/>
+      <w:numFmt w:val="decimal"/>
+      <w:lvlText w:val="%9."/>
+      <w:lvlJc w:val="start"/>
+      <w:pPr>
+        <w:tabs>
+          <w:tab w:val="num" w:pos="3600"/>
+        </w:tabs>
+        <w:ind w:start="3600" w:hanging="360"/>
+      </w:pPr>
+      <w:rPr/>
+    </w:lvl>
+  </w:abstractNum>
+  <w:abstractNum w:abstractNumId="3">
+    <w:lvl w:ilvl="0">
+      <w:start w:val="1"/>
+      <w:numFmt w:val="bullet"/>
+      <w:lvlText w:val=""/>
+      <w:lvlJc w:val="start"/>
+      <w:pPr>
+        <w:tabs>
+          <w:tab w:val="num" w:pos="720"/>
+        </w:tabs>
+        <w:ind w:start="720" w:hanging="360"/>
+      </w:pPr>
+      <w:rPr>
+        <w:rFonts w:ascii="Symbol" w:hAnsi="Symbol" w:cs="Symbol" w:hint="default"/>
+      </w:rPr>
+    </w:lvl>
+    <w:lvl w:ilvl="1">
+      <w:start w:val="1"/>
+      <w:numFmt w:val="bullet"/>
+      <w:lvlText w:val=""/>
+      <w:lvlJc w:val="start"/>
+      <w:pPr>
+        <w:tabs>
+          <w:tab w:val="num" w:pos="1080"/>
+        </w:tabs>
+        <w:ind w:start="1080" w:hanging="360"/>
+      </w:pPr>
+      <w:rPr>
+        <w:rFonts w:ascii="Symbol" w:hAnsi="Symbol" w:cs="Symbol" w:hint="default"/>
+      </w:rPr>
+    </w:lvl>
+    <w:lvl w:ilvl="2">
+      <w:start w:val="1"/>
+      <w:numFmt w:val="bullet"/>
+      <w:lvlText w:val=""/>
+      <w:lvlJc w:val="start"/>
+      <w:pPr>
+        <w:tabs>
+          <w:tab w:val="num" w:pos="1440"/>
+        </w:tabs>
+        <w:ind w:start="1440" w:hanging="360"/>
+      </w:pPr>
+      <w:rPr>
+        <w:rFonts w:ascii="Symbol" w:hAnsi="Symbol" w:cs="Symbol" w:hint="default"/>
+      </w:rPr>
+    </w:lvl>
+    <w:lvl w:ilvl="3">
+      <w:start w:val="1"/>
+      <w:numFmt w:val="bullet"/>
+      <w:lvlText w:val=""/>
+      <w:lvlJc w:val="start"/>
+      <w:pPr>
+        <w:tabs>
+          <w:tab w:val="num" w:pos="1800"/>
+        </w:tabs>
+        <w:ind w:start="1800" w:hanging="360"/>
+      </w:pPr>
+      <w:rPr>
+        <w:rFonts w:ascii="Symbol" w:hAnsi="Symbol" w:cs="Symbol" w:hint="default"/>
+      </w:rPr>
+    </w:lvl>
+    <w:lvl w:ilvl="4">
+      <w:start w:val="1"/>
+      <w:numFmt w:val="bullet"/>
+      <w:lvlText w:val=""/>
+      <w:lvlJc w:val="start"/>
+      <w:pPr>
+        <w:tabs>
+          <w:tab w:val="num" w:pos="2160"/>
+        </w:tabs>
+        <w:ind w:start="2160" w:hanging="360"/>
+      </w:pPr>
+      <w:rPr>
+        <w:rFonts w:ascii="Symbol" w:hAnsi="Symbol" w:cs="Symbol" w:hint="default"/>
+      </w:rPr>
+    </w:lvl>
+    <w:lvl w:ilvl="5">
+      <w:start w:val="1"/>
+      <w:numFmt w:val="bullet"/>
+      <w:lvlText w:val=""/>
+      <w:lvlJc w:val="start"/>
+      <w:pPr>
+        <w:tabs>
+          <w:tab w:val="num" w:pos="2520"/>
+        </w:tabs>
+        <w:ind w:start="2520" w:hanging="360"/>
+      </w:pPr>
+      <w:rPr>
+        <w:rFonts w:ascii="Symbol" w:hAnsi="Symbol" w:cs="Symbol" w:hint="default"/>
+      </w:rPr>
+    </w:lvl>
+    <w:lvl w:ilvl="6">
+      <w:start w:val="1"/>
+      <w:numFmt w:val="bullet"/>
+      <w:lvlText w:val=""/>
+      <w:lvlJc w:val="start"/>
+      <w:pPr>
+        <w:tabs>
+          <w:tab w:val="num" w:pos="2880"/>
+        </w:tabs>
+        <w:ind w:start="2880" w:hanging="360"/>
+      </w:pPr>
+      <w:rPr>
+        <w:rFonts w:ascii="Symbol" w:hAnsi="Symbol" w:cs="Symbol" w:hint="default"/>
+      </w:rPr>
+    </w:lvl>
+    <w:lvl w:ilvl="7">
+      <w:start w:val="1"/>
+      <w:numFmt w:val="bullet"/>
+      <w:lvlText w:val=""/>
+      <w:lvlJc w:val="start"/>
+      <w:pPr>
+        <w:tabs>
+          <w:tab w:val="num" w:pos="3240"/>
+        </w:tabs>
+        <w:ind w:start="3240" w:hanging="360"/>
+      </w:pPr>
+      <w:rPr>
+        <w:rFonts w:ascii="Symbol" w:hAnsi="Symbol" w:cs="Symbol" w:hint="default"/>
+      </w:rPr>
+    </w:lvl>
+    <w:lvl w:ilvl="8">
+      <w:start w:val="1"/>
+      <w:numFmt w:val="bullet"/>
+      <w:lvlText w:val=""/>
+      <w:lvlJc w:val="start"/>
+      <w:pPr>
+        <w:tabs>
+          <w:tab w:val="num" w:pos="3600"/>
+        </w:tabs>
+        <w:ind w:start="3600" w:hanging="360"/>
+      </w:pPr>
+      <w:rPr>
+        <w:rFonts w:ascii="Symbol" w:hAnsi="Symbol" w:cs="Symbol" w:hint="default"/>
+      </w:rPr>
+    </w:lvl>
+  </w:abstractNum>
+  <w:abstractNum w:abstractNumId="4">
+    <w:lvl w:ilvl="0">
+      <w:start w:val="1"/>
+      <w:numFmt w:val="bullet"/>
+      <w:lvlText w:val=""/>
+      <w:lvlJc w:val="start"/>
+      <w:pPr>
+        <w:tabs>
+          <w:tab w:val="num" w:pos="720"/>
+        </w:tabs>
+        <w:ind w:start="720" w:hanging="360"/>
+      </w:pPr>
+      <w:rPr>
+        <w:rFonts w:ascii="Symbol" w:hAnsi="Symbol" w:cs="Symbol" w:hint="default"/>
+      </w:rPr>
+    </w:lvl>
+    <w:lvl w:ilvl="1">
+      <w:start w:val="1"/>
+      <w:numFmt w:val="bullet"/>
+      <w:lvlText w:val=""/>
+      <w:lvlJc w:val="start"/>
+      <w:pPr>
+        <w:tabs>
+          <w:tab w:val="num" w:pos="1080"/>
+        </w:tabs>
+        <w:ind w:start="1080" w:hanging="360"/>
+      </w:pPr>
+      <w:rPr>
+        <w:rFonts w:ascii="Symbol" w:hAnsi="Symbol" w:cs="Symbol" w:hint="default"/>
+      </w:rPr>
+    </w:lvl>
+    <w:lvl w:ilvl="2">
+      <w:start w:val="1"/>
+      <w:numFmt w:val="bullet"/>
+      <w:lvlText w:val=""/>
+      <w:lvlJc w:val="start"/>
+      <w:pPr>
+        <w:tabs>
+          <w:tab w:val="num" w:pos="1440"/>
+        </w:tabs>
+        <w:ind w:start="1440" w:hanging="360"/>
+      </w:pPr>
+      <w:rPr>
+        <w:rFonts w:ascii="Symbol" w:hAnsi="Symbol" w:cs="Symbol" w:hint="default"/>
+      </w:rPr>
+    </w:lvl>
+    <w:lvl w:ilvl="3">
+      <w:start w:val="1"/>
+      <w:numFmt w:val="bullet"/>
+      <w:lvlText w:val=""/>
+      <w:lvlJc w:val="start"/>
+      <w:pPr>
+        <w:tabs>
+          <w:tab w:val="num" w:pos="1800"/>
+        </w:tabs>
+        <w:ind w:start="1800" w:hanging="360"/>
+      </w:pPr>
+      <w:rPr>
+        <w:rFonts w:ascii="Symbol" w:hAnsi="Symbol" w:cs="Symbol" w:hint="default"/>
+      </w:rPr>
+    </w:lvl>
+    <w:lvl w:ilvl="4">
+      <w:start w:val="1"/>
+      <w:numFmt w:val="bullet"/>
+      <w:lvlText w:val=""/>
+      <w:lvlJc w:val="start"/>
+      <w:pPr>
+        <w:tabs>
+          <w:tab w:val="num" w:pos="2160"/>
+        </w:tabs>
+        <w:ind w:start="2160" w:hanging="360"/>
+      </w:pPr>
+      <w:rPr>
+        <w:rFonts w:ascii="Symbol" w:hAnsi="Symbol" w:cs="Symbol" w:hint="default"/>
+      </w:rPr>
+    </w:lvl>
+    <w:lvl w:ilvl="5">
+      <w:start w:val="1"/>
+      <w:numFmt w:val="bullet"/>
+      <w:lvlText w:val=""/>
+      <w:lvlJc w:val="start"/>
+      <w:pPr>
+        <w:tabs>
+          <w:tab w:val="num" w:pos="2520"/>
+        </w:tabs>
+        <w:ind w:start="2520" w:hanging="360"/>
+      </w:pPr>
+      <w:rPr>
+        <w:rFonts w:ascii="Symbol" w:hAnsi="Symbol" w:cs="Symbol" w:hint="default"/>
+      </w:rPr>
+    </w:lvl>
+    <w:lvl w:ilvl="6">
+      <w:start w:val="1"/>
+      <w:numFmt w:val="bullet"/>
+      <w:lvlText w:val=""/>
+      <w:lvlJc w:val="start"/>
+      <w:pPr>
+        <w:tabs>
+          <w:tab w:val="num" w:pos="2880"/>
+        </w:tabs>
+        <w:ind w:start="2880" w:hanging="360"/>
+      </w:pPr>
+      <w:rPr>
+        <w:rFonts w:ascii="Symbol" w:hAnsi="Symbol" w:cs="Symbol" w:hint="default"/>
+      </w:rPr>
+    </w:lvl>
+    <w:lvl w:ilvl="7">
+      <w:start w:val="1"/>
+      <w:numFmt w:val="bullet"/>
+      <w:lvlText w:val=""/>
+      <w:lvlJc w:val="start"/>
+      <w:pPr>
+        <w:tabs>
+          <w:tab w:val="num" w:pos="3240"/>
+        </w:tabs>
+        <w:ind w:start="3240" w:hanging="360"/>
+      </w:pPr>
+      <w:rPr>
+        <w:rFonts w:ascii="Symbol" w:hAnsi="Symbol" w:cs="Symbol" w:hint="default"/>
+      </w:rPr>
+    </w:lvl>
+    <w:lvl w:ilvl="8">
+      <w:start w:val="1"/>
+      <w:numFmt w:val="bullet"/>
+      <w:lvlText w:val=""/>
+      <w:lvlJc w:val="start"/>
+      <w:pPr>
+        <w:tabs>
+          <w:tab w:val="num" w:pos="3600"/>
+        </w:tabs>
+        <w:ind w:start="3600" w:hanging="360"/>
+      </w:pPr>
+      <w:rPr>
+        <w:rFonts w:ascii="Symbol" w:hAnsi="Symbol" w:cs="Symbol" w:hint="default"/>
+      </w:rPr>
+    </w:lvl>
+  </w:abstractNum>
+  <w:abstractNum w:abstractNumId="5">
+    <w:lvl w:ilvl="0">
+      <w:start w:val="1"/>
+      <w:numFmt w:val="bullet"/>
+      <w:lvlText w:val=""/>
+      <w:lvlJc w:val="start"/>
+      <w:pPr>
+        <w:tabs>
+          <w:tab w:val="num" w:pos="720"/>
+        </w:tabs>
+        <w:ind w:start="720" w:hanging="360"/>
+      </w:pPr>
+      <w:rPr>
+        <w:rFonts w:ascii="Symbol" w:hAnsi="Symbol" w:cs="Symbol" w:hint="default"/>
+      </w:rPr>
+    </w:lvl>
+    <w:lvl w:ilvl="1">
+      <w:start w:val="1"/>
+      <w:numFmt w:val="bullet"/>
+      <w:lvlText w:val=""/>
+      <w:lvlJc w:val="start"/>
+      <w:pPr>
+        <w:tabs>
+          <w:tab w:val="num" w:pos="1080"/>
+        </w:tabs>
+        <w:ind w:start="1080" w:hanging="360"/>
+      </w:pPr>
+      <w:rPr>
+        <w:rFonts w:ascii="Symbol" w:hAnsi="Symbol" w:cs="Symbol" w:hint="default"/>
+      </w:rPr>
+    </w:lvl>
+    <w:lvl w:ilvl="2">
+      <w:start w:val="1"/>
+      <w:numFmt w:val="bullet"/>
+      <w:lvlText w:val=""/>
+      <w:lvlJc w:val="start"/>
+      <w:pPr>
+        <w:tabs>
+          <w:tab w:val="num" w:pos="1440"/>
+        </w:tabs>
+        <w:ind w:start="1440" w:hanging="360"/>
+      </w:pPr>
+      <w:rPr>
+        <w:rFonts w:ascii="Symbol" w:hAnsi="Symbol" w:cs="Symbol" w:hint="default"/>
+      </w:rPr>
+    </w:lvl>
+    <w:lvl w:ilvl="3">
+      <w:start w:val="1"/>
+      <w:numFmt w:val="bullet"/>
+      <w:lvlText w:val=""/>
+      <w:lvlJc w:val="start"/>
+      <w:pPr>
+        <w:tabs>
+          <w:tab w:val="num" w:pos="1800"/>
+        </w:tabs>
+        <w:ind w:start="1800" w:hanging="360"/>
+      </w:pPr>
+      <w:rPr>
+        <w:rFonts w:ascii="Symbol" w:hAnsi="Symbol" w:cs="Symbol" w:hint="default"/>
+      </w:rPr>
+    </w:lvl>
+    <w:lvl w:ilvl="4">
+      <w:start w:val="1"/>
+      <w:numFmt w:val="bullet"/>
+      <w:lvlText w:val=""/>
+      <w:lvlJc w:val="start"/>
+      <w:pPr>
+        <w:tabs>
+          <w:tab w:val="num" w:pos="2160"/>
+        </w:tabs>
+        <w:ind w:start="2160" w:hanging="360"/>
+      </w:pPr>
+      <w:rPr>
+        <w:rFonts w:ascii="Symbol" w:hAnsi="Symbol" w:cs="Symbol" w:hint="default"/>
+      </w:rPr>
+    </w:lvl>
+    <w:lvl w:ilvl="5">
+      <w:start w:val="1"/>
+      <w:numFmt w:val="bullet"/>
+      <w:lvlText w:val=""/>
+      <w:lvlJc w:val="start"/>
+      <w:pPr>
+        <w:tabs>
+          <w:tab w:val="num" w:pos="2520"/>
+        </w:tabs>
+        <w:ind w:start="2520" w:hanging="360"/>
+      </w:pPr>
+      <w:rPr>
+        <w:rFonts w:ascii="Symbol" w:hAnsi="Symbol" w:cs="Symbol" w:hint="default"/>
+      </w:rPr>
+    </w:lvl>
+    <w:lvl w:ilvl="6">
+      <w:start w:val="1"/>
+      <w:numFmt w:val="bullet"/>
+      <w:lvlText w:val=""/>
+      <w:lvlJc w:val="start"/>
+      <w:pPr>
+        <w:tabs>
+          <w:tab w:val="num" w:pos="2880"/>
+        </w:tabs>
+        <w:ind w:start="2880" w:hanging="360"/>
+      </w:pPr>
+      <w:rPr>
+        <w:rFonts w:ascii="Symbol" w:hAnsi="Symbol" w:cs="Symbol" w:hint="default"/>
+      </w:rPr>
+    </w:lvl>
+    <w:lvl w:ilvl="7">
+      <w:start w:val="1"/>
+      <w:numFmt w:val="bullet"/>
+      <w:lvlText w:val=""/>
+      <w:lvlJc w:val="start"/>
+      <w:pPr>
+        <w:tabs>
+          <w:tab w:val="num" w:pos="3240"/>
+        </w:tabs>
+        <w:ind w:start="3240" w:hanging="360"/>
+      </w:pPr>
+      <w:rPr>
+        <w:rFonts w:ascii="Symbol" w:hAnsi="Symbol" w:cs="Symbol" w:hint="default"/>
+      </w:rPr>
+    </w:lvl>
+    <w:lvl w:ilvl="8">
+      <w:start w:val="1"/>
+      <w:numFmt w:val="bullet"/>
+      <w:lvlText w:val=""/>
+      <w:lvlJc w:val="start"/>
+      <w:pPr>
+        <w:tabs>
+          <w:tab w:val="num" w:pos="3600"/>
+        </w:tabs>
+        <w:ind w:start="3600" w:hanging="360"/>
+      </w:pPr>
+      <w:rPr>
+        <w:rFonts w:ascii="Symbol" w:hAnsi="Symbol" w:cs="Symbol" w:hint="default"/>
+      </w:rPr>
+    </w:lvl>
+  </w:abstractNum>
+  <w:abstractNum w:abstractNumId="6">
+    <w:lvl w:ilvl="0">
+      <w:start w:val="1"/>
+      <w:numFmt w:val="bullet"/>
+      <w:lvlText w:val=""/>
+      <w:lvlJc w:val="start"/>
+      <w:pPr>
+        <w:tabs>
+          <w:tab w:val="num" w:pos="720"/>
+        </w:tabs>
+        <w:ind w:start="720" w:hanging="360"/>
+      </w:pPr>
+      <w:rPr>
+        <w:rFonts w:ascii="Symbol" w:hAnsi="Symbol" w:cs="Symbol" w:hint="default"/>
+      </w:rPr>
+    </w:lvl>
+    <w:lvl w:ilvl="1">
+      <w:start w:val="1"/>
+      <w:numFmt w:val="bullet"/>
+      <w:lvlText w:val=""/>
+      <w:lvlJc w:val="start"/>
+      <w:pPr>
+        <w:tabs>
+          <w:tab w:val="num" w:pos="1080"/>
+        </w:tabs>
+        <w:ind w:start="1080" w:hanging="360"/>
+      </w:pPr>
+      <w:rPr>
+        <w:rFonts w:ascii="Symbol" w:hAnsi="Symbol" w:cs="Symbol" w:hint="default"/>
+      </w:rPr>
+    </w:lvl>
+    <w:lvl w:ilvl="2">
+      <w:start w:val="1"/>
+      <w:numFmt w:val="bullet"/>
+      <w:lvlText w:val=""/>
+      <w:lvlJc w:val="start"/>
+      <w:pPr>
+        <w:tabs>
+          <w:tab w:val="num" w:pos="1440"/>
+        </w:tabs>
+        <w:ind w:start="1440" w:hanging="360"/>
+      </w:pPr>
+      <w:rPr>
+        <w:rFonts w:ascii="Symbol" w:hAnsi="Symbol" w:cs="Symbol" w:hint="default"/>
+      </w:rPr>
+    </w:lvl>
+    <w:lvl w:ilvl="3">
+      <w:start w:val="1"/>
+      <w:numFmt w:val="bullet"/>
+      <w:lvlText w:val=""/>
+      <w:lvlJc w:val="start"/>
+      <w:pPr>
+        <w:tabs>
+          <w:tab w:val="num" w:pos="1800"/>
+        </w:tabs>
+        <w:ind w:start="1800" w:hanging="360"/>
+      </w:pPr>
+      <w:rPr>
+        <w:rFonts w:ascii="Symbol" w:hAnsi="Symbol" w:cs="Symbol" w:hint="default"/>
+      </w:rPr>
+    </w:lvl>
+    <w:lvl w:ilvl="4">
+      <w:start w:val="1"/>
+      <w:numFmt w:val="bullet"/>
+      <w:lvlText w:val=""/>
+      <w:lvlJc w:val="start"/>
+      <w:pPr>
+        <w:tabs>
+          <w:tab w:val="num" w:pos="2160"/>
+        </w:tabs>
+        <w:ind w:start="2160" w:hanging="360"/>
+      </w:pPr>
+      <w:rPr>
+        <w:rFonts w:ascii="Symbol" w:hAnsi="Symbol" w:cs="Symbol" w:hint="default"/>
+      </w:rPr>
+    </w:lvl>
+    <w:lvl w:ilvl="5">
+      <w:start w:val="1"/>
+      <w:numFmt w:val="bullet"/>
+      <w:lvlText w:val=""/>
+      <w:lvlJc w:val="start"/>
+      <w:pPr>
+        <w:tabs>
+          <w:tab w:val="num" w:pos="2520"/>
+        </w:tabs>
+        <w:ind w:start="2520" w:hanging="360"/>
+      </w:pPr>
+      <w:rPr>
+        <w:rFonts w:ascii="Symbol" w:hAnsi="Symbol" w:cs="Symbol" w:hint="default"/>
+      </w:rPr>
+    </w:lvl>
+    <w:lvl w:ilvl="6">
+      <w:start w:val="1"/>
+      <w:numFmt w:val="bullet"/>
+      <w:lvlText w:val=""/>
+      <w:lvlJc w:val="start"/>
+      <w:pPr>
+        <w:tabs>
+          <w:tab w:val="num" w:pos="2880"/>
+        </w:tabs>
+        <w:ind w:start="2880" w:hanging="360"/>
+      </w:pPr>
+      <w:rPr>
+        <w:rFonts w:ascii="Symbol" w:hAnsi="Symbol" w:cs="Symbol" w:hint="default"/>
+      </w:rPr>
+    </w:lvl>
+    <w:lvl w:ilvl="7">
+      <w:start w:val="1"/>
+      <w:numFmt w:val="bullet"/>
+      <w:lvlText w:val=""/>
+      <w:lvlJc w:val="start"/>
+      <w:pPr>
+        <w:tabs>
+          <w:tab w:val="num" w:pos="3240"/>
+        </w:tabs>
+        <w:ind w:start="3240" w:hanging="360"/>
+      </w:pPr>
+      <w:rPr>
+        <w:rFonts w:ascii="Symbol" w:hAnsi="Symbol" w:cs="Symbol" w:hint="default"/>
+      </w:rPr>
+    </w:lvl>
+    <w:lvl w:ilvl="8">
+      <w:start w:val="1"/>
+      <w:numFmt w:val="bullet"/>
+      <w:lvlText w:val=""/>
+      <w:lvlJc w:val="start"/>
+      <w:pPr>
+        <w:tabs>
+          <w:tab w:val="num" w:pos="3600"/>
+        </w:tabs>
+        <w:ind w:start="3600" w:hanging="360"/>
+      </w:pPr>
+      <w:rPr>
+        <w:rFonts w:ascii="Symbol" w:hAnsi="Symbol" w:cs="Symbol" w:hint="default"/>
+      </w:rPr>
+    </w:lvl>
+  </w:abstractNum>
+  <w:abstractNum w:abstractNumId="7">
+    <w:lvl w:ilvl="0">
+      <w:start w:val="1"/>
+      <w:numFmt w:val="bullet"/>
+      <w:lvlText w:val=""/>
+      <w:lvlJc w:val="start"/>
+      <w:pPr>
+        <w:tabs>
+          <w:tab w:val="num" w:pos="720"/>
+        </w:tabs>
+        <w:ind w:start="720" w:hanging="360"/>
+      </w:pPr>
+      <w:rPr>
+        <w:rFonts w:ascii="Symbol" w:hAnsi="Symbol" w:cs="Symbol" w:hint="default"/>
+      </w:rPr>
+    </w:lvl>
+    <w:lvl w:ilvl="1">
+      <w:start w:val="1"/>
+      <w:numFmt w:val="bullet"/>
+      <w:lvlText w:val=""/>
+      <w:lvlJc w:val="start"/>
+      <w:pPr>
+        <w:tabs>
+          <w:tab w:val="num" w:pos="1080"/>
+        </w:tabs>
+        <w:ind w:start="1080" w:hanging="360"/>
+      </w:pPr>
+      <w:rPr>
+        <w:rFonts w:ascii="Symbol" w:hAnsi="Symbol" w:cs="Symbol" w:hint="default"/>
+      </w:rPr>
+    </w:lvl>
+    <w:lvl w:ilvl="2">
+      <w:start w:val="1"/>
+      <w:numFmt w:val="bullet"/>
+      <w:lvlText w:val=""/>
+      <w:lvlJc w:val="start"/>
+      <w:pPr>
+        <w:tabs>
+          <w:tab w:val="num" w:pos="1440"/>
+        </w:tabs>
+        <w:ind w:start="1440" w:hanging="360"/>
+      </w:pPr>
+      <w:rPr>
+        <w:rFonts w:ascii="Symbol" w:hAnsi="Symbol" w:cs="Symbol" w:hint="default"/>
+      </w:rPr>
+    </w:lvl>
+    <w:lvl w:ilvl="3">
+      <w:start w:val="1"/>
+      <w:numFmt w:val="bullet"/>
+      <w:lvlText w:val=""/>
+      <w:lvlJc w:val="start"/>
+      <w:pPr>
+        <w:tabs>
+          <w:tab w:val="num" w:pos="1800"/>
+        </w:tabs>
+        <w:ind w:start="1800" w:hanging="360"/>
+      </w:pPr>
+      <w:rPr>
+        <w:rFonts w:ascii="Symbol" w:hAnsi="Symbol" w:cs="Symbol" w:hint="default"/>
+      </w:rPr>
+    </w:lvl>
+    <w:lvl w:ilvl="4">
+      <w:start w:val="1"/>
+      <w:numFmt w:val="bullet"/>
+      <w:lvlText w:val=""/>
+      <w:lvlJc w:val="start"/>
+      <w:pPr>
+        <w:tabs>
+          <w:tab w:val="num" w:pos="2160"/>
+        </w:tabs>
+        <w:ind w:start="2160" w:hanging="360"/>
+      </w:pPr>
+      <w:rPr>
+        <w:rFonts w:ascii="Symbol" w:hAnsi="Symbol" w:cs="Symbol" w:hint="default"/>
+      </w:rPr>
+    </w:lvl>
+    <w:lvl w:ilvl="5">
+      <w:start w:val="1"/>
+      <w:numFmt w:val="bullet"/>
+      <w:lvlText w:val=""/>
+      <w:lvlJc w:val="start"/>
+      <w:pPr>
+        <w:tabs>
+          <w:tab w:val="num" w:pos="2520"/>
+        </w:tabs>
+        <w:ind w:start="2520" w:hanging="360"/>
+      </w:pPr>
+      <w:rPr>
+        <w:rFonts w:ascii="Symbol" w:hAnsi="Symbol" w:cs="Symbol" w:hint="default"/>
+      </w:rPr>
+    </w:lvl>
+    <w:lvl w:ilvl="6">
+      <w:start w:val="1"/>
+      <w:numFmt w:val="bullet"/>
+      <w:lvlText w:val=""/>
+      <w:lvlJc w:val="start"/>
+      <w:pPr>
+        <w:tabs>
+          <w:tab w:val="num" w:pos="2880"/>
+        </w:tabs>
+        <w:ind w:start="2880" w:hanging="360"/>
+      </w:pPr>
+      <w:rPr>
+        <w:rFonts w:ascii="Symbol" w:hAnsi="Symbol" w:cs="Symbol" w:hint="default"/>
+      </w:rPr>
+    </w:lvl>
+    <w:lvl w:ilvl="7">
+      <w:start w:val="1"/>
+      <w:numFmt w:val="bullet"/>
+      <w:lvlText w:val=""/>
+      <w:lvlJc w:val="start"/>
+      <w:pPr>
+        <w:tabs>
+          <w:tab w:val="num" w:pos="3240"/>
+        </w:tabs>
+        <w:ind w:start="3240" w:hanging="360"/>
+      </w:pPr>
+      <w:rPr>
+        <w:rFonts w:ascii="Symbol" w:hAnsi="Symbol" w:cs="Symbol" w:hint="default"/>
+      </w:rPr>
+    </w:lvl>
+    <w:lvl w:ilvl="8">
+      <w:start w:val="1"/>
+      <w:numFmt w:val="bullet"/>
+      <w:lvlText w:val=""/>
+      <w:lvlJc w:val="start"/>
+      <w:pPr>
+        <w:tabs>
+          <w:tab w:val="num" w:pos="3600"/>
+        </w:tabs>
+        <w:ind w:start="3600" w:hanging="360"/>
+      </w:pPr>
+      <w:rPr>
+        <w:rFonts w:ascii="Symbol" w:hAnsi="Symbol" w:cs="Symbol" w:hint="default"/>
+      </w:rPr>
+    </w:lvl>
+  </w:abstractNum>
+  <w:abstractNum w:abstractNumId="8">
+    <w:lvl w:ilvl="0">
       <w:start w:val="1"/>
       <w:numFmt w:val="none"/>
       <w:suff w:val="nothing"/>
@@ -2818,22 +3858,6 @@
         <w:ind w:start="0" w:hanging="0"/>
       </w:pPr>
     </w:lvl>
-  </w:abstractNum>
-  <w:abstractNum w:abstractNumId="2">
-    <w:lvl w:ilvl="0">
-      <w:start w:val="1"/>
-      <w:numFmt w:val="decimal"/>
-      <w:suff w:val="nothing"/>
-      <w:lvlText w:val="%1."/>
-      <w:lvlJc w:val="start"/>
-      <w:pPr>
-        <w:tabs>
-          <w:tab w:val="num" w:pos="0"/>
-        </w:tabs>
-        <w:ind w:start="0" w:hanging="0"/>
-      </w:pPr>
-      <w:rPr/>
-    </w:lvl>
     <w:lvl w:ilvl="1">
       <w:start w:val="1"/>
       <w:numFmt w:val="none"/>
@@ -2846,7 +3870,6 @@
         </w:tabs>
         <w:ind w:start="0" w:hanging="0"/>
       </w:pPr>
-      <w:rPr/>
     </w:lvl>
     <w:lvl w:ilvl="2">
       <w:start w:val="1"/>
@@ -2860,7 +3883,6 @@
         </w:tabs>
         <w:ind w:start="0" w:hanging="0"/>
       </w:pPr>
-      <w:rPr/>
     </w:lvl>
     <w:lvl w:ilvl="3">
       <w:start w:val="1"/>
@@ -2874,7 +3896,6 @@
         </w:tabs>
         <w:ind w:start="0" w:hanging="0"/>
       </w:pPr>
-      <w:rPr/>
     </w:lvl>
     <w:lvl w:ilvl="4">
       <w:start w:val="1"/>
@@ -2888,7 +3909,6 @@
         </w:tabs>
         <w:ind w:start="0" w:hanging="0"/>
       </w:pPr>
-      <w:rPr/>
     </w:lvl>
     <w:lvl w:ilvl="5">
       <w:start w:val="1"/>
@@ -2902,7 +3922,6 @@
         </w:tabs>
         <w:ind w:start="0" w:hanging="0"/>
       </w:pPr>
-      <w:rPr/>
     </w:lvl>
     <w:lvl w:ilvl="6">
       <w:start w:val="1"/>
@@ -2916,7 +3935,6 @@
         </w:tabs>
         <w:ind w:start="0" w:hanging="0"/>
       </w:pPr>
-      <w:rPr/>
     </w:lvl>
     <w:lvl w:ilvl="7">
       <w:start w:val="1"/>
@@ -2930,7 +3948,6 @@
         </w:tabs>
         <w:ind w:start="0" w:hanging="0"/>
       </w:pPr>
-      <w:rPr/>
     </w:lvl>
     <w:lvl w:ilvl="8">
       <w:start w:val="1"/>
@@ -2944,811 +3961,6 @@
         </w:tabs>
         <w:ind w:start="0" w:hanging="0"/>
       </w:pPr>
-      <w:rPr/>
-    </w:lvl>
-  </w:abstractNum>
-  <w:abstractNum w:abstractNumId="3">
-    <w:lvl w:ilvl="0">
-      <w:start w:val="1"/>
-      <w:numFmt w:val="decimal"/>
-      <w:lvlText w:val="%1."/>
-      <w:lvlJc w:val="start"/>
-      <w:pPr>
-        <w:tabs>
-          <w:tab w:val="num" w:pos="720"/>
-        </w:tabs>
-        <w:ind w:start="720" w:hanging="360"/>
-      </w:pPr>
-      <w:rPr/>
-    </w:lvl>
-    <w:lvl w:ilvl="1">
-      <w:start w:val="1"/>
-      <w:numFmt w:val="decimal"/>
-      <w:lvlText w:val="%2."/>
-      <w:lvlJc w:val="start"/>
-      <w:pPr>
-        <w:tabs>
-          <w:tab w:val="num" w:pos="1080"/>
-        </w:tabs>
-        <w:ind w:start="1080" w:hanging="360"/>
-      </w:pPr>
-      <w:rPr/>
-    </w:lvl>
-    <w:lvl w:ilvl="2">
-      <w:start w:val="1"/>
-      <w:numFmt w:val="decimal"/>
-      <w:lvlText w:val="%3."/>
-      <w:lvlJc w:val="start"/>
-      <w:pPr>
-        <w:tabs>
-          <w:tab w:val="num" w:pos="1440"/>
-        </w:tabs>
-        <w:ind w:start="1440" w:hanging="360"/>
-      </w:pPr>
-      <w:rPr/>
-    </w:lvl>
-    <w:lvl w:ilvl="3">
-      <w:start w:val="1"/>
-      <w:numFmt w:val="decimal"/>
-      <w:lvlText w:val="%4."/>
-      <w:lvlJc w:val="start"/>
-      <w:pPr>
-        <w:tabs>
-          <w:tab w:val="num" w:pos="1800"/>
-        </w:tabs>
-        <w:ind w:start="1800" w:hanging="360"/>
-      </w:pPr>
-      <w:rPr/>
-    </w:lvl>
-    <w:lvl w:ilvl="4">
-      <w:start w:val="1"/>
-      <w:numFmt w:val="decimal"/>
-      <w:lvlText w:val="%5."/>
-      <w:lvlJc w:val="start"/>
-      <w:pPr>
-        <w:tabs>
-          <w:tab w:val="num" w:pos="2160"/>
-        </w:tabs>
-        <w:ind w:start="2160" w:hanging="360"/>
-      </w:pPr>
-      <w:rPr/>
-    </w:lvl>
-    <w:lvl w:ilvl="5">
-      <w:start w:val="1"/>
-      <w:numFmt w:val="decimal"/>
-      <w:lvlText w:val="%6."/>
-      <w:lvlJc w:val="start"/>
-      <w:pPr>
-        <w:tabs>
-          <w:tab w:val="num" w:pos="2520"/>
-        </w:tabs>
-        <w:ind w:start="2520" w:hanging="360"/>
-      </w:pPr>
-      <w:rPr/>
-    </w:lvl>
-    <w:lvl w:ilvl="6">
-      <w:start w:val="1"/>
-      <w:numFmt w:val="decimal"/>
-      <w:lvlText w:val="%7."/>
-      <w:lvlJc w:val="start"/>
-      <w:pPr>
-        <w:tabs>
-          <w:tab w:val="num" w:pos="2880"/>
-        </w:tabs>
-        <w:ind w:start="2880" w:hanging="360"/>
-      </w:pPr>
-      <w:rPr/>
-    </w:lvl>
-    <w:lvl w:ilvl="7">
-      <w:start w:val="1"/>
-      <w:numFmt w:val="decimal"/>
-      <w:lvlText w:val="%8."/>
-      <w:lvlJc w:val="start"/>
-      <w:pPr>
-        <w:tabs>
-          <w:tab w:val="num" w:pos="3240"/>
-        </w:tabs>
-        <w:ind w:start="3240" w:hanging="360"/>
-      </w:pPr>
-      <w:rPr/>
-    </w:lvl>
-    <w:lvl w:ilvl="8">
-      <w:start w:val="1"/>
-      <w:numFmt w:val="decimal"/>
-      <w:lvlText w:val="%9."/>
-      <w:lvlJc w:val="start"/>
-      <w:pPr>
-        <w:tabs>
-          <w:tab w:val="num" w:pos="3600"/>
-        </w:tabs>
-        <w:ind w:start="3600" w:hanging="360"/>
-      </w:pPr>
-      <w:rPr/>
-    </w:lvl>
-  </w:abstractNum>
-  <w:abstractNum w:abstractNumId="4">
-    <w:lvl w:ilvl="0">
-      <w:start w:val="1"/>
-      <w:numFmt w:val="bullet"/>
-      <w:lvlText w:val=""/>
-      <w:lvlJc w:val="start"/>
-      <w:pPr>
-        <w:tabs>
-          <w:tab w:val="num" w:pos="720"/>
-        </w:tabs>
-        <w:ind w:start="720" w:hanging="360"/>
-      </w:pPr>
-      <w:rPr>
-        <w:rFonts w:ascii="Symbol" w:hAnsi="Symbol" w:cs="Symbol" w:hint="default"/>
-      </w:rPr>
-    </w:lvl>
-    <w:lvl w:ilvl="1">
-      <w:start w:val="1"/>
-      <w:numFmt w:val="bullet"/>
-      <w:lvlText w:val=""/>
-      <w:lvlJc w:val="start"/>
-      <w:pPr>
-        <w:tabs>
-          <w:tab w:val="num" w:pos="1080"/>
-        </w:tabs>
-        <w:ind w:start="1080" w:hanging="360"/>
-      </w:pPr>
-      <w:rPr>
-        <w:rFonts w:ascii="Symbol" w:hAnsi="Symbol" w:cs="Symbol" w:hint="default"/>
-      </w:rPr>
-    </w:lvl>
-    <w:lvl w:ilvl="2">
-      <w:start w:val="1"/>
-      <w:numFmt w:val="bullet"/>
-      <w:lvlText w:val=""/>
-      <w:lvlJc w:val="start"/>
-      <w:pPr>
-        <w:tabs>
-          <w:tab w:val="num" w:pos="1440"/>
-        </w:tabs>
-        <w:ind w:start="1440" w:hanging="360"/>
-      </w:pPr>
-      <w:rPr>
-        <w:rFonts w:ascii="Symbol" w:hAnsi="Symbol" w:cs="Symbol" w:hint="default"/>
-      </w:rPr>
-    </w:lvl>
-    <w:lvl w:ilvl="3">
-      <w:start w:val="1"/>
-      <w:numFmt w:val="bullet"/>
-      <w:lvlText w:val=""/>
-      <w:lvlJc w:val="start"/>
-      <w:pPr>
-        <w:tabs>
-          <w:tab w:val="num" w:pos="1800"/>
-        </w:tabs>
-        <w:ind w:start="1800" w:hanging="360"/>
-      </w:pPr>
-      <w:rPr>
-        <w:rFonts w:ascii="Symbol" w:hAnsi="Symbol" w:cs="Symbol" w:hint="default"/>
-      </w:rPr>
-    </w:lvl>
-    <w:lvl w:ilvl="4">
-      <w:start w:val="1"/>
-      <w:numFmt w:val="bullet"/>
-      <w:lvlText w:val=""/>
-      <w:lvlJc w:val="start"/>
-      <w:pPr>
-        <w:tabs>
-          <w:tab w:val="num" w:pos="2160"/>
-        </w:tabs>
-        <w:ind w:start="2160" w:hanging="360"/>
-      </w:pPr>
-      <w:rPr>
-        <w:rFonts w:ascii="Symbol" w:hAnsi="Symbol" w:cs="Symbol" w:hint="default"/>
-      </w:rPr>
-    </w:lvl>
-    <w:lvl w:ilvl="5">
-      <w:start w:val="1"/>
-      <w:numFmt w:val="bullet"/>
-      <w:lvlText w:val=""/>
-      <w:lvlJc w:val="start"/>
-      <w:pPr>
-        <w:tabs>
-          <w:tab w:val="num" w:pos="2520"/>
-        </w:tabs>
-        <w:ind w:start="2520" w:hanging="360"/>
-      </w:pPr>
-      <w:rPr>
-        <w:rFonts w:ascii="Symbol" w:hAnsi="Symbol" w:cs="Symbol" w:hint="default"/>
-      </w:rPr>
-    </w:lvl>
-    <w:lvl w:ilvl="6">
-      <w:start w:val="1"/>
-      <w:numFmt w:val="bullet"/>
-      <w:lvlText w:val=""/>
-      <w:lvlJc w:val="start"/>
-      <w:pPr>
-        <w:tabs>
-          <w:tab w:val="num" w:pos="2880"/>
-        </w:tabs>
-        <w:ind w:start="2880" w:hanging="360"/>
-      </w:pPr>
-      <w:rPr>
-        <w:rFonts w:ascii="Symbol" w:hAnsi="Symbol" w:cs="Symbol" w:hint="default"/>
-      </w:rPr>
-    </w:lvl>
-    <w:lvl w:ilvl="7">
-      <w:start w:val="1"/>
-      <w:numFmt w:val="bullet"/>
-      <w:lvlText w:val=""/>
-      <w:lvlJc w:val="start"/>
-      <w:pPr>
-        <w:tabs>
-          <w:tab w:val="num" w:pos="3240"/>
-        </w:tabs>
-        <w:ind w:start="3240" w:hanging="360"/>
-      </w:pPr>
-      <w:rPr>
-        <w:rFonts w:ascii="Symbol" w:hAnsi="Symbol" w:cs="Symbol" w:hint="default"/>
-      </w:rPr>
-    </w:lvl>
-    <w:lvl w:ilvl="8">
-      <w:start w:val="1"/>
-      <w:numFmt w:val="bullet"/>
-      <w:lvlText w:val=""/>
-      <w:lvlJc w:val="start"/>
-      <w:pPr>
-        <w:tabs>
-          <w:tab w:val="num" w:pos="3600"/>
-        </w:tabs>
-        <w:ind w:start="3600" w:hanging="360"/>
-      </w:pPr>
-      <w:rPr>
-        <w:rFonts w:ascii="Symbol" w:hAnsi="Symbol" w:cs="Symbol" w:hint="default"/>
-      </w:rPr>
-    </w:lvl>
-  </w:abstractNum>
-  <w:abstractNum w:abstractNumId="5">
-    <w:lvl w:ilvl="0">
-      <w:start w:val="1"/>
-      <w:numFmt w:val="bullet"/>
-      <w:lvlText w:val=""/>
-      <w:lvlJc w:val="start"/>
-      <w:pPr>
-        <w:tabs>
-          <w:tab w:val="num" w:pos="720"/>
-        </w:tabs>
-        <w:ind w:start="720" w:hanging="360"/>
-      </w:pPr>
-      <w:rPr>
-        <w:rFonts w:ascii="Symbol" w:hAnsi="Symbol" w:cs="Symbol" w:hint="default"/>
-      </w:rPr>
-    </w:lvl>
-    <w:lvl w:ilvl="1">
-      <w:start w:val="1"/>
-      <w:numFmt w:val="bullet"/>
-      <w:lvlText w:val=""/>
-      <w:lvlJc w:val="start"/>
-      <w:pPr>
-        <w:tabs>
-          <w:tab w:val="num" w:pos="1080"/>
-        </w:tabs>
-        <w:ind w:start="1080" w:hanging="360"/>
-      </w:pPr>
-      <w:rPr>
-        <w:rFonts w:ascii="Symbol" w:hAnsi="Symbol" w:cs="Symbol" w:hint="default"/>
-      </w:rPr>
-    </w:lvl>
-    <w:lvl w:ilvl="2">
-      <w:start w:val="1"/>
-      <w:numFmt w:val="bullet"/>
-      <w:lvlText w:val=""/>
-      <w:lvlJc w:val="start"/>
-      <w:pPr>
-        <w:tabs>
-          <w:tab w:val="num" w:pos="1440"/>
-        </w:tabs>
-        <w:ind w:start="1440" w:hanging="360"/>
-      </w:pPr>
-      <w:rPr>
-        <w:rFonts w:ascii="Symbol" w:hAnsi="Symbol" w:cs="Symbol" w:hint="default"/>
-      </w:rPr>
-    </w:lvl>
-    <w:lvl w:ilvl="3">
-      <w:start w:val="1"/>
-      <w:numFmt w:val="bullet"/>
-      <w:lvlText w:val=""/>
-      <w:lvlJc w:val="start"/>
-      <w:pPr>
-        <w:tabs>
-          <w:tab w:val="num" w:pos="1800"/>
-        </w:tabs>
-        <w:ind w:start="1800" w:hanging="360"/>
-      </w:pPr>
-      <w:rPr>
-        <w:rFonts w:ascii="Symbol" w:hAnsi="Symbol" w:cs="Symbol" w:hint="default"/>
-      </w:rPr>
-    </w:lvl>
-    <w:lvl w:ilvl="4">
-      <w:start w:val="1"/>
-      <w:numFmt w:val="bullet"/>
-      <w:lvlText w:val=""/>
-      <w:lvlJc w:val="start"/>
-      <w:pPr>
-        <w:tabs>
-          <w:tab w:val="num" w:pos="2160"/>
-        </w:tabs>
-        <w:ind w:start="2160" w:hanging="360"/>
-      </w:pPr>
-      <w:rPr>
-        <w:rFonts w:ascii="Symbol" w:hAnsi="Symbol" w:cs="Symbol" w:hint="default"/>
-      </w:rPr>
-    </w:lvl>
-    <w:lvl w:ilvl="5">
-      <w:start w:val="1"/>
-      <w:numFmt w:val="bullet"/>
-      <w:lvlText w:val=""/>
-      <w:lvlJc w:val="start"/>
-      <w:pPr>
-        <w:tabs>
-          <w:tab w:val="num" w:pos="2520"/>
-        </w:tabs>
-        <w:ind w:start="2520" w:hanging="360"/>
-      </w:pPr>
-      <w:rPr>
-        <w:rFonts w:ascii="Symbol" w:hAnsi="Symbol" w:cs="Symbol" w:hint="default"/>
-      </w:rPr>
-    </w:lvl>
-    <w:lvl w:ilvl="6">
-      <w:start w:val="1"/>
-      <w:numFmt w:val="bullet"/>
-      <w:lvlText w:val=""/>
-      <w:lvlJc w:val="start"/>
-      <w:pPr>
-        <w:tabs>
-          <w:tab w:val="num" w:pos="2880"/>
-        </w:tabs>
-        <w:ind w:start="2880" w:hanging="360"/>
-      </w:pPr>
-      <w:rPr>
-        <w:rFonts w:ascii="Symbol" w:hAnsi="Symbol" w:cs="Symbol" w:hint="default"/>
-      </w:rPr>
-    </w:lvl>
-    <w:lvl w:ilvl="7">
-      <w:start w:val="1"/>
-      <w:numFmt w:val="bullet"/>
-      <w:lvlText w:val=""/>
-      <w:lvlJc w:val="start"/>
-      <w:pPr>
-        <w:tabs>
-          <w:tab w:val="num" w:pos="3240"/>
-        </w:tabs>
-        <w:ind w:start="3240" w:hanging="360"/>
-      </w:pPr>
-      <w:rPr>
-        <w:rFonts w:ascii="Symbol" w:hAnsi="Symbol" w:cs="Symbol" w:hint="default"/>
-      </w:rPr>
-    </w:lvl>
-    <w:lvl w:ilvl="8">
-      <w:start w:val="1"/>
-      <w:numFmt w:val="bullet"/>
-      <w:lvlText w:val=""/>
-      <w:lvlJc w:val="start"/>
-      <w:pPr>
-        <w:tabs>
-          <w:tab w:val="num" w:pos="3600"/>
-        </w:tabs>
-        <w:ind w:start="3600" w:hanging="360"/>
-      </w:pPr>
-      <w:rPr>
-        <w:rFonts w:ascii="Symbol" w:hAnsi="Symbol" w:cs="Symbol" w:hint="default"/>
-      </w:rPr>
-    </w:lvl>
-  </w:abstractNum>
-  <w:abstractNum w:abstractNumId="6">
-    <w:lvl w:ilvl="0">
-      <w:start w:val="1"/>
-      <w:numFmt w:val="bullet"/>
-      <w:lvlText w:val=""/>
-      <w:lvlJc w:val="start"/>
-      <w:pPr>
-        <w:tabs>
-          <w:tab w:val="num" w:pos="720"/>
-        </w:tabs>
-        <w:ind w:start="720" w:hanging="360"/>
-      </w:pPr>
-      <w:rPr>
-        <w:rFonts w:ascii="Symbol" w:hAnsi="Symbol" w:cs="Symbol" w:hint="default"/>
-      </w:rPr>
-    </w:lvl>
-    <w:lvl w:ilvl="1">
-      <w:start w:val="1"/>
-      <w:numFmt w:val="bullet"/>
-      <w:lvlText w:val=""/>
-      <w:lvlJc w:val="start"/>
-      <w:pPr>
-        <w:tabs>
-          <w:tab w:val="num" w:pos="1080"/>
-        </w:tabs>
-        <w:ind w:start="1080" w:hanging="360"/>
-      </w:pPr>
-      <w:rPr>
-        <w:rFonts w:ascii="Symbol" w:hAnsi="Symbol" w:cs="Symbol" w:hint="default"/>
-      </w:rPr>
-    </w:lvl>
-    <w:lvl w:ilvl="2">
-      <w:start w:val="1"/>
-      <w:numFmt w:val="bullet"/>
-      <w:lvlText w:val=""/>
-      <w:lvlJc w:val="start"/>
-      <w:pPr>
-        <w:tabs>
-          <w:tab w:val="num" w:pos="1440"/>
-        </w:tabs>
-        <w:ind w:start="1440" w:hanging="360"/>
-      </w:pPr>
-      <w:rPr>
-        <w:rFonts w:ascii="Symbol" w:hAnsi="Symbol" w:cs="Symbol" w:hint="default"/>
-      </w:rPr>
-    </w:lvl>
-    <w:lvl w:ilvl="3">
-      <w:start w:val="1"/>
-      <w:numFmt w:val="bullet"/>
-      <w:lvlText w:val=""/>
-      <w:lvlJc w:val="start"/>
-      <w:pPr>
-        <w:tabs>
-          <w:tab w:val="num" w:pos="1800"/>
-        </w:tabs>
-        <w:ind w:start="1800" w:hanging="360"/>
-      </w:pPr>
-      <w:rPr>
-        <w:rFonts w:ascii="Symbol" w:hAnsi="Symbol" w:cs="Symbol" w:hint="default"/>
-      </w:rPr>
-    </w:lvl>
-    <w:lvl w:ilvl="4">
-      <w:start w:val="1"/>
-      <w:numFmt w:val="bullet"/>
-      <w:lvlText w:val=""/>
-      <w:lvlJc w:val="start"/>
-      <w:pPr>
-        <w:tabs>
-          <w:tab w:val="num" w:pos="2160"/>
-        </w:tabs>
-        <w:ind w:start="2160" w:hanging="360"/>
-      </w:pPr>
-      <w:rPr>
-        <w:rFonts w:ascii="Symbol" w:hAnsi="Symbol" w:cs="Symbol" w:hint="default"/>
-      </w:rPr>
-    </w:lvl>
-    <w:lvl w:ilvl="5">
-      <w:start w:val="1"/>
-      <w:numFmt w:val="bullet"/>
-      <w:lvlText w:val=""/>
-      <w:lvlJc w:val="start"/>
-      <w:pPr>
-        <w:tabs>
-          <w:tab w:val="num" w:pos="2520"/>
-        </w:tabs>
-        <w:ind w:start="2520" w:hanging="360"/>
-      </w:pPr>
-      <w:rPr>
-        <w:rFonts w:ascii="Symbol" w:hAnsi="Symbol" w:cs="Symbol" w:hint="default"/>
-      </w:rPr>
-    </w:lvl>
-    <w:lvl w:ilvl="6">
-      <w:start w:val="1"/>
-      <w:numFmt w:val="bullet"/>
-      <w:lvlText w:val=""/>
-      <w:lvlJc w:val="start"/>
-      <w:pPr>
-        <w:tabs>
-          <w:tab w:val="num" w:pos="2880"/>
-        </w:tabs>
-        <w:ind w:start="2880" w:hanging="360"/>
-      </w:pPr>
-      <w:rPr>
-        <w:rFonts w:ascii="Symbol" w:hAnsi="Symbol" w:cs="Symbol" w:hint="default"/>
-      </w:rPr>
-    </w:lvl>
-    <w:lvl w:ilvl="7">
-      <w:start w:val="1"/>
-      <w:numFmt w:val="bullet"/>
-      <w:lvlText w:val=""/>
-      <w:lvlJc w:val="start"/>
-      <w:pPr>
-        <w:tabs>
-          <w:tab w:val="num" w:pos="3240"/>
-        </w:tabs>
-        <w:ind w:start="3240" w:hanging="360"/>
-      </w:pPr>
-      <w:rPr>
-        <w:rFonts w:ascii="Symbol" w:hAnsi="Symbol" w:cs="Symbol" w:hint="default"/>
-      </w:rPr>
-    </w:lvl>
-    <w:lvl w:ilvl="8">
-      <w:start w:val="1"/>
-      <w:numFmt w:val="bullet"/>
-      <w:lvlText w:val=""/>
-      <w:lvlJc w:val="start"/>
-      <w:pPr>
-        <w:tabs>
-          <w:tab w:val="num" w:pos="3600"/>
-        </w:tabs>
-        <w:ind w:start="3600" w:hanging="360"/>
-      </w:pPr>
-      <w:rPr>
-        <w:rFonts w:ascii="Symbol" w:hAnsi="Symbol" w:cs="Symbol" w:hint="default"/>
-      </w:rPr>
-    </w:lvl>
-  </w:abstractNum>
-  <w:abstractNum w:abstractNumId="7">
-    <w:lvl w:ilvl="0">
-      <w:start w:val="1"/>
-      <w:numFmt w:val="bullet"/>
-      <w:lvlText w:val=""/>
-      <w:lvlJc w:val="start"/>
-      <w:pPr>
-        <w:tabs>
-          <w:tab w:val="num" w:pos="720"/>
-        </w:tabs>
-        <w:ind w:start="720" w:hanging="360"/>
-      </w:pPr>
-      <w:rPr>
-        <w:rFonts w:ascii="Symbol" w:hAnsi="Symbol" w:cs="Symbol" w:hint="default"/>
-      </w:rPr>
-    </w:lvl>
-    <w:lvl w:ilvl="1">
-      <w:start w:val="1"/>
-      <w:numFmt w:val="bullet"/>
-      <w:lvlText w:val=""/>
-      <w:lvlJc w:val="start"/>
-      <w:pPr>
-        <w:tabs>
-          <w:tab w:val="num" w:pos="1080"/>
-        </w:tabs>
-        <w:ind w:start="1080" w:hanging="360"/>
-      </w:pPr>
-      <w:rPr>
-        <w:rFonts w:ascii="Symbol" w:hAnsi="Symbol" w:cs="Symbol" w:hint="default"/>
-      </w:rPr>
-    </w:lvl>
-    <w:lvl w:ilvl="2">
-      <w:start w:val="1"/>
-      <w:numFmt w:val="bullet"/>
-      <w:lvlText w:val=""/>
-      <w:lvlJc w:val="start"/>
-      <w:pPr>
-        <w:tabs>
-          <w:tab w:val="num" w:pos="1440"/>
-        </w:tabs>
-        <w:ind w:start="1440" w:hanging="360"/>
-      </w:pPr>
-      <w:rPr>
-        <w:rFonts w:ascii="Symbol" w:hAnsi="Symbol" w:cs="Symbol" w:hint="default"/>
-      </w:rPr>
-    </w:lvl>
-    <w:lvl w:ilvl="3">
-      <w:start w:val="1"/>
-      <w:numFmt w:val="bullet"/>
-      <w:lvlText w:val=""/>
-      <w:lvlJc w:val="start"/>
-      <w:pPr>
-        <w:tabs>
-          <w:tab w:val="num" w:pos="1800"/>
-        </w:tabs>
-        <w:ind w:start="1800" w:hanging="360"/>
-      </w:pPr>
-      <w:rPr>
-        <w:rFonts w:ascii="Symbol" w:hAnsi="Symbol" w:cs="Symbol" w:hint="default"/>
-      </w:rPr>
-    </w:lvl>
-    <w:lvl w:ilvl="4">
-      <w:start w:val="1"/>
-      <w:numFmt w:val="bullet"/>
-      <w:lvlText w:val=""/>
-      <w:lvlJc w:val="start"/>
-      <w:pPr>
-        <w:tabs>
-          <w:tab w:val="num" w:pos="2160"/>
-        </w:tabs>
-        <w:ind w:start="2160" w:hanging="360"/>
-      </w:pPr>
-      <w:rPr>
-        <w:rFonts w:ascii="Symbol" w:hAnsi="Symbol" w:cs="Symbol" w:hint="default"/>
-      </w:rPr>
-    </w:lvl>
-    <w:lvl w:ilvl="5">
-      <w:start w:val="1"/>
-      <w:numFmt w:val="bullet"/>
-      <w:lvlText w:val=""/>
-      <w:lvlJc w:val="start"/>
-      <w:pPr>
-        <w:tabs>
-          <w:tab w:val="num" w:pos="2520"/>
-        </w:tabs>
-        <w:ind w:start="2520" w:hanging="360"/>
-      </w:pPr>
-      <w:rPr>
-        <w:rFonts w:ascii="Symbol" w:hAnsi="Symbol" w:cs="Symbol" w:hint="default"/>
-      </w:rPr>
-    </w:lvl>
-    <w:lvl w:ilvl="6">
-      <w:start w:val="1"/>
-      <w:numFmt w:val="bullet"/>
-      <w:lvlText w:val=""/>
-      <w:lvlJc w:val="start"/>
-      <w:pPr>
-        <w:tabs>
-          <w:tab w:val="num" w:pos="2880"/>
-        </w:tabs>
-        <w:ind w:start="2880" w:hanging="360"/>
-      </w:pPr>
-      <w:rPr>
-        <w:rFonts w:ascii="Symbol" w:hAnsi="Symbol" w:cs="Symbol" w:hint="default"/>
-      </w:rPr>
-    </w:lvl>
-    <w:lvl w:ilvl="7">
-      <w:start w:val="1"/>
-      <w:numFmt w:val="bullet"/>
-      <w:lvlText w:val=""/>
-      <w:lvlJc w:val="start"/>
-      <w:pPr>
-        <w:tabs>
-          <w:tab w:val="num" w:pos="3240"/>
-        </w:tabs>
-        <w:ind w:start="3240" w:hanging="360"/>
-      </w:pPr>
-      <w:rPr>
-        <w:rFonts w:ascii="Symbol" w:hAnsi="Symbol" w:cs="Symbol" w:hint="default"/>
-      </w:rPr>
-    </w:lvl>
-    <w:lvl w:ilvl="8">
-      <w:start w:val="1"/>
-      <w:numFmt w:val="bullet"/>
-      <w:lvlText w:val=""/>
-      <w:lvlJc w:val="start"/>
-      <w:pPr>
-        <w:tabs>
-          <w:tab w:val="num" w:pos="3600"/>
-        </w:tabs>
-        <w:ind w:start="3600" w:hanging="360"/>
-      </w:pPr>
-      <w:rPr>
-        <w:rFonts w:ascii="Symbol" w:hAnsi="Symbol" w:cs="Symbol" w:hint="default"/>
-      </w:rPr>
-    </w:lvl>
-  </w:abstractNum>
-  <w:abstractNum w:abstractNumId="8">
-    <w:lvl w:ilvl="0">
-      <w:start w:val="1"/>
-      <w:numFmt w:val="bullet"/>
-      <w:lvlText w:val=""/>
-      <w:lvlJc w:val="start"/>
-      <w:pPr>
-        <w:tabs>
-          <w:tab w:val="num" w:pos="720"/>
-        </w:tabs>
-        <w:ind w:start="720" w:hanging="360"/>
-      </w:pPr>
-      <w:rPr>
-        <w:rFonts w:ascii="Symbol" w:hAnsi="Symbol" w:cs="Symbol" w:hint="default"/>
-      </w:rPr>
-    </w:lvl>
-    <w:lvl w:ilvl="1">
-      <w:start w:val="1"/>
-      <w:numFmt w:val="bullet"/>
-      <w:lvlText w:val=""/>
-      <w:lvlJc w:val="start"/>
-      <w:pPr>
-        <w:tabs>
-          <w:tab w:val="num" w:pos="1080"/>
-        </w:tabs>
-        <w:ind w:start="1080" w:hanging="360"/>
-      </w:pPr>
-      <w:rPr>
-        <w:rFonts w:ascii="Symbol" w:hAnsi="Symbol" w:cs="Symbol" w:hint="default"/>
-      </w:rPr>
-    </w:lvl>
-    <w:lvl w:ilvl="2">
-      <w:start w:val="1"/>
-      <w:numFmt w:val="bullet"/>
-      <w:lvlText w:val=""/>
-      <w:lvlJc w:val="start"/>
-      <w:pPr>
-        <w:tabs>
-          <w:tab w:val="num" w:pos="1440"/>
-        </w:tabs>
-        <w:ind w:start="1440" w:hanging="360"/>
-      </w:pPr>
-      <w:rPr>
-        <w:rFonts w:ascii="Symbol" w:hAnsi="Symbol" w:cs="Symbol" w:hint="default"/>
-      </w:rPr>
-    </w:lvl>
-    <w:lvl w:ilvl="3">
-      <w:start w:val="1"/>
-      <w:numFmt w:val="bullet"/>
-      <w:lvlText w:val=""/>
-      <w:lvlJc w:val="start"/>
-      <w:pPr>
-        <w:tabs>
-          <w:tab w:val="num" w:pos="1800"/>
-        </w:tabs>
-        <w:ind w:start="1800" w:hanging="360"/>
-      </w:pPr>
-      <w:rPr>
-        <w:rFonts w:ascii="Symbol" w:hAnsi="Symbol" w:cs="Symbol" w:hint="default"/>
-      </w:rPr>
-    </w:lvl>
-    <w:lvl w:ilvl="4">
-      <w:start w:val="1"/>
-      <w:numFmt w:val="bullet"/>
-      <w:lvlText w:val=""/>
-      <w:lvlJc w:val="start"/>
-      <w:pPr>
-        <w:tabs>
-          <w:tab w:val="num" w:pos="2160"/>
-        </w:tabs>
-        <w:ind w:start="2160" w:hanging="360"/>
-      </w:pPr>
-      <w:rPr>
-        <w:rFonts w:ascii="Symbol" w:hAnsi="Symbol" w:cs="Symbol" w:hint="default"/>
-      </w:rPr>
-    </w:lvl>
-    <w:lvl w:ilvl="5">
-      <w:start w:val="1"/>
-      <w:numFmt w:val="bullet"/>
-      <w:lvlText w:val=""/>
-      <w:lvlJc w:val="start"/>
-      <w:pPr>
-        <w:tabs>
-          <w:tab w:val="num" w:pos="2520"/>
-        </w:tabs>
-        <w:ind w:start="2520" w:hanging="360"/>
-      </w:pPr>
-      <w:rPr>
-        <w:rFonts w:ascii="Symbol" w:hAnsi="Symbol" w:cs="Symbol" w:hint="default"/>
-      </w:rPr>
-    </w:lvl>
-    <w:lvl w:ilvl="6">
-      <w:start w:val="1"/>
-      <w:numFmt w:val="bullet"/>
-      <w:lvlText w:val=""/>
-      <w:lvlJc w:val="start"/>
-      <w:pPr>
-        <w:tabs>
-          <w:tab w:val="num" w:pos="2880"/>
-        </w:tabs>
-        <w:ind w:start="2880" w:hanging="360"/>
-      </w:pPr>
-      <w:rPr>
-        <w:rFonts w:ascii="Symbol" w:hAnsi="Symbol" w:cs="Symbol" w:hint="default"/>
-      </w:rPr>
-    </w:lvl>
-    <w:lvl w:ilvl="7">
-      <w:start w:val="1"/>
-      <w:numFmt w:val="bullet"/>
-      <w:lvlText w:val=""/>
-      <w:lvlJc w:val="start"/>
-      <w:pPr>
-        <w:tabs>
-          <w:tab w:val="num" w:pos="3240"/>
-        </w:tabs>
-        <w:ind w:start="3240" w:hanging="360"/>
-      </w:pPr>
-      <w:rPr>
-        <w:rFonts w:ascii="Symbol" w:hAnsi="Symbol" w:cs="Symbol" w:hint="default"/>
-      </w:rPr>
-    </w:lvl>
-    <w:lvl w:ilvl="8">
-      <w:start w:val="1"/>
-      <w:numFmt w:val="bullet"/>
-      <w:lvlText w:val=""/>
-      <w:lvlJc w:val="start"/>
-      <w:pPr>
-        <w:tabs>
-          <w:tab w:val="num" w:pos="3600"/>
-        </w:tabs>
-        <w:ind w:start="3600" w:hanging="360"/>
-      </w:pPr>
-      <w:rPr>
-        <w:rFonts w:ascii="Symbol" w:hAnsi="Symbol" w:cs="Symbol" w:hint="default"/>
-      </w:rPr>
     </w:lvl>
   </w:abstractNum>
   <w:num w:numId="1">
@@ -3823,7 +4035,7 @@
     <w:pPr>
       <w:numPr>
         <w:ilvl w:val="0"/>
-        <w:numId w:val="2"/>
+        <w:numId w:val="1"/>
       </w:numPr>
       <w:spacing w:lineRule="auto" w:line="360" w:before="240" w:after="120"/>
       <w:jc w:val="center"/>
@@ -3845,7 +4057,7 @@
     <w:pPr>
       <w:numPr>
         <w:ilvl w:val="1"/>
-        <w:numId w:val="2"/>
+        <w:numId w:val="1"/>
       </w:numPr>
       <w:spacing w:lineRule="auto" w:line="360" w:before="200" w:after="120"/>
       <w:jc w:val="center"/>
@@ -3876,8 +4088,8 @@
     <w:qFormat/>
     <w:rPr/>
   </w:style>
-  <w:style w:type="character" w:styleId="Bullets">
-    <w:name w:val="Bullets"/>
+  <w:style w:type="character" w:styleId="Bulletsuser">
+    <w:name w:val="Bullets (user)"/>
     <w:qFormat/>
     <w:rPr>
       <w:rFonts w:ascii="OpenSymbol" w:hAnsi="OpenSymbol" w:eastAsia="OpenSymbol" w:cs="OpenSymbol"/>

--- a/docs/uni-submission/mid-semeter report.docx
+++ b/docs/uni-submission/mid-semeter report.docx
@@ -286,6 +286,30 @@
           <w:b/>
           <w:bCs/>
         </w:rPr>
+        <w:t>Academic Year:</w:t>
+        <w:tab/>
+        <w:tab/>
+        <w:t xml:space="preserve">     2025/2026</w:t>
+      </w:r>
+    </w:p>
+    <w:p>
+      <w:pPr>
+        <w:pStyle w:val="Normal"/>
+        <w:bidi w:val="0"/>
+        <w:spacing w:lineRule="auto" w:line="480"/>
+        <w:jc w:val="start"/>
+        <w:rPr>
+          <w:rFonts w:ascii="Times New Roman" w:hAnsi="Times New Roman"/>
+          <w:b/>
+          <w:bCs/>
+        </w:rPr>
+      </w:pPr>
+      <w:r>
+        <w:rPr>
+          <w:rFonts w:ascii="Times New Roman" w:hAnsi="Times New Roman"/>
+          <w:b/>
+          <w:bCs/>
+        </w:rPr>
       </w:r>
       <w:r>
         <w:br w:type="page"/>
@@ -550,12 +574,32 @@
             </w:tabs>
             <w:rPr/>
           </w:pPr>
-          <w:hyperlink w:anchor="__RefHeading___Toc2942_3810426074" w:tooltip="1.5 SCOPE AND LIMITATIONS">
+          <w:hyperlink w:anchor="__RefHeading___Toc381_3821115646" w:tooltip="1.5 SIGNIFICANCE OF STUDY">
             <w:r>
               <w:rPr>
                 <w:rStyle w:val="IndexLink"/>
               </w:rPr>
-              <w:t>1.5 SCOPE AND LIMITATIONS</w:t>
+              <w:t>1.5 SIGNIFICANCE OF STUDY</w:t>
+              <w:tab/>
+              <w:t>2</w:t>
+            </w:r>
+          </w:hyperlink>
+        </w:p>
+        <w:p>
+          <w:pPr>
+            <w:pStyle w:val="TOC2"/>
+            <w:tabs>
+              <w:tab w:val="clear" w:pos="9355"/>
+              <w:tab w:val="right" w:pos="9637" w:leader="dot"/>
+            </w:tabs>
+            <w:rPr/>
+          </w:pPr>
+          <w:hyperlink w:anchor="__RefHeading___Toc2942_3810426074" w:tooltip="1.6 SCOPE AND LIMITATIONS">
+            <w:r>
+              <w:rPr>
+                <w:rStyle w:val="IndexLink"/>
+              </w:rPr>
+              <w:t>1.6 SCOPE AND LIMITATIONS</w:t>
               <w:tab/>
               <w:t>2</w:t>
             </w:r>
@@ -677,7 +721,7 @@
               </w:rPr>
               <w:t>3.2 FUNCTIONAL WORKFLOW</w:t>
               <w:tab/>
-              <w:t>4</w:t>
+              <w:t>5</w:t>
             </w:r>
           </w:hyperlink>
         </w:p>
@@ -723,6 +767,46 @@
         </w:p>
         <w:p>
           <w:pPr>
+            <w:pStyle w:val="TOC2"/>
+            <w:tabs>
+              <w:tab w:val="clear" w:pos="9355"/>
+              <w:tab w:val="right" w:pos="9637" w:leader="dot"/>
+            </w:tabs>
+            <w:rPr/>
+          </w:pPr>
+          <w:hyperlink w:anchor="__RefHeading___Toc388_1175120669" w:tooltip="3.5 PROJECT SCHEDULE">
+            <w:r>
+              <w:rPr>
+                <w:rStyle w:val="IndexLink"/>
+              </w:rPr>
+              <w:t>3.5 PROJECT SCHEDULE</w:t>
+              <w:tab/>
+              <w:t>6</w:t>
+            </w:r>
+          </w:hyperlink>
+        </w:p>
+        <w:p>
+          <w:pPr>
+            <w:pStyle w:val="TOC2"/>
+            <w:tabs>
+              <w:tab w:val="clear" w:pos="9355"/>
+              <w:tab w:val="right" w:pos="9637" w:leader="dot"/>
+            </w:tabs>
+            <w:rPr/>
+          </w:pPr>
+          <w:hyperlink w:anchor="__RefHeading___Toc386_1175120669" w:tooltip="3.6 PROJECT BUDGET">
+            <w:r>
+              <w:rPr>
+                <w:rStyle w:val="IndexLink"/>
+              </w:rPr>
+              <w:t>3.6 PROJECT BUDGET</w:t>
+              <w:tab/>
+              <w:t>7</w:t>
+            </w:r>
+          </w:hyperlink>
+        </w:p>
+        <w:p>
+          <w:pPr>
             <w:pStyle w:val="TOC1"/>
             <w:tabs>
               <w:tab w:val="clear" w:pos="9638"/>
@@ -737,7 +821,7 @@
               </w:rPr>
               <w:t>REFERENCES</w:t>
               <w:tab/>
-              <w:t>7</w:t>
+              <w:t>8</w:t>
             </w:r>
           </w:hyperlink>
           <w:r>
@@ -769,7 +853,7 @@
           <w:ilvl w:val="0"/>
           <w:numId w:val="0"/>
         </w:numPr>
-        <w:spacing w:before="0" w:after="140"/>
+        <w:spacing w:before="0" w:after="0"/>
         <w:ind w:hanging="0" w:start="0"/>
         <w:rPr/>
       </w:pPr>
@@ -1918,15 +2002,7 @@
       </w:pPr>
       <w:r>
         <w:rPr/>
-        <w:t xml:space="preserve">Design and implementation of an Automated ID Card Issuance System for pre-printed student ID cards with secure authentication </w:t>
-      </w:r>
-      <w:r>
-        <w:rPr/>
-        <w:t xml:space="preserve">and audit logging </w:t>
-      </w:r>
-      <w:r>
-        <w:rPr/>
-        <w:t>while serving students at all times.</w:t>
+        <w:t>Design and implementation of an Automated ID Card Issuance System for pre-printed student ID cards with secure authentication and audit logging while serving students at all times.</w:t>
       </w:r>
     </w:p>
     <w:p>
@@ -1999,11 +2075,7 @@
       </w:pPr>
       <w:r>
         <w:rPr/>
-        <w:t>To i</w:t>
-      </w:r>
-      <w:r>
-        <w:rPr/>
-        <w:t>mplement security policy that uses SMS-delivered OTPs as authentication mechanism, and also enforce measures to deal with invalid attempts and communication to system admin.</w:t>
+        <w:t>To implement security policy that uses SMS-delivered OTPs as authentication mechanism, and also enforce measures to deal with invalid attempts and communication to system admin.</w:t>
       </w:r>
     </w:p>
     <w:p>
@@ -2017,11 +2089,7 @@
       </w:pPr>
       <w:r>
         <w:rPr/>
-        <w:t>To e</w:t>
-      </w:r>
-      <w:r>
-        <w:rPr/>
-        <w:t>valuate system performance using metrics such as average card retrieval time, authentication success, error handling and dispense rate.</w:t>
+        <w:t>To evaluate system performance using metrics such as average card retrieval time, authentication success, error handling and dispense rate.</w:t>
       </w:r>
     </w:p>
     <w:p>
@@ -2035,11 +2103,7 @@
       </w:pPr>
       <w:r>
         <w:rPr/>
-        <w:t>To p</w:t>
-      </w:r>
-      <w:r>
-        <w:rPr/>
-        <w:t>roduce a formal report involving design of the prototype and various milestones.</w:t>
+        <w:t>To produce a formal report involving design of the prototype and various milestones.</w:t>
       </w:r>
     </w:p>
     <w:p>
@@ -2052,11 +2116,108 @@
         <w:ind w:hanging="0" w:start="0"/>
         <w:rPr/>
       </w:pPr>
-      <w:bookmarkStart w:id="10" w:name="__RefHeading___Toc2942_3810426074"/>
+      <w:bookmarkStart w:id="10" w:name="__RefHeading___Toc381_3821115646"/>
       <w:bookmarkEnd w:id="10"/>
       <w:r>
         <w:rPr/>
-        <w:t>1.5 SCOPE AND LIMITATIONS</w:t>
+        <w:t>1.5 SIGNIFICANCE OF STUDY</w:t>
+      </w:r>
+    </w:p>
+    <w:p>
+      <w:pPr>
+        <w:pStyle w:val="BodyText"/>
+        <w:widowControl/>
+        <w:numPr>
+          <w:ilvl w:val="0"/>
+          <w:numId w:val="8"/>
+        </w:numPr>
+        <w:suppressAutoHyphens w:val="true"/>
+        <w:bidi w:val="0"/>
+        <w:spacing w:lineRule="auto" w:line="360" w:before="0" w:after="140"/>
+        <w:ind w:hanging="0" w:start="360" w:end="0"/>
+        <w:jc w:val="both"/>
+        <w:rPr/>
+      </w:pPr>
+      <w:r>
+        <w:rPr/>
+        <w:t>Operational efficiency: the proposed system reduces long queues and waiting times by allowing students to retrieve ID cards on demand without any staff intervention.</w:t>
+      </w:r>
+    </w:p>
+    <w:p>
+      <w:pPr>
+        <w:pStyle w:val="BodyText"/>
+        <w:widowControl/>
+        <w:numPr>
+          <w:ilvl w:val="0"/>
+          <w:numId w:val="8"/>
+        </w:numPr>
+        <w:suppressAutoHyphens w:val="true"/>
+        <w:bidi w:val="0"/>
+        <w:spacing w:lineRule="auto" w:line="360" w:before="0" w:after="140"/>
+        <w:ind w:hanging="0" w:start="360" w:end="0"/>
+        <w:jc w:val="both"/>
+        <w:rPr/>
+      </w:pPr>
+      <w:r>
+        <w:rPr/>
+        <w:t>Reduced administrative burden: the system performs automation which replaces the repetitive tasks done by a university staff allowing them to focus on higher level tasks.</w:t>
+      </w:r>
+    </w:p>
+    <w:p>
+      <w:pPr>
+        <w:pStyle w:val="BodyText"/>
+        <w:widowControl/>
+        <w:numPr>
+          <w:ilvl w:val="0"/>
+          <w:numId w:val="8"/>
+        </w:numPr>
+        <w:suppressAutoHyphens w:val="true"/>
+        <w:bidi w:val="0"/>
+        <w:spacing w:lineRule="auto" w:line="360" w:before="0" w:after="140"/>
+        <w:ind w:hanging="0" w:start="360" w:end="0"/>
+        <w:jc w:val="both"/>
+        <w:rPr/>
+      </w:pPr>
+      <w:r>
+        <w:rPr/>
+        <w:t>Scalability, accessibility and replicability: Although the proposed system is implemented as a prototype for UDSM, the system can be adopted by other institutions for applications. Also, access to students retrieving their ID cards beyond standard normal working hours.</w:t>
+      </w:r>
+    </w:p>
+    <w:p>
+      <w:pPr>
+        <w:pStyle w:val="BodyText"/>
+        <w:widowControl/>
+        <w:numPr>
+          <w:ilvl w:val="0"/>
+          <w:numId w:val="8"/>
+        </w:numPr>
+        <w:suppressAutoHyphens w:val="true"/>
+        <w:bidi w:val="0"/>
+        <w:spacing w:lineRule="auto" w:line="360" w:before="0" w:after="140"/>
+        <w:ind w:hanging="0" w:start="360" w:end="0"/>
+        <w:jc w:val="both"/>
+        <w:rPr/>
+      </w:pPr>
+      <w:r>
+        <w:rPr/>
+        <w:t>Academic contribution: the project demonstrates practical application of embedded systems, back-end software and other mechanical design theory and automation studied as theory in various academic year.</w:t>
+      </w:r>
+    </w:p>
+    <w:p>
+      <w:pPr>
+        <w:pStyle w:val="Heading2"/>
+        <w:numPr>
+          <w:ilvl w:val="1"/>
+          <w:numId w:val="1"/>
+        </w:numPr>
+        <w:ind w:hanging="0" w:start="0"/>
+        <w:rPr/>
+      </w:pPr>
+      <w:bookmarkStart w:id="11" w:name="__RefHeading___Toc2942_3810426074"/>
+      <w:bookmarkEnd w:id="11"/>
+      <w:r>
+        <w:rPr/>
+        <w:t>1.6 SCOPE AND LIMITATIONS</w:t>
       </w:r>
     </w:p>
     <w:p>
@@ -2113,8 +2274,8 @@
         <w:ind w:hanging="0" w:start="0"/>
         <w:rPr/>
       </w:pPr>
-      <w:bookmarkStart w:id="11" w:name="__RefHeading___Toc2936_3810426074"/>
-      <w:bookmarkEnd w:id="11"/>
+      <w:bookmarkStart w:id="12" w:name="__RefHeading___Toc2936_3810426074"/>
+      <w:bookmarkEnd w:id="12"/>
       <w:r>
         <w:rPr/>
         <w:t>CHAPTER TWO: LITERATURE REVIEW</w:t>
@@ -2140,8 +2301,8 @@
         <w:ind w:hanging="0" w:start="0"/>
         <w:rPr/>
       </w:pPr>
-      <w:bookmarkStart w:id="12" w:name="__RefHeading___Toc2940_3810426074"/>
-      <w:bookmarkEnd w:id="12"/>
+      <w:bookmarkStart w:id="13" w:name="__RefHeading___Toc2940_3810426074"/>
+      <w:bookmarkEnd w:id="13"/>
       <w:r>
         <w:rPr/>
         <w:t>2.1 RELATED TECHNOLOGIES</w:t>
@@ -2199,8 +2360,8 @@
         <w:ind w:hanging="0" w:start="0"/>
         <w:rPr/>
       </w:pPr>
-      <w:bookmarkStart w:id="13" w:name="__RefHeading___Toc2938_3810426074"/>
-      <w:bookmarkEnd w:id="13"/>
+      <w:bookmarkStart w:id="14" w:name="__RefHeading___Toc2938_3810426074"/>
+      <w:bookmarkEnd w:id="14"/>
       <w:r>
         <w:rPr/>
         <w:t>2.2 RESEARCH GAP</w:t>
@@ -2213,11 +2374,7 @@
       </w:pPr>
       <w:r>
         <w:rPr/>
-        <w:t xml:space="preserve">From the related projects, the proposed system aims to cover the gap that </w:t>
-      </w:r>
-      <w:r>
-        <w:rPr/>
-        <w:t>despite an extensive research on vending and kiosk systems, limited work addresses secure automated distribution of pre-printed identification cards particularly in University environments.</w:t>
+        <w:t>From the related projects, the proposed system aims to cover the gap that despite an extensive research on vending and kiosk systems, limited work addresses secure automated distribution of pre-printed identification cards particularly in University environments.</w:t>
       </w:r>
       <w:r>
         <w:br w:type="page"/>
@@ -2234,8 +2391,8 @@
         <w:ind w:hanging="0" w:start="0"/>
         <w:rPr/>
       </w:pPr>
-      <w:bookmarkStart w:id="14" w:name="__RefHeading___Toc3054_3810426074"/>
-      <w:bookmarkEnd w:id="14"/>
+      <w:bookmarkStart w:id="15" w:name="__RefHeading___Toc3054_3810426074"/>
+      <w:bookmarkEnd w:id="15"/>
       <w:r>
         <w:rPr/>
         <w:t>CHAPTER THREE: METHODOLOGY</w:t>
@@ -2261,8 +2418,8 @@
         <w:ind w:hanging="0" w:start="0"/>
         <w:rPr/>
       </w:pPr>
-      <w:bookmarkStart w:id="15" w:name="__RefHeading___Toc3062_3810426074"/>
-      <w:bookmarkEnd w:id="15"/>
+      <w:bookmarkStart w:id="16" w:name="__RefHeading___Toc3062_3810426074"/>
+      <w:bookmarkEnd w:id="16"/>
       <w:r>
         <w:rPr/>
         <w:t>3.1 SYSTEM ARCHITECTURE</w:t>
@@ -2291,20 +2448,73 @@
     <w:p>
       <w:pPr>
         <w:pStyle w:val="BodyText"/>
+        <w:rPr/>
+      </w:pPr>
+      <w:r>
+        <w:rPr/>
+        <w:drawing>
+          <wp:anchor behindDoc="0" distT="0" distB="0" distL="0" distR="0" simplePos="0" locked="0" layoutInCell="0" allowOverlap="1" relativeHeight="3">
+            <wp:simplePos x="0" y="0"/>
+            <wp:positionH relativeFrom="column">
+              <wp:align>center</wp:align>
+            </wp:positionH>
+            <wp:positionV relativeFrom="paragraph">
+              <wp:posOffset>635</wp:posOffset>
+            </wp:positionV>
+            <wp:extent cx="5617845" cy="4488180"/>
+            <wp:effectExtent l="0" t="0" r="0" b="0"/>
+            <wp:wrapSquare wrapText="largest"/>
+            <wp:docPr id="2" name="Image2"/>
+            <wp:cNvGraphicFramePr>
+              <a:graphicFrameLocks xmlns:a="http://schemas.openxmlformats.org/drawingml/2006/main" noChangeAspect="1"/>
+            </wp:cNvGraphicFramePr>
+            <a:graphic xmlns:a="http://schemas.openxmlformats.org/drawingml/2006/main">
+              <a:graphicData uri="http://schemas.openxmlformats.org/drawingml/2006/picture">
+                <pic:pic xmlns:pic="http://schemas.openxmlformats.org/drawingml/2006/picture">
+                  <pic:nvPicPr>
+                    <pic:cNvPr id="2" name="Image2"/>
+                    <pic:cNvPicPr>
+                      <a:picLocks noChangeAspect="1" noChangeArrowheads="1"/>
+                    </pic:cNvPicPr>
+                  </pic:nvPicPr>
+                  <pic:blipFill>
+                    <a:blip r:embed="rId6"/>
+                    <a:stretch>
+                      <a:fillRect/>
+                    </a:stretch>
+                  </pic:blipFill>
+                  <pic:spPr bwMode="auto">
+                    <a:xfrm>
+                      <a:off x="0" y="0"/>
+                      <a:ext cx="5617845" cy="4488180"/>
+                    </a:xfrm>
+                    <a:prstGeom prst="rect">
+                      <a:avLst/>
+                    </a:prstGeom>
+                    <a:noFill/>
+                  </pic:spPr>
+                </pic:pic>
+              </a:graphicData>
+            </a:graphic>
+          </wp:anchor>
+        </w:drawing>
+      </w:r>
+    </w:p>
+    <w:p>
+      <w:pPr>
+        <w:pStyle w:val="BodyText"/>
+        <w:jc w:val="center"/>
         <w:rPr>
-          <w:b/>
-          <w:bCs/>
-          <w:highlight w:val="none"/>
-          <w:shd w:fill="FF0000" w:val="clear"/>
+          <w:i/>
+          <w:iCs/>
         </w:rPr>
       </w:pPr>
       <w:r>
         <w:rPr>
-          <w:b/>
-          <w:bCs/>
-          <w:shd w:fill="FF0000" w:val="clear"/>
+          <w:i/>
+          <w:iCs/>
         </w:rPr>
-        <w:t>ADD A BLOCK DIAGRAM!</w:t>
+        <w:t>System’s block diagram</w:t>
       </w:r>
     </w:p>
     <w:p>
@@ -2317,8 +2527,8 @@
         <w:ind w:hanging="0" w:start="0"/>
         <w:rPr/>
       </w:pPr>
-      <w:bookmarkStart w:id="16" w:name="__RefHeading___Toc3060_3810426074"/>
-      <w:bookmarkEnd w:id="16"/>
+      <w:bookmarkStart w:id="17" w:name="__RefHeading___Toc3060_3810426074"/>
+      <w:bookmarkEnd w:id="17"/>
       <w:r>
         <w:rPr/>
         <w:t>3.2 FUNCTIONAL WORKFLOW</w:t>
@@ -2390,8 +2600,8 @@
         <w:ind w:hanging="0" w:start="0"/>
         <w:rPr/>
       </w:pPr>
-      <w:bookmarkStart w:id="17" w:name="__RefHeading___Toc3058_3810426074"/>
-      <w:bookmarkEnd w:id="17"/>
+      <w:bookmarkStart w:id="18" w:name="__RefHeading___Toc3058_3810426074"/>
+      <w:bookmarkEnd w:id="18"/>
       <w:r>
         <w:rPr/>
         <w:t>3.3 COMMUNICATION PROTOCOL</w:t>
@@ -2427,8 +2637,8 @@
         <w:ind w:hanging="0" w:start="0"/>
         <w:rPr/>
       </w:pPr>
-      <w:bookmarkStart w:id="18" w:name="__RefHeading___Toc3056_3810426074"/>
-      <w:bookmarkEnd w:id="18"/>
+      <w:bookmarkStart w:id="19" w:name="__RefHeading___Toc3056_3810426074"/>
+      <w:bookmarkEnd w:id="19"/>
       <w:r>
         <w:rPr/>
         <w:t>3.4 HARDWARE AND TOOLS USED</w:t>
@@ -2455,7 +2665,7 @@
       </w:pPr>
       <w:r>
         <w:rPr/>
-        <w:t>Raspberry Pi 5 – hosts back-end application, OTP generation, database access, logging, computer vision and communication with STM32.</w:t>
+        <w:t>Raspberry Pi 5 – hosts back-end application, OTP generation, database access, logging, computer vision and communication with low-level controller.</w:t>
       </w:r>
     </w:p>
     <w:p>
@@ -2469,7 +2679,7 @@
       </w:pPr>
       <w:r>
         <w:rPr/>
-        <w:t>STM32 board – directly drives actuators, reads sensors, timing and safety logic, detects mechanical faults and reports status to Raspberry Pi</w:t>
+        <w:t>Low-level controller – directly drives actuators, reads sensors, timing and safety logic, detects mechanical faults and reports status to Raspberry Pi.</w:t>
       </w:r>
     </w:p>
     <w:p>
@@ -2577,7 +2787,7 @@
       </w:pPr>
       <w:r>
         <w:rPr/>
-        <w:t>Back-end Application – handles user input, authentication, interfaces with database, sends commands to STM32 and manages error handling.</w:t>
+        <w:t>Back-end Application – handles user input, authentication, interfaces with database, sends commands to low-level controller and manages error handling.</w:t>
       </w:r>
     </w:p>
     <w:p>
@@ -2619,7 +2829,1270 @@
       </w:pPr>
       <w:r>
         <w:rPr/>
-        <w:t>STM32 Firmware – executes motor control routines, reads sensors, implements communication and monitors safety.</w:t>
+        <w:t>Low-level controller Firmware – executes motor control routines, reads sensors, implements communication and monitors safety.</w:t>
+      </w:r>
+    </w:p>
+    <w:p>
+      <w:pPr>
+        <w:pStyle w:val="Heading2"/>
+        <w:numPr>
+          <w:ilvl w:val="1"/>
+          <w:numId w:val="1"/>
+        </w:numPr>
+        <w:ind w:hanging="0" w:start="0"/>
+        <w:rPr/>
+      </w:pPr>
+      <w:bookmarkStart w:id="20" w:name="__RefHeading___Toc388_1175120669"/>
+      <w:bookmarkEnd w:id="20"/>
+      <w:r>
+        <w:rPr/>
+        <w:t>3.5 PROJECT SCHEDULE</w:t>
+      </w:r>
+    </w:p>
+    <w:p>
+      <w:pPr>
+        <w:pStyle w:val="BodyText"/>
+        <w:rPr/>
+      </w:pPr>
+      <w:r>
+        <w:drawing>
+          <wp:anchor behindDoc="0" distT="0" distB="0" distL="0" distR="0" simplePos="0" locked="0" layoutInCell="0" allowOverlap="1" relativeHeight="4">
+            <wp:simplePos x="0" y="0"/>
+            <wp:positionH relativeFrom="column">
+              <wp:posOffset>-4445</wp:posOffset>
+            </wp:positionH>
+            <wp:positionV relativeFrom="paragraph">
+              <wp:posOffset>324485</wp:posOffset>
+            </wp:positionV>
+            <wp:extent cx="5951855" cy="3086100"/>
+            <wp:effectExtent l="0" t="0" r="0" b="0"/>
+            <wp:wrapTopAndBottom/>
+            <wp:docPr id="3" name="Image3"/>
+            <wp:cNvGraphicFramePr>
+              <a:graphicFrameLocks xmlns:a="http://schemas.openxmlformats.org/drawingml/2006/main" noChangeAspect="1"/>
+            </wp:cNvGraphicFramePr>
+            <a:graphic xmlns:a="http://schemas.openxmlformats.org/drawingml/2006/main">
+              <a:graphicData uri="http://schemas.openxmlformats.org/drawingml/2006/picture">
+                <pic:pic xmlns:pic="http://schemas.openxmlformats.org/drawingml/2006/picture">
+                  <pic:nvPicPr>
+                    <pic:cNvPr id="3" name="Image3"/>
+                    <pic:cNvPicPr>
+                      <a:picLocks noChangeAspect="1" noChangeArrowheads="1"/>
+                    </pic:cNvPicPr>
+                  </pic:nvPicPr>
+                  <pic:blipFill>
+                    <a:blip r:embed="rId7"/>
+                    <a:stretch>
+                      <a:fillRect/>
+                    </a:stretch>
+                  </pic:blipFill>
+                  <pic:spPr bwMode="auto">
+                    <a:xfrm>
+                      <a:off x="0" y="0"/>
+                      <a:ext cx="5951855" cy="3086100"/>
+                    </a:xfrm>
+                    <a:prstGeom prst="rect">
+                      <a:avLst/>
+                    </a:prstGeom>
+                    <a:noFill/>
+                  </pic:spPr>
+                </pic:pic>
+              </a:graphicData>
+            </a:graphic>
+          </wp:anchor>
+        </w:drawing>
+      </w:r>
+      <w:r>
+        <w:rPr/>
+        <w:t>For first semester, the following Gantt chart shows various activities planned for proposed system:</w:t>
+      </w:r>
+    </w:p>
+    <w:p>
+      <w:pPr>
+        <w:pStyle w:val="BodyText"/>
+        <w:rPr/>
+      </w:pPr>
+      <w:r>
+        <w:rPr/>
+      </w:r>
+    </w:p>
+    <w:p>
+      <w:pPr>
+        <w:pStyle w:val="BodyText"/>
+        <w:rPr/>
+      </w:pPr>
+      <w:r>
+        <w:rPr/>
+        <w:t>For second semester, the following Gantt chart shows various activities planned for proposed system:</w:t>
+      </w:r>
+    </w:p>
+    <w:p>
+      <w:pPr>
+        <w:pStyle w:val="BodyText"/>
+        <w:jc w:val="center"/>
+        <w:rPr>
+          <w:i/>
+          <w:iCs/>
+        </w:rPr>
+      </w:pPr>
+      <w:r>
+        <w:drawing>
+          <wp:anchor behindDoc="0" distT="0" distB="0" distL="0" distR="0" simplePos="0" locked="0" layoutInCell="0" allowOverlap="1" relativeHeight="5">
+            <wp:simplePos x="0" y="0"/>
+            <wp:positionH relativeFrom="column">
+              <wp:align>center</wp:align>
+            </wp:positionH>
+            <wp:positionV relativeFrom="paragraph">
+              <wp:posOffset>635</wp:posOffset>
+            </wp:positionV>
+            <wp:extent cx="6120130" cy="3108325"/>
+            <wp:effectExtent l="0" t="0" r="0" b="0"/>
+            <wp:wrapTopAndBottom/>
+            <wp:docPr id="4" name="Image4"/>
+            <wp:cNvGraphicFramePr>
+              <a:graphicFrameLocks xmlns:a="http://schemas.openxmlformats.org/drawingml/2006/main" noChangeAspect="1"/>
+            </wp:cNvGraphicFramePr>
+            <a:graphic xmlns:a="http://schemas.openxmlformats.org/drawingml/2006/main">
+              <a:graphicData uri="http://schemas.openxmlformats.org/drawingml/2006/picture">
+                <pic:pic xmlns:pic="http://schemas.openxmlformats.org/drawingml/2006/picture">
+                  <pic:nvPicPr>
+                    <pic:cNvPr id="4" name="Image4"/>
+                    <pic:cNvPicPr>
+                      <a:picLocks noChangeAspect="1" noChangeArrowheads="1"/>
+                    </pic:cNvPicPr>
+                  </pic:nvPicPr>
+                  <pic:blipFill>
+                    <a:blip r:embed="rId8"/>
+                    <a:stretch>
+                      <a:fillRect/>
+                    </a:stretch>
+                  </pic:blipFill>
+                  <pic:spPr bwMode="auto">
+                    <a:xfrm>
+                      <a:off x="0" y="0"/>
+                      <a:ext cx="6120130" cy="3108325"/>
+                    </a:xfrm>
+                    <a:prstGeom prst="rect">
+                      <a:avLst/>
+                    </a:prstGeom>
+                    <a:noFill/>
+                  </pic:spPr>
+                </pic:pic>
+              </a:graphicData>
+            </a:graphic>
+          </wp:anchor>
+        </w:drawing>
+      </w:r>
+      <w:r>
+        <w:rPr>
+          <w:i/>
+          <w:iCs/>
+        </w:rPr>
+        <w:t>Semester 2 - Gantt Chart</w:t>
+      </w:r>
+    </w:p>
+    <w:p>
+      <w:pPr>
+        <w:pStyle w:val="Heading2"/>
+        <w:numPr>
+          <w:ilvl w:val="1"/>
+          <w:numId w:val="1"/>
+        </w:numPr>
+        <w:ind w:hanging="0" w:start="0"/>
+        <w:rPr/>
+      </w:pPr>
+      <w:bookmarkStart w:id="21" w:name="__RefHeading___Toc386_1175120669"/>
+      <w:bookmarkEnd w:id="21"/>
+      <w:r>
+        <w:rPr/>
+        <w:t>3.6 PROJECT BUDGET</w:t>
+      </w:r>
+    </w:p>
+    <w:p>
+      <w:pPr>
+        <w:pStyle w:val="BodyText"/>
+        <w:rPr/>
+      </w:pPr>
+      <w:r>
+        <w:rPr/>
+        <w:t>From the local electronics shops visited, estimated total cost of the proposed system is computed as follows:</w:t>
+      </w:r>
+    </w:p>
+    <w:tbl>
+      <w:tblPr>
+        <w:tblW w:w="5000" w:type="pct"/>
+        <w:jc w:val="start"/>
+        <w:tblInd w:w="-5" w:type="dxa"/>
+        <w:tblLayout w:type="fixed"/>
+        <w:tblCellMar>
+          <w:top w:w="55" w:type="dxa"/>
+          <w:start w:w="55" w:type="dxa"/>
+          <w:bottom w:w="55" w:type="dxa"/>
+          <w:end w:w="55" w:type="dxa"/>
+        </w:tblCellMar>
+      </w:tblPr>
+      <w:tblGrid>
+        <w:gridCol w:w="4819"/>
+        <w:gridCol w:w="4819"/>
+      </w:tblGrid>
+      <w:tr>
+        <w:trPr/>
+        <w:tc>
+          <w:tcPr>
+            <w:tcW w:w="4819" w:type="dxa"/>
+            <w:tcBorders>
+              <w:top w:val="single" w:sz="4" w:space="0" w:color="000000"/>
+              <w:start w:val="single" w:sz="4" w:space="0" w:color="000000"/>
+              <w:bottom w:val="single" w:sz="4" w:space="0" w:color="000000"/>
+            </w:tcBorders>
+          </w:tcPr>
+          <w:p>
+            <w:pPr>
+              <w:pStyle w:val="TableContents"/>
+              <w:jc w:val="center"/>
+              <w:rPr>
+                <w:rFonts w:ascii="Liberation Serif" w:hAnsi="Liberation Serif"/>
+                <w:b/>
+                <w:bCs/>
+                <w:i w:val="false"/>
+                <w:iCs w:val="false"/>
+                <w:strike w:val="false"/>
+                <w:dstrike w:val="false"/>
+                <w:outline w:val="false"/>
+                <w:shadow w:val="false"/>
+                <w:color w:val="000000"/>
+                <w:sz w:val="24"/>
+                <w:szCs w:val="24"/>
+                <w:u w:val="none"/>
+              </w:rPr>
+            </w:pPr>
+            <w:r>
+              <w:rPr>
+                <w:b/>
+                <w:bCs/>
+                <w:i w:val="false"/>
+                <w:iCs w:val="false"/>
+                <w:strike w:val="false"/>
+                <w:dstrike w:val="false"/>
+                <w:outline w:val="false"/>
+                <w:shadow w:val="false"/>
+                <w:color w:val="000000"/>
+                <w:sz w:val="24"/>
+                <w:szCs w:val="24"/>
+                <w:u w:val="none"/>
+              </w:rPr>
+              <w:t>COMPONENT</w:t>
+            </w:r>
+          </w:p>
+        </w:tc>
+        <w:tc>
+          <w:tcPr>
+            <w:tcW w:w="4819" w:type="dxa"/>
+            <w:tcBorders>
+              <w:top w:val="single" w:sz="4" w:space="0" w:color="000000"/>
+              <w:start w:val="single" w:sz="4" w:space="0" w:color="000000"/>
+              <w:bottom w:val="single" w:sz="4" w:space="0" w:color="000000"/>
+              <w:end w:val="single" w:sz="4" w:space="0" w:color="000000"/>
+            </w:tcBorders>
+          </w:tcPr>
+          <w:p>
+            <w:pPr>
+              <w:pStyle w:val="TableContents"/>
+              <w:jc w:val="center"/>
+              <w:rPr>
+                <w:rFonts w:ascii="Liberation Serif" w:hAnsi="Liberation Serif"/>
+                <w:b/>
+                <w:bCs/>
+                <w:i w:val="false"/>
+                <w:iCs w:val="false"/>
+                <w:strike w:val="false"/>
+                <w:dstrike w:val="false"/>
+                <w:outline w:val="false"/>
+                <w:shadow w:val="false"/>
+                <w:color w:val="000000"/>
+                <w:sz w:val="24"/>
+                <w:szCs w:val="24"/>
+                <w:u w:val="none"/>
+              </w:rPr>
+            </w:pPr>
+            <w:r>
+              <w:rPr>
+                <w:b/>
+                <w:bCs/>
+                <w:i w:val="false"/>
+                <w:iCs w:val="false"/>
+                <w:strike w:val="false"/>
+                <w:dstrike w:val="false"/>
+                <w:outline w:val="false"/>
+                <w:shadow w:val="false"/>
+                <w:color w:val="000000"/>
+                <w:sz w:val="24"/>
+                <w:szCs w:val="24"/>
+                <w:u w:val="none"/>
+              </w:rPr>
+              <w:t>ESTIMATED COST (T</w:t>
+            </w:r>
+            <w:r>
+              <w:rPr>
+                <w:b/>
+                <w:bCs/>
+                <w:i w:val="false"/>
+                <w:iCs w:val="false"/>
+                <w:strike w:val="false"/>
+                <w:dstrike w:val="false"/>
+                <w:outline w:val="false"/>
+                <w:shadow w:val="false"/>
+                <w:color w:val="000000"/>
+                <w:sz w:val="24"/>
+                <w:szCs w:val="24"/>
+                <w:u w:val="none"/>
+              </w:rPr>
+              <w:t>SH</w:t>
+            </w:r>
+            <w:r>
+              <w:rPr>
+                <w:b/>
+                <w:bCs/>
+                <w:i w:val="false"/>
+                <w:iCs w:val="false"/>
+                <w:strike w:val="false"/>
+                <w:dstrike w:val="false"/>
+                <w:outline w:val="false"/>
+                <w:shadow w:val="false"/>
+                <w:color w:val="000000"/>
+                <w:sz w:val="24"/>
+                <w:szCs w:val="24"/>
+                <w:u w:val="none"/>
+              </w:rPr>
+              <w:t>)</w:t>
+            </w:r>
+          </w:p>
+        </w:tc>
+      </w:tr>
+      <w:tr>
+        <w:trPr/>
+        <w:tc>
+          <w:tcPr>
+            <w:tcW w:w="4819" w:type="dxa"/>
+            <w:tcBorders>
+              <w:start w:val="single" w:sz="4" w:space="0" w:color="000000"/>
+              <w:bottom w:val="single" w:sz="4" w:space="0" w:color="000000"/>
+            </w:tcBorders>
+          </w:tcPr>
+          <w:p>
+            <w:pPr>
+              <w:pStyle w:val="TableContents"/>
+              <w:jc w:val="center"/>
+              <w:rPr>
+                <w:rFonts w:ascii="Liberation Serif" w:hAnsi="Liberation Serif"/>
+                <w:b w:val="false"/>
+                <w:bCs w:val="false"/>
+                <w:i w:val="false"/>
+                <w:iCs w:val="false"/>
+                <w:strike w:val="false"/>
+                <w:dstrike w:val="false"/>
+                <w:outline w:val="false"/>
+                <w:shadow w:val="false"/>
+                <w:color w:val="000000"/>
+                <w:sz w:val="24"/>
+                <w:szCs w:val="24"/>
+                <w:u w:val="none"/>
+              </w:rPr>
+            </w:pPr>
+            <w:r>
+              <w:rPr>
+                <w:b w:val="false"/>
+                <w:bCs w:val="false"/>
+                <w:i w:val="false"/>
+                <w:iCs w:val="false"/>
+                <w:strike w:val="false"/>
+                <w:dstrike w:val="false"/>
+                <w:outline w:val="false"/>
+                <w:shadow w:val="false"/>
+                <w:color w:val="000000"/>
+                <w:sz w:val="24"/>
+                <w:szCs w:val="24"/>
+                <w:u w:val="none"/>
+              </w:rPr>
+              <w:t>Raspberry Pi 5 (4GB)</w:t>
+            </w:r>
+          </w:p>
+        </w:tc>
+        <w:tc>
+          <w:tcPr>
+            <w:tcW w:w="4819" w:type="dxa"/>
+            <w:tcBorders>
+              <w:start w:val="single" w:sz="4" w:space="0" w:color="000000"/>
+              <w:bottom w:val="single" w:sz="4" w:space="0" w:color="000000"/>
+              <w:end w:val="single" w:sz="4" w:space="0" w:color="000000"/>
+            </w:tcBorders>
+          </w:tcPr>
+          <w:p>
+            <w:pPr>
+              <w:pStyle w:val="TableContents"/>
+              <w:jc w:val="center"/>
+              <w:rPr>
+                <w:rFonts w:ascii="Liberation Serif" w:hAnsi="Liberation Serif"/>
+                <w:b w:val="false"/>
+                <w:bCs w:val="false"/>
+                <w:i w:val="false"/>
+                <w:iCs w:val="false"/>
+                <w:strike w:val="false"/>
+                <w:dstrike w:val="false"/>
+                <w:outline w:val="false"/>
+                <w:shadow w:val="false"/>
+                <w:color w:val="000000"/>
+                <w:sz w:val="24"/>
+                <w:szCs w:val="24"/>
+                <w:u w:val="none"/>
+              </w:rPr>
+            </w:pPr>
+            <w:r>
+              <w:rPr>
+                <w:b w:val="false"/>
+                <w:bCs w:val="false"/>
+                <w:i w:val="false"/>
+                <w:iCs w:val="false"/>
+                <w:strike w:val="false"/>
+                <w:dstrike w:val="false"/>
+                <w:outline w:val="false"/>
+                <w:shadow w:val="false"/>
+                <w:color w:val="000000"/>
+                <w:sz w:val="24"/>
+                <w:szCs w:val="24"/>
+                <w:u w:val="none"/>
+              </w:rPr>
+              <w:t>200,000</w:t>
+            </w:r>
+          </w:p>
+        </w:tc>
+      </w:tr>
+      <w:tr>
+        <w:trPr/>
+        <w:tc>
+          <w:tcPr>
+            <w:tcW w:w="4819" w:type="dxa"/>
+            <w:tcBorders>
+              <w:start w:val="single" w:sz="4" w:space="0" w:color="000000"/>
+              <w:bottom w:val="single" w:sz="4" w:space="0" w:color="000000"/>
+            </w:tcBorders>
+          </w:tcPr>
+          <w:p>
+            <w:pPr>
+              <w:pStyle w:val="TableContents"/>
+              <w:jc w:val="center"/>
+              <w:rPr>
+                <w:rFonts w:ascii="Liberation Serif" w:hAnsi="Liberation Serif"/>
+                <w:b w:val="false"/>
+                <w:bCs w:val="false"/>
+                <w:i w:val="false"/>
+                <w:iCs w:val="false"/>
+                <w:strike w:val="false"/>
+                <w:dstrike w:val="false"/>
+                <w:outline w:val="false"/>
+                <w:shadow w:val="false"/>
+                <w:color w:val="000000"/>
+                <w:sz w:val="24"/>
+                <w:szCs w:val="24"/>
+                <w:u w:val="none"/>
+              </w:rPr>
+            </w:pPr>
+            <w:r>
+              <w:rPr>
+                <w:b w:val="false"/>
+                <w:bCs w:val="false"/>
+                <w:i w:val="false"/>
+                <w:iCs w:val="false"/>
+                <w:strike w:val="false"/>
+                <w:dstrike w:val="false"/>
+                <w:outline w:val="false"/>
+                <w:shadow w:val="false"/>
+                <w:color w:val="000000"/>
+                <w:sz w:val="24"/>
+                <w:szCs w:val="24"/>
+                <w:u w:val="none"/>
+              </w:rPr>
+              <w:t>Low-level controller</w:t>
+            </w:r>
+          </w:p>
+        </w:tc>
+        <w:tc>
+          <w:tcPr>
+            <w:tcW w:w="4819" w:type="dxa"/>
+            <w:tcBorders>
+              <w:start w:val="single" w:sz="4" w:space="0" w:color="000000"/>
+              <w:bottom w:val="single" w:sz="4" w:space="0" w:color="000000"/>
+              <w:end w:val="single" w:sz="4" w:space="0" w:color="000000"/>
+            </w:tcBorders>
+          </w:tcPr>
+          <w:p>
+            <w:pPr>
+              <w:pStyle w:val="TableContents"/>
+              <w:jc w:val="center"/>
+              <w:rPr>
+                <w:rFonts w:ascii="Liberation Serif" w:hAnsi="Liberation Serif"/>
+                <w:b w:val="false"/>
+                <w:bCs w:val="false"/>
+                <w:i w:val="false"/>
+                <w:iCs w:val="false"/>
+                <w:strike w:val="false"/>
+                <w:dstrike w:val="false"/>
+                <w:outline w:val="false"/>
+                <w:shadow w:val="false"/>
+                <w:color w:val="000000"/>
+                <w:sz w:val="24"/>
+                <w:szCs w:val="24"/>
+                <w:u w:val="none"/>
+              </w:rPr>
+            </w:pPr>
+            <w:r>
+              <w:rPr>
+                <w:b w:val="false"/>
+                <w:bCs w:val="false"/>
+                <w:i w:val="false"/>
+                <w:iCs w:val="false"/>
+                <w:strike w:val="false"/>
+                <w:dstrike w:val="false"/>
+                <w:outline w:val="false"/>
+                <w:shadow w:val="false"/>
+                <w:color w:val="000000"/>
+                <w:sz w:val="24"/>
+                <w:szCs w:val="24"/>
+                <w:u w:val="none"/>
+              </w:rPr>
+              <w:t>50,000</w:t>
+            </w:r>
+          </w:p>
+        </w:tc>
+      </w:tr>
+      <w:tr>
+        <w:trPr/>
+        <w:tc>
+          <w:tcPr>
+            <w:tcW w:w="4819" w:type="dxa"/>
+            <w:tcBorders>
+              <w:start w:val="single" w:sz="4" w:space="0" w:color="000000"/>
+              <w:bottom w:val="single" w:sz="4" w:space="0" w:color="000000"/>
+            </w:tcBorders>
+          </w:tcPr>
+          <w:p>
+            <w:pPr>
+              <w:pStyle w:val="TableContents"/>
+              <w:jc w:val="center"/>
+              <w:rPr>
+                <w:rFonts w:ascii="Liberation Serif" w:hAnsi="Liberation Serif"/>
+                <w:b w:val="false"/>
+                <w:bCs w:val="false"/>
+                <w:i w:val="false"/>
+                <w:iCs w:val="false"/>
+                <w:strike w:val="false"/>
+                <w:dstrike w:val="false"/>
+                <w:outline w:val="false"/>
+                <w:shadow w:val="false"/>
+                <w:color w:val="000000"/>
+                <w:sz w:val="24"/>
+                <w:szCs w:val="24"/>
+                <w:u w:val="none"/>
+              </w:rPr>
+            </w:pPr>
+            <w:r>
+              <w:rPr>
+                <w:b w:val="false"/>
+                <w:bCs w:val="false"/>
+                <w:i w:val="false"/>
+                <w:iCs w:val="false"/>
+                <w:strike w:val="false"/>
+                <w:dstrike w:val="false"/>
+                <w:outline w:val="false"/>
+                <w:shadow w:val="false"/>
+                <w:color w:val="000000"/>
+                <w:sz w:val="24"/>
+                <w:szCs w:val="24"/>
+                <w:u w:val="none"/>
+              </w:rPr>
+              <w:t>Raspberry Pi Camera</w:t>
+            </w:r>
+          </w:p>
+        </w:tc>
+        <w:tc>
+          <w:tcPr>
+            <w:tcW w:w="4819" w:type="dxa"/>
+            <w:tcBorders>
+              <w:start w:val="single" w:sz="4" w:space="0" w:color="000000"/>
+              <w:bottom w:val="single" w:sz="4" w:space="0" w:color="000000"/>
+              <w:end w:val="single" w:sz="4" w:space="0" w:color="000000"/>
+            </w:tcBorders>
+          </w:tcPr>
+          <w:p>
+            <w:pPr>
+              <w:pStyle w:val="TableContents"/>
+              <w:jc w:val="center"/>
+              <w:rPr>
+                <w:rFonts w:ascii="Liberation Serif" w:hAnsi="Liberation Serif"/>
+                <w:b w:val="false"/>
+                <w:bCs w:val="false"/>
+                <w:i w:val="false"/>
+                <w:iCs w:val="false"/>
+                <w:strike w:val="false"/>
+                <w:dstrike w:val="false"/>
+                <w:outline w:val="false"/>
+                <w:shadow w:val="false"/>
+                <w:color w:val="000000"/>
+                <w:sz w:val="24"/>
+                <w:szCs w:val="24"/>
+                <w:u w:val="none"/>
+              </w:rPr>
+            </w:pPr>
+            <w:r>
+              <w:rPr>
+                <w:b w:val="false"/>
+                <w:bCs w:val="false"/>
+                <w:i w:val="false"/>
+                <w:iCs w:val="false"/>
+                <w:strike w:val="false"/>
+                <w:dstrike w:val="false"/>
+                <w:outline w:val="false"/>
+                <w:shadow w:val="false"/>
+                <w:color w:val="000000"/>
+                <w:sz w:val="24"/>
+                <w:szCs w:val="24"/>
+                <w:u w:val="none"/>
+              </w:rPr>
+              <w:t>50,000</w:t>
+            </w:r>
+          </w:p>
+        </w:tc>
+      </w:tr>
+      <w:tr>
+        <w:trPr/>
+        <w:tc>
+          <w:tcPr>
+            <w:tcW w:w="4819" w:type="dxa"/>
+            <w:tcBorders>
+              <w:start w:val="single" w:sz="4" w:space="0" w:color="000000"/>
+              <w:bottom w:val="single" w:sz="4" w:space="0" w:color="000000"/>
+            </w:tcBorders>
+          </w:tcPr>
+          <w:p>
+            <w:pPr>
+              <w:pStyle w:val="TableContents"/>
+              <w:jc w:val="center"/>
+              <w:rPr>
+                <w:rFonts w:ascii="Liberation Serif" w:hAnsi="Liberation Serif"/>
+                <w:b w:val="false"/>
+                <w:bCs w:val="false"/>
+                <w:i w:val="false"/>
+                <w:iCs w:val="false"/>
+                <w:strike w:val="false"/>
+                <w:dstrike w:val="false"/>
+                <w:outline w:val="false"/>
+                <w:shadow w:val="false"/>
+                <w:color w:val="000000"/>
+                <w:sz w:val="24"/>
+                <w:szCs w:val="24"/>
+                <w:u w:val="none"/>
+              </w:rPr>
+            </w:pPr>
+            <w:r>
+              <w:rPr>
+                <w:b w:val="false"/>
+                <w:bCs w:val="false"/>
+                <w:i w:val="false"/>
+                <w:iCs w:val="false"/>
+                <w:strike w:val="false"/>
+                <w:dstrike w:val="false"/>
+                <w:outline w:val="false"/>
+                <w:shadow w:val="false"/>
+                <w:color w:val="000000"/>
+                <w:sz w:val="24"/>
+                <w:szCs w:val="24"/>
+                <w:u w:val="none"/>
+              </w:rPr>
+              <w:t>Keypad</w:t>
+            </w:r>
+          </w:p>
+        </w:tc>
+        <w:tc>
+          <w:tcPr>
+            <w:tcW w:w="4819" w:type="dxa"/>
+            <w:tcBorders>
+              <w:start w:val="single" w:sz="4" w:space="0" w:color="000000"/>
+              <w:bottom w:val="single" w:sz="4" w:space="0" w:color="000000"/>
+              <w:end w:val="single" w:sz="4" w:space="0" w:color="000000"/>
+            </w:tcBorders>
+          </w:tcPr>
+          <w:p>
+            <w:pPr>
+              <w:pStyle w:val="TableContents"/>
+              <w:jc w:val="center"/>
+              <w:rPr>
+                <w:rFonts w:ascii="Liberation Serif" w:hAnsi="Liberation Serif"/>
+                <w:b w:val="false"/>
+                <w:bCs w:val="false"/>
+                <w:i w:val="false"/>
+                <w:iCs w:val="false"/>
+                <w:strike w:val="false"/>
+                <w:dstrike w:val="false"/>
+                <w:outline w:val="false"/>
+                <w:shadow w:val="false"/>
+                <w:color w:val="000000"/>
+                <w:sz w:val="24"/>
+                <w:szCs w:val="24"/>
+                <w:u w:val="none"/>
+              </w:rPr>
+            </w:pPr>
+            <w:r>
+              <w:rPr>
+                <w:b w:val="false"/>
+                <w:bCs w:val="false"/>
+                <w:i w:val="false"/>
+                <w:iCs w:val="false"/>
+                <w:strike w:val="false"/>
+                <w:dstrike w:val="false"/>
+                <w:outline w:val="false"/>
+                <w:shadow w:val="false"/>
+                <w:color w:val="000000"/>
+                <w:sz w:val="24"/>
+                <w:szCs w:val="24"/>
+                <w:u w:val="none"/>
+              </w:rPr>
+              <w:t>15,000</w:t>
+            </w:r>
+          </w:p>
+        </w:tc>
+      </w:tr>
+      <w:tr>
+        <w:trPr/>
+        <w:tc>
+          <w:tcPr>
+            <w:tcW w:w="4819" w:type="dxa"/>
+            <w:tcBorders>
+              <w:start w:val="single" w:sz="4" w:space="0" w:color="000000"/>
+              <w:bottom w:val="single" w:sz="4" w:space="0" w:color="000000"/>
+            </w:tcBorders>
+          </w:tcPr>
+          <w:p>
+            <w:pPr>
+              <w:pStyle w:val="TableContents"/>
+              <w:jc w:val="center"/>
+              <w:rPr>
+                <w:rFonts w:ascii="Liberation Serif" w:hAnsi="Liberation Serif"/>
+                <w:b w:val="false"/>
+                <w:bCs w:val="false"/>
+                <w:i w:val="false"/>
+                <w:iCs w:val="false"/>
+                <w:strike w:val="false"/>
+                <w:dstrike w:val="false"/>
+                <w:outline w:val="false"/>
+                <w:shadow w:val="false"/>
+                <w:color w:val="000000"/>
+                <w:sz w:val="24"/>
+                <w:szCs w:val="24"/>
+                <w:u w:val="none"/>
+              </w:rPr>
+            </w:pPr>
+            <w:r>
+              <w:rPr>
+                <w:b w:val="false"/>
+                <w:bCs w:val="false"/>
+                <w:i w:val="false"/>
+                <w:iCs w:val="false"/>
+                <w:strike w:val="false"/>
+                <w:dstrike w:val="false"/>
+                <w:outline w:val="false"/>
+                <w:shadow w:val="false"/>
+                <w:color w:val="000000"/>
+                <w:sz w:val="24"/>
+                <w:szCs w:val="24"/>
+                <w:u w:val="none"/>
+              </w:rPr>
+              <w:t>LCD Display</w:t>
+            </w:r>
+          </w:p>
+        </w:tc>
+        <w:tc>
+          <w:tcPr>
+            <w:tcW w:w="4819" w:type="dxa"/>
+            <w:tcBorders>
+              <w:start w:val="single" w:sz="4" w:space="0" w:color="000000"/>
+              <w:bottom w:val="single" w:sz="4" w:space="0" w:color="000000"/>
+              <w:end w:val="single" w:sz="4" w:space="0" w:color="000000"/>
+            </w:tcBorders>
+          </w:tcPr>
+          <w:p>
+            <w:pPr>
+              <w:pStyle w:val="TableContents"/>
+              <w:jc w:val="center"/>
+              <w:rPr>
+                <w:rFonts w:ascii="Liberation Serif" w:hAnsi="Liberation Serif"/>
+                <w:b w:val="false"/>
+                <w:bCs w:val="false"/>
+                <w:i w:val="false"/>
+                <w:iCs w:val="false"/>
+                <w:strike w:val="false"/>
+                <w:dstrike w:val="false"/>
+                <w:outline w:val="false"/>
+                <w:shadow w:val="false"/>
+                <w:color w:val="000000"/>
+                <w:sz w:val="24"/>
+                <w:szCs w:val="24"/>
+                <w:u w:val="none"/>
+              </w:rPr>
+            </w:pPr>
+            <w:r>
+              <w:rPr>
+                <w:b w:val="false"/>
+                <w:bCs w:val="false"/>
+                <w:i w:val="false"/>
+                <w:iCs w:val="false"/>
+                <w:strike w:val="false"/>
+                <w:dstrike w:val="false"/>
+                <w:outline w:val="false"/>
+                <w:shadow w:val="false"/>
+                <w:color w:val="000000"/>
+                <w:sz w:val="24"/>
+                <w:szCs w:val="24"/>
+                <w:u w:val="none"/>
+              </w:rPr>
+              <w:t>20,000</w:t>
+            </w:r>
+          </w:p>
+        </w:tc>
+      </w:tr>
+      <w:tr>
+        <w:trPr/>
+        <w:tc>
+          <w:tcPr>
+            <w:tcW w:w="4819" w:type="dxa"/>
+            <w:tcBorders>
+              <w:start w:val="single" w:sz="4" w:space="0" w:color="000000"/>
+              <w:bottom w:val="single" w:sz="4" w:space="0" w:color="000000"/>
+            </w:tcBorders>
+          </w:tcPr>
+          <w:p>
+            <w:pPr>
+              <w:pStyle w:val="TableContents"/>
+              <w:jc w:val="center"/>
+              <w:rPr>
+                <w:rFonts w:ascii="Liberation Serif" w:hAnsi="Liberation Serif"/>
+                <w:b w:val="false"/>
+                <w:bCs w:val="false"/>
+                <w:i w:val="false"/>
+                <w:iCs w:val="false"/>
+                <w:strike w:val="false"/>
+                <w:dstrike w:val="false"/>
+                <w:outline w:val="false"/>
+                <w:shadow w:val="false"/>
+                <w:color w:val="000000"/>
+                <w:sz w:val="24"/>
+                <w:szCs w:val="24"/>
+                <w:u w:val="none"/>
+              </w:rPr>
+            </w:pPr>
+            <w:r>
+              <w:rPr>
+                <w:b w:val="false"/>
+                <w:bCs w:val="false"/>
+                <w:i w:val="false"/>
+                <w:iCs w:val="false"/>
+                <w:strike w:val="false"/>
+                <w:dstrike w:val="false"/>
+                <w:outline w:val="false"/>
+                <w:shadow w:val="false"/>
+                <w:color w:val="000000"/>
+                <w:sz w:val="24"/>
+                <w:szCs w:val="24"/>
+                <w:u w:val="none"/>
+              </w:rPr>
+              <w:t>Actuators (motors, mechanical parts)</w:t>
+            </w:r>
+          </w:p>
+        </w:tc>
+        <w:tc>
+          <w:tcPr>
+            <w:tcW w:w="4819" w:type="dxa"/>
+            <w:tcBorders>
+              <w:start w:val="single" w:sz="4" w:space="0" w:color="000000"/>
+              <w:bottom w:val="single" w:sz="4" w:space="0" w:color="000000"/>
+              <w:end w:val="single" w:sz="4" w:space="0" w:color="000000"/>
+            </w:tcBorders>
+          </w:tcPr>
+          <w:p>
+            <w:pPr>
+              <w:pStyle w:val="TableContents"/>
+              <w:jc w:val="center"/>
+              <w:rPr>
+                <w:rFonts w:ascii="Liberation Serif" w:hAnsi="Liberation Serif"/>
+                <w:b w:val="false"/>
+                <w:bCs w:val="false"/>
+                <w:i w:val="false"/>
+                <w:iCs w:val="false"/>
+                <w:strike w:val="false"/>
+                <w:dstrike w:val="false"/>
+                <w:outline w:val="false"/>
+                <w:shadow w:val="false"/>
+                <w:color w:val="000000"/>
+                <w:sz w:val="24"/>
+                <w:szCs w:val="24"/>
+                <w:u w:val="none"/>
+              </w:rPr>
+            </w:pPr>
+            <w:r>
+              <w:rPr>
+                <w:b w:val="false"/>
+                <w:bCs w:val="false"/>
+                <w:i w:val="false"/>
+                <w:iCs w:val="false"/>
+                <w:strike w:val="false"/>
+                <w:dstrike w:val="false"/>
+                <w:outline w:val="false"/>
+                <w:shadow w:val="false"/>
+                <w:color w:val="000000"/>
+                <w:sz w:val="24"/>
+                <w:szCs w:val="24"/>
+                <w:u w:val="none"/>
+              </w:rPr>
+              <w:t>5</w:t>
+            </w:r>
+            <w:r>
+              <w:rPr>
+                <w:b w:val="false"/>
+                <w:bCs w:val="false"/>
+                <w:i w:val="false"/>
+                <w:iCs w:val="false"/>
+                <w:strike w:val="false"/>
+                <w:dstrike w:val="false"/>
+                <w:outline w:val="false"/>
+                <w:shadow w:val="false"/>
+                <w:color w:val="000000"/>
+                <w:sz w:val="24"/>
+                <w:szCs w:val="24"/>
+                <w:u w:val="none"/>
+              </w:rPr>
+              <w:t>0,000</w:t>
+            </w:r>
+          </w:p>
+        </w:tc>
+      </w:tr>
+      <w:tr>
+        <w:trPr/>
+        <w:tc>
+          <w:tcPr>
+            <w:tcW w:w="4819" w:type="dxa"/>
+            <w:tcBorders>
+              <w:start w:val="single" w:sz="4" w:space="0" w:color="000000"/>
+              <w:bottom w:val="single" w:sz="4" w:space="0" w:color="000000"/>
+            </w:tcBorders>
+          </w:tcPr>
+          <w:p>
+            <w:pPr>
+              <w:pStyle w:val="TableContents"/>
+              <w:jc w:val="center"/>
+              <w:rPr>
+                <w:rFonts w:ascii="Liberation Serif" w:hAnsi="Liberation Serif"/>
+                <w:b w:val="false"/>
+                <w:bCs w:val="false"/>
+                <w:i w:val="false"/>
+                <w:iCs w:val="false"/>
+                <w:strike w:val="false"/>
+                <w:dstrike w:val="false"/>
+                <w:outline w:val="false"/>
+                <w:shadow w:val="false"/>
+                <w:color w:val="000000"/>
+                <w:sz w:val="24"/>
+                <w:szCs w:val="24"/>
+                <w:u w:val="none"/>
+              </w:rPr>
+            </w:pPr>
+            <w:r>
+              <w:rPr>
+                <w:b w:val="false"/>
+                <w:bCs w:val="false"/>
+                <w:i w:val="false"/>
+                <w:iCs w:val="false"/>
+                <w:strike w:val="false"/>
+                <w:dstrike w:val="false"/>
+                <w:outline w:val="false"/>
+                <w:shadow w:val="false"/>
+                <w:color w:val="000000"/>
+                <w:sz w:val="24"/>
+                <w:szCs w:val="24"/>
+                <w:u w:val="none"/>
+              </w:rPr>
+              <w:t>Sensors (limit switches, optical)</w:t>
+            </w:r>
+          </w:p>
+        </w:tc>
+        <w:tc>
+          <w:tcPr>
+            <w:tcW w:w="4819" w:type="dxa"/>
+            <w:tcBorders>
+              <w:start w:val="single" w:sz="4" w:space="0" w:color="000000"/>
+              <w:bottom w:val="single" w:sz="4" w:space="0" w:color="000000"/>
+              <w:end w:val="single" w:sz="4" w:space="0" w:color="000000"/>
+            </w:tcBorders>
+          </w:tcPr>
+          <w:p>
+            <w:pPr>
+              <w:pStyle w:val="TableContents"/>
+              <w:jc w:val="center"/>
+              <w:rPr>
+                <w:rFonts w:ascii="Liberation Serif" w:hAnsi="Liberation Serif"/>
+                <w:b w:val="false"/>
+                <w:bCs w:val="false"/>
+                <w:i w:val="false"/>
+                <w:iCs w:val="false"/>
+                <w:strike w:val="false"/>
+                <w:dstrike w:val="false"/>
+                <w:outline w:val="false"/>
+                <w:shadow w:val="false"/>
+                <w:color w:val="000000"/>
+                <w:sz w:val="24"/>
+                <w:szCs w:val="24"/>
+                <w:u w:val="none"/>
+              </w:rPr>
+            </w:pPr>
+            <w:r>
+              <w:rPr>
+                <w:b w:val="false"/>
+                <w:bCs w:val="false"/>
+                <w:i w:val="false"/>
+                <w:iCs w:val="false"/>
+                <w:strike w:val="false"/>
+                <w:dstrike w:val="false"/>
+                <w:outline w:val="false"/>
+                <w:shadow w:val="false"/>
+                <w:color w:val="000000"/>
+                <w:sz w:val="24"/>
+                <w:szCs w:val="24"/>
+                <w:u w:val="none"/>
+              </w:rPr>
+              <w:t>3</w:t>
+            </w:r>
+            <w:r>
+              <w:rPr>
+                <w:b w:val="false"/>
+                <w:bCs w:val="false"/>
+                <w:i w:val="false"/>
+                <w:iCs w:val="false"/>
+                <w:strike w:val="false"/>
+                <w:dstrike w:val="false"/>
+                <w:outline w:val="false"/>
+                <w:shadow w:val="false"/>
+                <w:color w:val="000000"/>
+                <w:sz w:val="24"/>
+                <w:szCs w:val="24"/>
+                <w:u w:val="none"/>
+              </w:rPr>
+              <w:t>0,000</w:t>
+            </w:r>
+          </w:p>
+        </w:tc>
+      </w:tr>
+      <w:tr>
+        <w:trPr/>
+        <w:tc>
+          <w:tcPr>
+            <w:tcW w:w="4819" w:type="dxa"/>
+            <w:tcBorders>
+              <w:start w:val="single" w:sz="4" w:space="0" w:color="000000"/>
+              <w:bottom w:val="single" w:sz="4" w:space="0" w:color="000000"/>
+            </w:tcBorders>
+          </w:tcPr>
+          <w:p>
+            <w:pPr>
+              <w:pStyle w:val="TableContents"/>
+              <w:jc w:val="center"/>
+              <w:rPr>
+                <w:rFonts w:ascii="Liberation Serif" w:hAnsi="Liberation Serif"/>
+                <w:b w:val="false"/>
+                <w:bCs w:val="false"/>
+                <w:i w:val="false"/>
+                <w:iCs w:val="false"/>
+                <w:strike w:val="false"/>
+                <w:dstrike w:val="false"/>
+                <w:outline w:val="false"/>
+                <w:shadow w:val="false"/>
+                <w:color w:val="000000"/>
+                <w:sz w:val="24"/>
+                <w:szCs w:val="24"/>
+                <w:u w:val="none"/>
+              </w:rPr>
+            </w:pPr>
+            <w:r>
+              <w:rPr>
+                <w:b w:val="false"/>
+                <w:bCs w:val="false"/>
+                <w:i w:val="false"/>
+                <w:iCs w:val="false"/>
+                <w:strike w:val="false"/>
+                <w:dstrike w:val="false"/>
+                <w:outline w:val="false"/>
+                <w:shadow w:val="false"/>
+                <w:color w:val="000000"/>
+                <w:sz w:val="24"/>
+                <w:szCs w:val="24"/>
+                <w:u w:val="none"/>
+              </w:rPr>
+              <w:t>GSM Module</w:t>
+            </w:r>
+          </w:p>
+        </w:tc>
+        <w:tc>
+          <w:tcPr>
+            <w:tcW w:w="4819" w:type="dxa"/>
+            <w:tcBorders>
+              <w:start w:val="single" w:sz="4" w:space="0" w:color="000000"/>
+              <w:bottom w:val="single" w:sz="4" w:space="0" w:color="000000"/>
+              <w:end w:val="single" w:sz="4" w:space="0" w:color="000000"/>
+            </w:tcBorders>
+          </w:tcPr>
+          <w:p>
+            <w:pPr>
+              <w:pStyle w:val="TableContents"/>
+              <w:jc w:val="center"/>
+              <w:rPr>
+                <w:rFonts w:ascii="Liberation Serif" w:hAnsi="Liberation Serif"/>
+                <w:b w:val="false"/>
+                <w:bCs w:val="false"/>
+                <w:i w:val="false"/>
+                <w:iCs w:val="false"/>
+                <w:strike w:val="false"/>
+                <w:dstrike w:val="false"/>
+                <w:outline w:val="false"/>
+                <w:shadow w:val="false"/>
+                <w:color w:val="000000"/>
+                <w:sz w:val="24"/>
+                <w:szCs w:val="24"/>
+                <w:u w:val="none"/>
+              </w:rPr>
+            </w:pPr>
+            <w:r>
+              <w:rPr>
+                <w:b w:val="false"/>
+                <w:bCs w:val="false"/>
+                <w:i w:val="false"/>
+                <w:iCs w:val="false"/>
+                <w:strike w:val="false"/>
+                <w:dstrike w:val="false"/>
+                <w:outline w:val="false"/>
+                <w:shadow w:val="false"/>
+                <w:color w:val="000000"/>
+                <w:sz w:val="24"/>
+                <w:szCs w:val="24"/>
+                <w:u w:val="none"/>
+              </w:rPr>
+              <w:t>35,000</w:t>
+            </w:r>
+          </w:p>
+        </w:tc>
+      </w:tr>
+      <w:tr>
+        <w:trPr/>
+        <w:tc>
+          <w:tcPr>
+            <w:tcW w:w="4819" w:type="dxa"/>
+            <w:tcBorders>
+              <w:start w:val="single" w:sz="4" w:space="0" w:color="000000"/>
+              <w:bottom w:val="single" w:sz="4" w:space="0" w:color="000000"/>
+            </w:tcBorders>
+          </w:tcPr>
+          <w:p>
+            <w:pPr>
+              <w:pStyle w:val="TableContents"/>
+              <w:jc w:val="center"/>
+              <w:rPr>
+                <w:rFonts w:ascii="Liberation Serif" w:hAnsi="Liberation Serif"/>
+                <w:b/>
+                <w:bCs/>
+                <w:i w:val="false"/>
+                <w:iCs w:val="false"/>
+                <w:strike w:val="false"/>
+                <w:dstrike w:val="false"/>
+                <w:outline w:val="false"/>
+                <w:shadow w:val="false"/>
+                <w:color w:val="000000"/>
+                <w:sz w:val="24"/>
+                <w:szCs w:val="24"/>
+                <w:u w:val="none"/>
+              </w:rPr>
+            </w:pPr>
+            <w:r>
+              <w:rPr>
+                <w:b/>
+                <w:bCs/>
+                <w:i w:val="false"/>
+                <w:iCs w:val="false"/>
+                <w:strike w:val="false"/>
+                <w:dstrike w:val="false"/>
+                <w:outline w:val="false"/>
+                <w:shadow w:val="false"/>
+                <w:color w:val="000000"/>
+                <w:sz w:val="24"/>
+                <w:szCs w:val="24"/>
+                <w:u w:val="none"/>
+              </w:rPr>
+              <w:t>TOTAL</w:t>
+            </w:r>
+          </w:p>
+        </w:tc>
+        <w:tc>
+          <w:tcPr>
+            <w:tcW w:w="4819" w:type="dxa"/>
+            <w:tcBorders>
+              <w:start w:val="single" w:sz="4" w:space="0" w:color="000000"/>
+              <w:bottom w:val="single" w:sz="4" w:space="0" w:color="000000"/>
+              <w:end w:val="single" w:sz="4" w:space="0" w:color="000000"/>
+            </w:tcBorders>
+          </w:tcPr>
+          <w:p>
+            <w:pPr>
+              <w:pStyle w:val="TableContents"/>
+              <w:jc w:val="center"/>
+              <w:rPr>
+                <w:rFonts w:ascii="Liberation Serif" w:hAnsi="Liberation Serif"/>
+                <w:b/>
+                <w:bCs/>
+                <w:i w:val="false"/>
+                <w:iCs w:val="false"/>
+                <w:strike w:val="false"/>
+                <w:dstrike w:val="false"/>
+                <w:outline w:val="false"/>
+                <w:shadow w:val="false"/>
+                <w:color w:val="000000"/>
+                <w:sz w:val="24"/>
+                <w:szCs w:val="24"/>
+                <w:u w:val="none"/>
+              </w:rPr>
+            </w:pPr>
+            <w:r>
+              <w:rPr>
+                <w:b/>
+                <w:bCs/>
+                <w:i w:val="false"/>
+                <w:iCs w:val="false"/>
+                <w:strike w:val="false"/>
+                <w:dstrike w:val="false"/>
+                <w:outline w:val="false"/>
+                <w:shadow w:val="false"/>
+                <w:color w:val="000000"/>
+                <w:sz w:val="24"/>
+                <w:szCs w:val="24"/>
+                <w:u w:val="none"/>
+              </w:rPr>
+              <w:t>450,000</w:t>
+            </w:r>
+          </w:p>
+        </w:tc>
+      </w:tr>
+    </w:tbl>
+    <w:p>
+      <w:pPr>
+        <w:pStyle w:val="BodyText"/>
+        <w:rPr/>
+      </w:pPr>
+      <w:r>
+        <w:rPr/>
       </w:r>
       <w:r>
         <w:br w:type="page"/>
@@ -2636,8 +4109,8 @@
         <w:ind w:hanging="0" w:start="0"/>
         <w:rPr/>
       </w:pPr>
-      <w:bookmarkStart w:id="19" w:name="__RefHeading___Toc2934_3810426074"/>
-      <w:bookmarkEnd w:id="19"/>
+      <w:bookmarkStart w:id="22" w:name="__RefHeading___Toc2934_3810426074"/>
+      <w:bookmarkEnd w:id="22"/>
       <w:r>
         <w:rPr/>
         <w:t>REFERENCES</w:t>
@@ -2670,7 +4143,7 @@
         <w:rPr/>
         <w:t xml:space="preserve">Aman Prasad, Shraddha Kumar, Keshav Shriram, Prof. Dr. Vikram Mane, “IOT Based Pen Vending Machine”, Published in International Research Journal of Innovations in Engineering and Technology - IRJIET, Volume 8, Issue 3, pp 367-373, March 2024. Article DOI </w:t>
       </w:r>
-      <w:hyperlink r:id="rId6">
+      <w:hyperlink r:id="rId9">
         <w:r>
           <w:rPr>
             <w:rStyle w:val="Hyperlink"/>
@@ -2729,9 +4202,9 @@
       </w:r>
     </w:p>
     <w:sectPr>
-      <w:footerReference w:type="even" r:id="rId7"/>
-      <w:footerReference w:type="default" r:id="rId8"/>
-      <w:footerReference w:type="first" r:id="rId9"/>
+      <w:footerReference w:type="even" r:id="rId10"/>
+      <w:footerReference w:type="default" r:id="rId11"/>
+      <w:footerReference w:type="first" r:id="rId12"/>
       <w:type w:val="nextPage"/>
       <w:pgSz w:w="11906" w:h="16838"/>
       <w:pgMar w:left="1134" w:right="1134" w:gutter="0" w:header="0" w:top="1134" w:footer="1134" w:bottom="1693"/>
@@ -2850,7 +4323,7 @@
       <w:jc w:val="center"/>
       <w:rPr/>
     </w:pPr>
-    <w:bookmarkStart w:id="20" w:name="PageNumWizard_FOOTER_Index1"/>
+    <w:bookmarkStart w:id="23" w:name="PageNumWizard_FOOTER_Index1"/>
     <w:r>
       <w:rPr/>
       <w:fldChar w:fldCharType="begin"/>
@@ -2865,13 +4338,13 @@
     </w:r>
     <w:r>
       <w:rPr/>
-      <w:t>7</w:t>
+      <w:t>8</w:t>
     </w:r>
     <w:r>
       <w:rPr/>
       <w:fldChar w:fldCharType="end"/>
     </w:r>
-    <w:bookmarkEnd w:id="20"/>
+    <w:bookmarkEnd w:id="23"/>
   </w:p>
 </w:ftr>
 </file>
@@ -2884,7 +4357,7 @@
       <w:jc w:val="center"/>
       <w:rPr/>
     </w:pPr>
-    <w:bookmarkStart w:id="21" w:name="PageNumWizard_FOOTER_Index1"/>
+    <w:bookmarkStart w:id="24" w:name="PageNumWizard_FOOTER_Index1"/>
     <w:r>
       <w:rPr/>
       <w:fldChar w:fldCharType="begin"/>
@@ -2899,13 +4372,13 @@
     </w:r>
     <w:r>
       <w:rPr/>
-      <w:t>7</w:t>
+      <w:t>8</w:t>
     </w:r>
     <w:r>
       <w:rPr/>
       <w:fldChar w:fldCharType="end"/>
     </w:r>
-    <w:bookmarkEnd w:id="21"/>
+    <w:bookmarkEnd w:id="24"/>
   </w:p>
 </w:ftr>
 </file>
@@ -3845,6 +5318,143 @@
     </w:lvl>
   </w:abstractNum>
   <w:abstractNum w:abstractNumId="8">
+    <w:lvl w:ilvl="0">
+      <w:start w:val="1"/>
+      <w:numFmt w:val="bullet"/>
+      <w:lvlText w:val=""/>
+      <w:lvlJc w:val="start"/>
+      <w:pPr>
+        <w:tabs>
+          <w:tab w:val="num" w:pos="720"/>
+        </w:tabs>
+        <w:ind w:start="720" w:hanging="360"/>
+      </w:pPr>
+      <w:rPr>
+        <w:rFonts w:ascii="Symbol" w:hAnsi="Symbol" w:cs="Symbol" w:hint="default"/>
+      </w:rPr>
+    </w:lvl>
+    <w:lvl w:ilvl="1">
+      <w:start w:val="1"/>
+      <w:numFmt w:val="bullet"/>
+      <w:lvlText w:val=""/>
+      <w:lvlJc w:val="start"/>
+      <w:pPr>
+        <w:tabs>
+          <w:tab w:val="num" w:pos="1080"/>
+        </w:tabs>
+        <w:ind w:start="1080" w:hanging="360"/>
+      </w:pPr>
+      <w:rPr>
+        <w:rFonts w:ascii="Symbol" w:hAnsi="Symbol" w:cs="Symbol" w:hint="default"/>
+      </w:rPr>
+    </w:lvl>
+    <w:lvl w:ilvl="2">
+      <w:start w:val="1"/>
+      <w:numFmt w:val="bullet"/>
+      <w:lvlText w:val=""/>
+      <w:lvlJc w:val="start"/>
+      <w:pPr>
+        <w:tabs>
+          <w:tab w:val="num" w:pos="1440"/>
+        </w:tabs>
+        <w:ind w:start="1440" w:hanging="360"/>
+      </w:pPr>
+      <w:rPr>
+        <w:rFonts w:ascii="Symbol" w:hAnsi="Symbol" w:cs="Symbol" w:hint="default"/>
+      </w:rPr>
+    </w:lvl>
+    <w:lvl w:ilvl="3">
+      <w:start w:val="1"/>
+      <w:numFmt w:val="bullet"/>
+      <w:lvlText w:val=""/>
+      <w:lvlJc w:val="start"/>
+      <w:pPr>
+        <w:tabs>
+          <w:tab w:val="num" w:pos="1800"/>
+        </w:tabs>
+        <w:ind w:start="1800" w:hanging="360"/>
+      </w:pPr>
+      <w:rPr>
+        <w:rFonts w:ascii="Symbol" w:hAnsi="Symbol" w:cs="Symbol" w:hint="default"/>
+      </w:rPr>
+    </w:lvl>
+    <w:lvl w:ilvl="4">
+      <w:start w:val="1"/>
+      <w:numFmt w:val="bullet"/>
+      <w:lvlText w:val=""/>
+      <w:lvlJc w:val="start"/>
+      <w:pPr>
+        <w:tabs>
+          <w:tab w:val="num" w:pos="2160"/>
+        </w:tabs>
+        <w:ind w:start="2160" w:hanging="360"/>
+      </w:pPr>
+      <w:rPr>
+        <w:rFonts w:ascii="Symbol" w:hAnsi="Symbol" w:cs="Symbol" w:hint="default"/>
+      </w:rPr>
+    </w:lvl>
+    <w:lvl w:ilvl="5">
+      <w:start w:val="1"/>
+      <w:numFmt w:val="bullet"/>
+      <w:lvlText w:val=""/>
+      <w:lvlJc w:val="start"/>
+      <w:pPr>
+        <w:tabs>
+          <w:tab w:val="num" w:pos="2520"/>
+        </w:tabs>
+        <w:ind w:start="2520" w:hanging="360"/>
+      </w:pPr>
+      <w:rPr>
+        <w:rFonts w:ascii="Symbol" w:hAnsi="Symbol" w:cs="Symbol" w:hint="default"/>
+      </w:rPr>
+    </w:lvl>
+    <w:lvl w:ilvl="6">
+      <w:start w:val="1"/>
+      <w:numFmt w:val="bullet"/>
+      <w:lvlText w:val=""/>
+      <w:lvlJc w:val="start"/>
+      <w:pPr>
+        <w:tabs>
+          <w:tab w:val="num" w:pos="2880"/>
+        </w:tabs>
+        <w:ind w:start="2880" w:hanging="360"/>
+      </w:pPr>
+      <w:rPr>
+        <w:rFonts w:ascii="Symbol" w:hAnsi="Symbol" w:cs="Symbol" w:hint="default"/>
+      </w:rPr>
+    </w:lvl>
+    <w:lvl w:ilvl="7">
+      <w:start w:val="1"/>
+      <w:numFmt w:val="bullet"/>
+      <w:lvlText w:val=""/>
+      <w:lvlJc w:val="start"/>
+      <w:pPr>
+        <w:tabs>
+          <w:tab w:val="num" w:pos="3240"/>
+        </w:tabs>
+        <w:ind w:start="3240" w:hanging="360"/>
+      </w:pPr>
+      <w:rPr>
+        <w:rFonts w:ascii="Symbol" w:hAnsi="Symbol" w:cs="Symbol" w:hint="default"/>
+      </w:rPr>
+    </w:lvl>
+    <w:lvl w:ilvl="8">
+      <w:start w:val="1"/>
+      <w:numFmt w:val="bullet"/>
+      <w:lvlText w:val=""/>
+      <w:lvlJc w:val="start"/>
+      <w:pPr>
+        <w:tabs>
+          <w:tab w:val="num" w:pos="3600"/>
+        </w:tabs>
+        <w:ind w:start="3600" w:hanging="360"/>
+      </w:pPr>
+      <w:rPr>
+        <w:rFonts w:ascii="Symbol" w:hAnsi="Symbol" w:cs="Symbol" w:hint="default"/>
+      </w:rPr>
+    </w:lvl>
+  </w:abstractNum>
+  <w:abstractNum w:abstractNumId="9">
     <w:lvl w:ilvl="0">
       <w:start w:val="1"/>
       <w:numFmt w:val="none"/>
@@ -3986,6 +5596,9 @@
   </w:num>
   <w:num w:numId="8">
     <w:abstractNumId w:val="8"/>
+  </w:num>
+  <w:num w:numId="9">
+    <w:abstractNumId w:val="9"/>
   </w:num>
 </w:numbering>
 </file>
@@ -4090,6 +5703,13 @@
   </w:style>
   <w:style w:type="character" w:styleId="Bulletsuser">
     <w:name w:val="Bullets (user)"/>
+    <w:qFormat/>
+    <w:rPr>
+      <w:rFonts w:ascii="OpenSymbol" w:hAnsi="OpenSymbol" w:eastAsia="OpenSymbol" w:cs="OpenSymbol"/>
+    </w:rPr>
+  </w:style>
+  <w:style w:type="character" w:styleId="Bullets">
+    <w:name w:val="Bullets"/>
     <w:qFormat/>
     <w:rPr>
       <w:rFonts w:ascii="OpenSymbol" w:hAnsi="OpenSymbol" w:eastAsia="OpenSymbol" w:cs="OpenSymbol"/>

--- a/docs/uni-submission/mid-semeter report.docx
+++ b/docs/uni-submission/mid-semeter report.docx
@@ -45,16 +45,31 @@
           <w:b/>
           <w:bCs/>
         </w:rPr>
+      </w:r>
+    </w:p>
+    <w:p>
+      <w:pPr>
+        <w:pStyle w:val="Normal"/>
+        <w:bidi w:val="0"/>
+        <w:spacing w:lineRule="auto" w:line="480"/>
+        <w:jc w:val="center"/>
+        <w:rPr>
+          <w:rFonts w:ascii="Times New Roman" w:hAnsi="Times New Roman"/>
+          <w:b/>
+          <w:bCs/>
+        </w:rPr>
+      </w:pPr>
+      <w:r>
         <w:drawing>
           <wp:anchor behindDoc="0" distT="0" distB="0" distL="0" distR="0" simplePos="0" locked="0" layoutInCell="0" allowOverlap="1" relativeHeight="2">
             <wp:simplePos x="0" y="0"/>
             <wp:positionH relativeFrom="column">
-              <wp:posOffset>2016125</wp:posOffset>
+              <wp:posOffset>1601470</wp:posOffset>
             </wp:positionH>
             <wp:positionV relativeFrom="paragraph">
-              <wp:posOffset>238125</wp:posOffset>
+              <wp:posOffset>9525</wp:posOffset>
             </wp:positionV>
-            <wp:extent cx="2403475" cy="2403475"/>
+            <wp:extent cx="2848610" cy="2848610"/>
             <wp:effectExtent l="0" t="0" r="0" b="0"/>
             <wp:wrapTopAndBottom/>
             <wp:docPr id="1" name="Image1"/>
@@ -79,7 +94,7 @@
                   <pic:spPr bwMode="auto">
                     <a:xfrm>
                       <a:off x="0" y="0"/>
-                      <a:ext cx="2403475" cy="2403475"/>
+                      <a:ext cx="2848610" cy="2848610"/>
                     </a:xfrm>
                     <a:prstGeom prst="rect">
                       <a:avLst/>
@@ -92,6 +107,14 @@
           </wp:anchor>
         </w:drawing>
       </w:r>
+      <w:r>
+        <w:rPr>
+          <w:rFonts w:ascii="Times New Roman" w:hAnsi="Times New Roman"/>
+          <w:b/>
+          <w:bCs/>
+        </w:rPr>
+        <w:t>COLLEGE OF INFORMATION AND COMMUNICATION TECHNOLOGY</w:t>
+      </w:r>
     </w:p>
     <w:p>
       <w:pPr>
@@ -111,7 +134,7 @@
           <w:b/>
           <w:bCs/>
         </w:rPr>
-        <w:t>COLLEGE OF INFORMATION AND COMMUNICATION TECHNOLOGY</w:t>
+        <w:t>DEPARTMENT OF ELECTRONICS AND TELECOMMUNICATIONS ENGINEERING</w:t>
       </w:r>
     </w:p>
     <w:p>
@@ -132,7 +155,7 @@
           <w:b/>
           <w:bCs/>
         </w:rPr>
-        <w:t>DEPARTMENT OF ELECTRONICS AND TELECOMMUNICATION ENGINEERING</w:t>
+        <w:t>FINAL YEAR REPORT – MID SEMESTER ONE</w:t>
       </w:r>
     </w:p>
     <w:p>
@@ -153,27 +176,6 @@
           <w:b/>
           <w:bCs/>
         </w:rPr>
-        <w:t>FINAL YEAR PROJECT – MID SEMESTER ONE REPORT</w:t>
-      </w:r>
-    </w:p>
-    <w:p>
-      <w:pPr>
-        <w:pStyle w:val="Normal"/>
-        <w:bidi w:val="0"/>
-        <w:spacing w:lineRule="auto" w:line="480"/>
-        <w:jc w:val="center"/>
-        <w:rPr>
-          <w:rFonts w:ascii="Times New Roman" w:hAnsi="Times New Roman"/>
-          <w:b/>
-          <w:bCs/>
-        </w:rPr>
-      </w:pPr>
-      <w:r>
-        <w:rPr>
-          <w:rFonts w:ascii="Times New Roman" w:hAnsi="Times New Roman"/>
-          <w:b/>
-          <w:bCs/>
-        </w:rPr>
         <w:t>PROJECT TITLE: DESIGN AND IMPLEMENTATION OF AN AUTOMATIC ID CARD ISSUANCE SYSTEM</w:t>
       </w:r>
     </w:p>
@@ -278,6 +280,7 @@
           <w:rFonts w:ascii="Times New Roman" w:hAnsi="Times New Roman"/>
           <w:b/>
           <w:bCs/>
+          <w:u w:val="dotted"/>
         </w:rPr>
       </w:pPr>
       <w:r>
@@ -286,10 +289,19 @@
           <w:b/>
           <w:bCs/>
         </w:rPr>
-        <w:t>Academic Year:</w:t>
+        <w:t xml:space="preserve">Supervisor’s Signature:     </w:t>
+      </w:r>
+      <w:r>
+        <w:rPr>
+          <w:rFonts w:ascii="Times New Roman" w:hAnsi="Times New Roman"/>
+          <w:b/>
+          <w:bCs/>
+          <w:u w:val="dotted"/>
+        </w:rPr>
         <w:tab/>
         <w:tab/>
-        <w:t xml:space="preserve">     2025/2026</w:t>
+        <w:tab/>
+        <w:tab/>
       </w:r>
     </w:p>
     <w:p>
@@ -344,7 +356,7 @@
       </w:pPr>
       <w:r>
         <w:rPr/>
-        <w:t>The issuance of student identification cards in many higher learning institutions is often characterized by long processing times, manual verification within a narrow working window. This project proposes the design and implementation of an automated self-service student ID card issuance system aimed at improving efficiency, security and all-time reliability of issuance process. The system is an embedded system with peripheral devices for user authentication, data collection, card issuance, back-end communication together with database access. The proposed project will be evaluated based on authentication success rate, dispense rate, issuance accuracy, and system’s reliability.</w:t>
+        <w:t>The issuance of student identification cards in many higher learning institutions is often characterized by long processing times as a result of manual verification within a narrow working window. This project proposes the design and implementation of an automated self-service student ID card issuance system aimed at improving efficiency, security and all-time reliability of issuance process. The system is an embedded system with peripheral devices for user authentication, data collection, card issuance, back-end communication together with database access. The proposed project will be evaluated based on authentication success rate, dispense rate, issuance accuracy, and system’s reliability.</w:t>
       </w:r>
     </w:p>
     <w:p>
@@ -454,12 +466,12 @@
             </w:tabs>
             <w:rPr/>
           </w:pPr>
-          <w:hyperlink w:anchor="__RefHeading___Toc2229_3810426074" w:tooltip="LIST OF ABBREVIATION">
+          <w:hyperlink w:anchor="__RefHeading___Toc2229_3810426074" w:tooltip="LIST OF ABBREVIATIONS">
             <w:r>
               <w:rPr>
                 <w:rStyle w:val="IndexLink"/>
               </w:rPr>
-              <w:t>LIST OF ABBREVIATION</w:t>
+              <w:t>LIST OF ABBREVIATIONS</w:t>
               <w:tab/>
               <w:t>iv</w:t>
             </w:r>
@@ -634,12 +646,12 @@
             </w:tabs>
             <w:rPr/>
           </w:pPr>
-          <w:hyperlink w:anchor="__RefHeading___Toc2940_3810426074" w:tooltip="2.1 RELATED TECHNOLOGIES">
+          <w:hyperlink w:anchor="__RefHeading___Toc2940_3810426074" w:tooltip="2.1 RELATED PROJECTS">
             <w:r>
               <w:rPr>
                 <w:rStyle w:val="IndexLink"/>
               </w:rPr>
-              <w:t>2.1 RELATED TECHNOLOGIES</w:t>
+              <w:t>2.1 RELATED PROJECTS</w:t>
               <w:tab/>
               <w:t>3</w:t>
             </w:r>
@@ -861,7 +873,7 @@
       <w:bookmarkEnd w:id="2"/>
       <w:r>
         <w:rPr/>
-        <w:t>LIST OF ABBREVIATION</w:t>
+        <w:t>LIST OF ABBREVIATIONS</w:t>
       </w:r>
     </w:p>
     <w:tbl>
@@ -927,7 +939,7 @@
                 <w:szCs w:val="24"/>
                 <w:u w:val="none"/>
               </w:rPr>
-              <w:t>ABBREVIATION</w:t>
+              <w:t>ABBREVIATIONS</w:t>
             </w:r>
           </w:p>
         </w:tc>
@@ -2103,7 +2115,7 @@
       </w:pPr>
       <w:r>
         <w:rPr/>
-        <w:t>To produce a formal report involving design of the prototype and various milestones.</w:t>
+        <w:t>To produce a formal report involving design of the prototype at various milestones.</w:t>
       </w:r>
     </w:p>
     <w:p>
@@ -2180,7 +2192,7 @@
       </w:pPr>
       <w:r>
         <w:rPr/>
-        <w:t>Scalability, accessibility and replicability: Although the proposed system is implemented as a prototype for UDSM, the system can be adopted by other institutions for applications. Also, access to students retrieving their ID cards beyond standard normal working hours.</w:t>
+        <w:t>Scalability, accessibility and replicability: Although the proposed system is implemented as a prototype for UDSM, the system can be adopted by other institutions such as banks for card applications. Also, access to students retrieving their ID cards beyond standard normal working hours.</w:t>
       </w:r>
     </w:p>
     <w:p>
@@ -2200,7 +2212,7 @@
       </w:pPr>
       <w:r>
         <w:rPr/>
-        <w:t>Academic contribution: the project demonstrates practical application of embedded systems, back-end software and other mechanical design theory and automation studied as theory in various academic year.</w:t>
+        <w:t>Academic contribution: the project demonstrates practical application of embedded systems, back-end software and other mechanical design theory and automation studied as theory in various academic year(s).</w:t>
       </w:r>
     </w:p>
     <w:p>
@@ -2257,7 +2269,7 @@
           <w:b w:val="false"/>
           <w:bCs w:val="false"/>
         </w:rPr>
-        <w:t>The system uses a mock database for testing since the live University database is out of scope unless institutional access is granted.</w:t>
+        <w:t>The system intends to use a mock database for testing unless institutional access is granted.</w:t>
       </w:r>
       <w:r>
         <w:br w:type="page"/>
@@ -2305,7 +2317,7 @@
       <w:bookmarkEnd w:id="13"/>
       <w:r>
         <w:rPr/>
-        <w:t>2.1 RELATED TECHNOLOGIES</w:t>
+        <w:t>2.1 RELATED PROJECTS</w:t>
       </w:r>
     </w:p>
     <w:p>
@@ -2347,7 +2359,7 @@
       </w:pPr>
       <w:r>
         <w:rPr/>
-        <w:t>Authentication and security: this is one of critical part of the system that deals with sensitive items. In automated environments, combining multiple verification layers (e.g OTP, biometrics, card scanning) improves security. In ATM systems, work on authentication explores multi-factor approaches, integrating OTPs with biometric factors to reduce unauthorized access risk (Kibaya, Lubobya, 2024).</w:t>
+        <w:t>Authentication and security: this is one of the most critical part of the system that deals with sensitive items. In automated environments, combining multiple verification layers (e.g OTP, biometrics, card scanning) improves security. In ATM systems, work on authentication explores multi-factor approaches, integrating OTPs with biometric factors to reduce unauthorized access risk (Kibaya, Lubobya, 2024).</w:t>
       </w:r>
     </w:p>
     <w:p>
@@ -2374,7 +2386,7 @@
       </w:pPr>
       <w:r>
         <w:rPr/>
-        <w:t>From the related projects, the proposed system aims to cover the gap that despite an extensive research on vending and kiosk systems, limited work addresses secure automated distribution of pre-printed identification cards particularly in University environments.</w:t>
+        <w:t>From the related projects, the proposed system aims to cover the gap that despite an extensive research on vending and kiosk systems, limited number of projects addresses secure low-cost automated distribution of pre-printed identification cards particularly in University environments.</w:t>
       </w:r>
       <w:r>
         <w:br w:type="page"/>
@@ -2448,12 +2460,15 @@
     <w:p>
       <w:pPr>
         <w:pStyle w:val="BodyText"/>
-        <w:rPr/>
-      </w:pPr>
-      <w:r>
-        <w:rPr/>
+        <w:jc w:val="center"/>
+        <w:rPr>
+          <w:i/>
+          <w:iCs/>
+        </w:rPr>
+      </w:pPr>
+      <w:r>
         <w:drawing>
-          <wp:anchor behindDoc="0" distT="0" distB="0" distL="0" distR="0" simplePos="0" locked="0" layoutInCell="0" allowOverlap="1" relativeHeight="3">
+          <wp:anchor behindDoc="0" distT="0" distB="0" distL="0" distR="0" simplePos="0" locked="0" layoutInCell="0" allowOverlap="1" relativeHeight="5">
             <wp:simplePos x="0" y="0"/>
             <wp:positionH relativeFrom="column">
               <wp:align>center</wp:align>
@@ -2461,9 +2476,9 @@
             <wp:positionV relativeFrom="paragraph">
               <wp:posOffset>635</wp:posOffset>
             </wp:positionV>
-            <wp:extent cx="5617845" cy="4488180"/>
+            <wp:extent cx="4326255" cy="4704715"/>
             <wp:effectExtent l="0" t="0" r="0" b="0"/>
-            <wp:wrapSquare wrapText="largest"/>
+            <wp:wrapTopAndBottom/>
             <wp:docPr id="2" name="Image2"/>
             <wp:cNvGraphicFramePr>
               <a:graphicFrameLocks xmlns:a="http://schemas.openxmlformats.org/drawingml/2006/main" noChangeAspect="1"/>
@@ -2486,7 +2501,7 @@
                   <pic:spPr bwMode="auto">
                     <a:xfrm>
                       <a:off x="0" y="0"/>
-                      <a:ext cx="5617845" cy="4488180"/>
+                      <a:ext cx="4326255" cy="4704715"/>
                     </a:xfrm>
                     <a:prstGeom prst="rect">
                       <a:avLst/>
@@ -2499,16 +2514,6 @@
           </wp:anchor>
         </w:drawing>
       </w:r>
-    </w:p>
-    <w:p>
-      <w:pPr>
-        <w:pStyle w:val="BodyText"/>
-        <w:jc w:val="center"/>
-        <w:rPr>
-          <w:i/>
-          <w:iCs/>
-        </w:rPr>
-      </w:pPr>
       <w:r>
         <w:rPr>
           <w:i/>
@@ -2545,7 +2550,7 @@
       </w:pPr>
       <w:r>
         <w:rPr/>
-        <w:t>Preload phase: responsible staff inserts a bunch pre-printed cards into the dispenser, then the machine runs a routine scan and maps each card into a slot index in the dispenser DB. The high-level controller records the mapping with the individual card.</w:t>
+        <w:t>Preload phase: responsible staff inserts a bunch of pre-printed cards into the dispenser, then the machine runs a routine scan and maps each card into a slot index in the dispenser DB. The high-level controller records the mapping with the individual card.</w:t>
       </w:r>
     </w:p>
     <w:p>
@@ -2573,7 +2578,7 @@
       </w:pPr>
       <w:r>
         <w:rPr/>
-        <w:t>Retrieval phase: First, students scan their expired card, and their information is shown on the screen (registration number, name, and degree programme), then an OTP prompt follow,s received from the SMS. Thereafter, the high-level controller validates the OTP and sends the dispense command to the low-level controller to start the card dispensing process. The low-level microcontroller executes the motion to retrieve the card and verifies the card and its presence, and performs ejection while updating and returning the status to the high-level controller. Lastly, the high-level controller logs the transaction to the database as the audit logs.</w:t>
+        <w:t>Retrieval phase: First, students scan their expired card, and their information is shown on the screen (registration number, name, and degree programme), then an OTP prompt follows, as received from the SMS. Thereafter, the high-level controller validates the OTP and sends the dispense command to the low-level controller to start the card dispensing process. The low-level microcontroller executes the motion to retrieve the card and verifies the card and its presence, and performs ejection while updating and returning the status to the high-level controller. Lastly, the high-level controller logs the transaction to the database as the audit logs.</w:t>
       </w:r>
     </w:p>
     <w:p>
@@ -2587,7 +2592,7 @@
       </w:pPr>
       <w:r>
         <w:rPr/>
-        <w:t>Security measures: after 3 invalid attempts for the same registration number within the same session, the system flags that number as locked for amount of time and notifies the system admin. In case of any physical tampering, the system alerts the admin and shuts down until manual admin reset is performed.</w:t>
+        <w:t>Security measures: after 3 invalid attempts for the same registration number within the same session, the system flags that particular number as locked for amount of time, notifies the system admin and returns to the home screen. In addition to that, in case of any physical tampering, the system alerts the admin and shuts down until manual admin reset is performed.</w:t>
       </w:r>
     </w:p>
     <w:p>
@@ -2856,7 +2861,7 @@
       </w:pPr>
       <w:r>
         <w:drawing>
-          <wp:anchor behindDoc="0" distT="0" distB="0" distL="0" distR="0" simplePos="0" locked="0" layoutInCell="0" allowOverlap="1" relativeHeight="4">
+          <wp:anchor behindDoc="0" distT="0" distB="0" distL="0" distR="0" simplePos="0" locked="0" layoutInCell="0" allowOverlap="1" relativeHeight="3">
             <wp:simplePos x="0" y="0"/>
             <wp:positionH relativeFrom="column">
               <wp:posOffset>-4445</wp:posOffset>
@@ -2937,7 +2942,7 @@
       </w:pPr>
       <w:r>
         <w:drawing>
-          <wp:anchor behindDoc="0" distT="0" distB="0" distL="0" distR="0" simplePos="0" locked="0" layoutInCell="0" allowOverlap="1" relativeHeight="5">
+          <wp:anchor behindDoc="0" distT="0" distB="0" distL="0" distR="0" simplePos="0" locked="0" layoutInCell="0" allowOverlap="1" relativeHeight="4">
             <wp:simplePos x="0" y="0"/>
             <wp:positionH relativeFrom="column">
               <wp:align>center</wp:align>
@@ -3020,7 +3025,7 @@
     </w:p>
     <w:tbl>
       <w:tblPr>
-        <w:tblW w:w="5000" w:type="pct"/>
+        <w:tblW w:w="9643" w:type="dxa"/>
         <w:jc w:val="start"/>
         <w:tblInd w:w="-5" w:type="dxa"/>
         <w:tblLayout w:type="fixed"/>
@@ -3032,14 +3037,14 @@
         </w:tblCellMar>
       </w:tblPr>
       <w:tblGrid>
-        <w:gridCol w:w="4819"/>
-        <w:gridCol w:w="4819"/>
+        <w:gridCol w:w="5002"/>
+        <w:gridCol w:w="4641"/>
       </w:tblGrid>
       <w:tr>
         <w:trPr/>
         <w:tc>
           <w:tcPr>
-            <w:tcW w:w="4819" w:type="dxa"/>
+            <w:tcW w:w="5002" w:type="dxa"/>
             <w:tcBorders>
               <w:top w:val="single" w:sz="4" w:space="0" w:color="000000"/>
               <w:start w:val="single" w:sz="4" w:space="0" w:color="000000"/>
@@ -3087,7 +3092,7 @@
         </w:tc>
         <w:tc>
           <w:tcPr>
-            <w:tcW w:w="4819" w:type="dxa"/>
+            <w:tcW w:w="4641" w:type="dxa"/>
             <w:tcBorders>
               <w:top w:val="single" w:sz="4" w:space="0" w:color="000000"/>
               <w:start w:val="single" w:sz="4" w:space="0" w:color="000000"/>
@@ -3130,41 +3135,7 @@
                 <w:szCs w:val="24"/>
                 <w:u w:val="none"/>
               </w:rPr>
-              <w:t>ESTIMATED COST (T</w:t>
-            </w:r>
-            <w:r>
-              <w:rPr>
-                <w:b/>
-                <w:bCs/>
-                <w:i w:val="false"/>
-                <w:iCs w:val="false"/>
-                <w:strike w:val="false"/>
-                <w:dstrike w:val="false"/>
-                <w:outline w:val="false"/>
-                <w:shadow w:val="false"/>
-                <w:color w:val="000000"/>
-                <w:sz w:val="24"/>
-                <w:szCs w:val="24"/>
-                <w:u w:val="none"/>
-              </w:rPr>
-              <w:t>SH</w:t>
-            </w:r>
-            <w:r>
-              <w:rPr>
-                <w:b/>
-                <w:bCs/>
-                <w:i w:val="false"/>
-                <w:iCs w:val="false"/>
-                <w:strike w:val="false"/>
-                <w:dstrike w:val="false"/>
-                <w:outline w:val="false"/>
-                <w:shadow w:val="false"/>
-                <w:color w:val="000000"/>
-                <w:sz w:val="24"/>
-                <w:szCs w:val="24"/>
-                <w:u w:val="none"/>
-              </w:rPr>
-              <w:t>)</w:t>
+              <w:t>ESTIMATED COST (Tsh)</w:t>
             </w:r>
           </w:p>
         </w:tc>
@@ -3173,7 +3144,7 @@
         <w:trPr/>
         <w:tc>
           <w:tcPr>
-            <w:tcW w:w="4819" w:type="dxa"/>
+            <w:tcW w:w="5002" w:type="dxa"/>
             <w:tcBorders>
               <w:start w:val="single" w:sz="4" w:space="0" w:color="000000"/>
               <w:bottom w:val="single" w:sz="4" w:space="0" w:color="000000"/>
@@ -3220,7 +3191,7 @@
         </w:tc>
         <w:tc>
           <w:tcPr>
-            <w:tcW w:w="4819" w:type="dxa"/>
+            <w:tcW w:w="4641" w:type="dxa"/>
             <w:tcBorders>
               <w:start w:val="single" w:sz="4" w:space="0" w:color="000000"/>
               <w:bottom w:val="single" w:sz="4" w:space="0" w:color="000000"/>
@@ -3271,7 +3242,7 @@
         <w:trPr/>
         <w:tc>
           <w:tcPr>
-            <w:tcW w:w="4819" w:type="dxa"/>
+            <w:tcW w:w="5002" w:type="dxa"/>
             <w:tcBorders>
               <w:start w:val="single" w:sz="4" w:space="0" w:color="000000"/>
               <w:bottom w:val="single" w:sz="4" w:space="0" w:color="000000"/>
@@ -3312,13 +3283,13 @@
                 <w:szCs w:val="24"/>
                 <w:u w:val="none"/>
               </w:rPr>
-              <w:t>Low-level controller</w:t>
+              <w:t>Low-level controller (STM32 or Arduino Due)</w:t>
             </w:r>
           </w:p>
         </w:tc>
         <w:tc>
           <w:tcPr>
-            <w:tcW w:w="4819" w:type="dxa"/>
+            <w:tcW w:w="4641" w:type="dxa"/>
             <w:tcBorders>
               <w:start w:val="single" w:sz="4" w:space="0" w:color="000000"/>
               <w:bottom w:val="single" w:sz="4" w:space="0" w:color="000000"/>
@@ -3369,7 +3340,7 @@
         <w:trPr/>
         <w:tc>
           <w:tcPr>
-            <w:tcW w:w="4819" w:type="dxa"/>
+            <w:tcW w:w="5002" w:type="dxa"/>
             <w:tcBorders>
               <w:start w:val="single" w:sz="4" w:space="0" w:color="000000"/>
               <w:bottom w:val="single" w:sz="4" w:space="0" w:color="000000"/>
@@ -3416,7 +3387,7 @@
         </w:tc>
         <w:tc>
           <w:tcPr>
-            <w:tcW w:w="4819" w:type="dxa"/>
+            <w:tcW w:w="4641" w:type="dxa"/>
             <w:tcBorders>
               <w:start w:val="single" w:sz="4" w:space="0" w:color="000000"/>
               <w:bottom w:val="single" w:sz="4" w:space="0" w:color="000000"/>
@@ -3467,7 +3438,7 @@
         <w:trPr/>
         <w:tc>
           <w:tcPr>
-            <w:tcW w:w="4819" w:type="dxa"/>
+            <w:tcW w:w="5002" w:type="dxa"/>
             <w:tcBorders>
               <w:start w:val="single" w:sz="4" w:space="0" w:color="000000"/>
               <w:bottom w:val="single" w:sz="4" w:space="0" w:color="000000"/>
@@ -3514,7 +3485,7 @@
         </w:tc>
         <w:tc>
           <w:tcPr>
-            <w:tcW w:w="4819" w:type="dxa"/>
+            <w:tcW w:w="4641" w:type="dxa"/>
             <w:tcBorders>
               <w:start w:val="single" w:sz="4" w:space="0" w:color="000000"/>
               <w:bottom w:val="single" w:sz="4" w:space="0" w:color="000000"/>
@@ -3556,7 +3527,7 @@
                 <w:szCs w:val="24"/>
                 <w:u w:val="none"/>
               </w:rPr>
-              <w:t>15,000</w:t>
+              <w:t>5,000</w:t>
             </w:r>
           </w:p>
         </w:tc>
@@ -3565,7 +3536,7 @@
         <w:trPr/>
         <w:tc>
           <w:tcPr>
-            <w:tcW w:w="4819" w:type="dxa"/>
+            <w:tcW w:w="5002" w:type="dxa"/>
             <w:tcBorders>
               <w:start w:val="single" w:sz="4" w:space="0" w:color="000000"/>
               <w:bottom w:val="single" w:sz="4" w:space="0" w:color="000000"/>
@@ -3612,7 +3583,7 @@
         </w:tc>
         <w:tc>
           <w:tcPr>
-            <w:tcW w:w="4819" w:type="dxa"/>
+            <w:tcW w:w="4641" w:type="dxa"/>
             <w:tcBorders>
               <w:start w:val="single" w:sz="4" w:space="0" w:color="000000"/>
               <w:bottom w:val="single" w:sz="4" w:space="0" w:color="000000"/>
@@ -3663,7 +3634,7 @@
         <w:trPr/>
         <w:tc>
           <w:tcPr>
-            <w:tcW w:w="4819" w:type="dxa"/>
+            <w:tcW w:w="5002" w:type="dxa"/>
             <w:tcBorders>
               <w:start w:val="single" w:sz="4" w:space="0" w:color="000000"/>
               <w:bottom w:val="single" w:sz="4" w:space="0" w:color="000000"/>
@@ -3704,13 +3675,13 @@
                 <w:szCs w:val="24"/>
                 <w:u w:val="none"/>
               </w:rPr>
-              <w:t>Actuators (motors, mechanical parts)</w:t>
+              <w:t>Enclosure (mechanical parts)</w:t>
             </w:r>
           </w:p>
         </w:tc>
         <w:tc>
           <w:tcPr>
-            <w:tcW w:w="4819" w:type="dxa"/>
+            <w:tcW w:w="4641" w:type="dxa"/>
             <w:tcBorders>
               <w:start w:val="single" w:sz="4" w:space="0" w:color="000000"/>
               <w:bottom w:val="single" w:sz="4" w:space="0" w:color="000000"/>
@@ -3752,24 +3723,7 @@
                 <w:szCs w:val="24"/>
                 <w:u w:val="none"/>
               </w:rPr>
-              <w:t>5</w:t>
-            </w:r>
-            <w:r>
-              <w:rPr>
-                <w:b w:val="false"/>
-                <w:bCs w:val="false"/>
-                <w:i w:val="false"/>
-                <w:iCs w:val="false"/>
-                <w:strike w:val="false"/>
-                <w:dstrike w:val="false"/>
-                <w:outline w:val="false"/>
-                <w:shadow w:val="false"/>
-                <w:color w:val="000000"/>
-                <w:sz w:val="24"/>
-                <w:szCs w:val="24"/>
-                <w:u w:val="none"/>
-              </w:rPr>
-              <w:t>0,000</w:t>
+              <w:t>50,000</w:t>
             </w:r>
           </w:p>
         </w:tc>
@@ -3778,7 +3732,7 @@
         <w:trPr/>
         <w:tc>
           <w:tcPr>
-            <w:tcW w:w="4819" w:type="dxa"/>
+            <w:tcW w:w="5002" w:type="dxa"/>
             <w:tcBorders>
               <w:start w:val="single" w:sz="4" w:space="0" w:color="000000"/>
               <w:bottom w:val="single" w:sz="4" w:space="0" w:color="000000"/>
@@ -3819,13 +3773,13 @@
                 <w:szCs w:val="24"/>
                 <w:u w:val="none"/>
               </w:rPr>
-              <w:t>Sensors (limit switches, optical)</w:t>
+              <w:t>Sensors (limit switches, IR sensor, Stepper motor)</w:t>
             </w:r>
           </w:p>
         </w:tc>
         <w:tc>
           <w:tcPr>
-            <w:tcW w:w="4819" w:type="dxa"/>
+            <w:tcW w:w="4641" w:type="dxa"/>
             <w:tcBorders>
               <w:start w:val="single" w:sz="4" w:space="0" w:color="000000"/>
               <w:bottom w:val="single" w:sz="4" w:space="0" w:color="000000"/>
@@ -3867,24 +3821,7 @@
                 <w:szCs w:val="24"/>
                 <w:u w:val="none"/>
               </w:rPr>
-              <w:t>3</w:t>
-            </w:r>
-            <w:r>
-              <w:rPr>
-                <w:b w:val="false"/>
-                <w:bCs w:val="false"/>
-                <w:i w:val="false"/>
-                <w:iCs w:val="false"/>
-                <w:strike w:val="false"/>
-                <w:dstrike w:val="false"/>
-                <w:outline w:val="false"/>
-                <w:shadow w:val="false"/>
-                <w:color w:val="000000"/>
-                <w:sz w:val="24"/>
-                <w:szCs w:val="24"/>
-                <w:u w:val="none"/>
-              </w:rPr>
-              <w:t>0,000</w:t>
+              <w:t>59,200</w:t>
             </w:r>
           </w:p>
         </w:tc>
@@ -3893,7 +3830,7 @@
         <w:trPr/>
         <w:tc>
           <w:tcPr>
-            <w:tcW w:w="4819" w:type="dxa"/>
+            <w:tcW w:w="5002" w:type="dxa"/>
             <w:tcBorders>
               <w:start w:val="single" w:sz="4" w:space="0" w:color="000000"/>
               <w:bottom w:val="single" w:sz="4" w:space="0" w:color="000000"/>
@@ -3940,7 +3877,7 @@
         </w:tc>
         <w:tc>
           <w:tcPr>
-            <w:tcW w:w="4819" w:type="dxa"/>
+            <w:tcW w:w="4641" w:type="dxa"/>
             <w:tcBorders>
               <w:start w:val="single" w:sz="4" w:space="0" w:color="000000"/>
               <w:bottom w:val="single" w:sz="4" w:space="0" w:color="000000"/>
@@ -3991,7 +3928,7 @@
         <w:trPr/>
         <w:tc>
           <w:tcPr>
-            <w:tcW w:w="4819" w:type="dxa"/>
+            <w:tcW w:w="5002" w:type="dxa"/>
             <w:tcBorders>
               <w:start w:val="single" w:sz="4" w:space="0" w:color="000000"/>
               <w:bottom w:val="single" w:sz="4" w:space="0" w:color="000000"/>
@@ -4038,7 +3975,7 @@
         </w:tc>
         <w:tc>
           <w:tcPr>
-            <w:tcW w:w="4819" w:type="dxa"/>
+            <w:tcW w:w="4641" w:type="dxa"/>
             <w:tcBorders>
               <w:start w:val="single" w:sz="4" w:space="0" w:color="000000"/>
               <w:bottom w:val="single" w:sz="4" w:space="0" w:color="000000"/>
@@ -4080,7 +4017,7 @@
                 <w:szCs w:val="24"/>
                 <w:u w:val="none"/>
               </w:rPr>
-              <w:t>450,000</w:t>
+              <w:t>469,200</w:t>
             </w:r>
           </w:p>
         </w:tc>
